--- a/tools/aubreylaw-docgeneration/templates/design-summary-worksheet-separate.docx
+++ b/tools/aubreylaw-docgeneration/templates/design-summary-worksheet-separate.docx
@@ -1025,7 +1025,7 @@
           <w:rFonts w:ascii="Segoe UI Symbol" w:hAnsi="Segoe UI Symbol" w:cs="Segoe UI Symbol"/>
           <w:sz w:val="20"/>
         </w:rPr>
-        <w:t xml:space="preserve">{% if planning.include_simple_will %}☒{% else %}☐{% endif %}</w:t>
+        <w:t xml:space="preserve">{% if will.title == 'last_will' %}☒{% else %}☐{% endif %}</w:t>
       </w:r>
       <w:r>
         <w:rPr>
@@ -1058,7 +1058,7 @@
           <w:rFonts w:ascii="Segoe UI Symbol" w:hAnsi="Segoe UI Symbol" w:cs="Segoe UI Symbol"/>
           <w:sz w:val="20"/>
         </w:rPr>
-        <w:t xml:space="preserve">{% if planning.include_pour_over_will %}☒{% else %}☐{% endif %}</w:t>
+        <w:t xml:space="preserve">{% if will.title == 'pour_over_will' %}☒{% else %}☐{% endif %}</w:t>
       </w:r>
       <w:r>
         <w:rPr>
@@ -2128,7 +2128,7 @@
           <w:rFonts w:ascii="Segoe UI Symbol" w:hAnsi="Segoe UI Symbol" w:cs="Segoe UI Symbol"/>
           <w:sz w:val="20"/>
         </w:rPr>
-        <w:t xml:space="preserve">☐</w:t>
+        <w:t xml:space="preserve">{% if planning.include_trust_summary %}☒{% else %}☐{% endif %}</w:t>
       </w:r>
       <w:r>
         <w:rPr>
@@ -2203,7 +2203,7 @@
           <w:rFonts w:ascii="Segoe UI Symbol" w:hAnsi="Segoe UI Symbol" w:cs="Segoe UI Symbol"/>
           <w:sz w:val="20"/>
         </w:rPr>
-        <w:t xml:space="preserve">☐</w:t>
+        <w:t xml:space="preserve">{% if planning.include_estate_plan_signing_guide %}☒{% else %}☐{% endif %}</w:t>
       </w:r>
       <w:r>
         <w:rPr>
@@ -2217,7 +2217,7 @@
           <w:rFonts w:ascii="Segoe UI Symbol" w:hAnsi="Segoe UI Symbol" w:cs="Segoe UI Symbol"/>
           <w:sz w:val="20"/>
         </w:rPr>
-        <w:t xml:space="preserve">☐</w:t>
+        <w:t xml:space="preserve">{% if not (planning.include_estate_plan_signing_guide) %}☒{% else %}☐{% endif %}</w:t>
       </w:r>
       <w:r>
         <w:rPr>
@@ -2315,7 +2315,7 @@
           <w:rFonts w:ascii="Segoe UI Symbol" w:hAnsi="Segoe UI Symbol" w:cs="Segoe UI Symbol"/>
           <w:sz w:val="20"/>
         </w:rPr>
-        <w:t xml:space="preserve">☐</w:t>
+        <w:t xml:space="preserve">{% if planning.include_successor_trustee_checklist %}☒{% else %}☐{% endif %}</w:t>
       </w:r>
       <w:r>
         <w:rPr>
@@ -2329,7 +2329,7 @@
           <w:rFonts w:ascii="Segoe UI Symbol" w:hAnsi="Segoe UI Symbol" w:cs="Segoe UI Symbol"/>
           <w:sz w:val="20"/>
         </w:rPr>
-        <w:t xml:space="preserve">☐</w:t>
+        <w:t xml:space="preserve">{% if not (planning.include_successor_trustee_checklist) %}☒{% else %}☐{% endif %}</w:t>
       </w:r>
       <w:r>
         <w:rPr>
@@ -2371,7 +2371,7 @@
           <w:rFonts w:ascii="Segoe UI Symbol" w:hAnsi="Segoe UI Symbol" w:cs="Segoe UI Symbol"/>
           <w:sz w:val="20"/>
         </w:rPr>
-        <w:t xml:space="preserve">☐</w:t>
+        <w:t xml:space="preserve">{% if planning.include_fiduciary_role_guide %}☒{% else %}☐{% endif %}</w:t>
       </w:r>
       <w:r>
         <w:rPr>
@@ -2385,7 +2385,7 @@
           <w:rFonts w:ascii="Segoe UI Symbol" w:hAnsi="Segoe UI Symbol" w:cs="Segoe UI Symbol"/>
           <w:sz w:val="20"/>
         </w:rPr>
-        <w:t xml:space="preserve">☐</w:t>
+        <w:t xml:space="preserve">{% if not (planning.include_fiduciary_role_guide) %}☒{% else %}☐{% endif %}</w:t>
       </w:r>
       <w:r>
         <w:rPr>
@@ -2427,7 +2427,7 @@
           <w:rFonts w:ascii="Segoe UI Symbol" w:hAnsi="Segoe UI Symbol" w:cs="Segoe UI Symbol"/>
           <w:sz w:val="20"/>
         </w:rPr>
-        <w:t xml:space="preserve">☐</w:t>
+        <w:t xml:space="preserve">{% if planning.include_flowchart %}☒{% else %}☐{% endif %}</w:t>
       </w:r>
       <w:r>
         <w:rPr>
@@ -2441,7 +2441,7 @@
           <w:rFonts w:ascii="Segoe UI Symbol" w:hAnsi="Segoe UI Symbol" w:cs="Segoe UI Symbol"/>
           <w:sz w:val="20"/>
         </w:rPr>
-        <w:t xml:space="preserve">☐</w:t>
+        <w:t xml:space="preserve">{% if not (planning.include_flowchart) %}☒{% else %}☐{% endif %}</w:t>
       </w:r>
       <w:r>
         <w:rPr>
@@ -2483,7 +2483,7 @@
           <w:rFonts w:ascii="Segoe UI Symbol" w:hAnsi="Segoe UI Symbol" w:cs="Segoe UI Symbol"/>
           <w:sz w:val="20"/>
         </w:rPr>
-        <w:t xml:space="preserve">{% if has_assets %}☒{% else %}☐{% endif %}</w:t>
+        <w:t xml:space="preserve">{% if planning.include_asset_spreadsheet %}☒{% else %}☐{% endif %}</w:t>
       </w:r>
       <w:r>
         <w:rPr>
@@ -2497,7 +2497,7 @@
           <w:rFonts w:ascii="Segoe UI Symbol" w:hAnsi="Segoe UI Symbol" w:cs="Segoe UI Symbol"/>
           <w:sz w:val="20"/>
         </w:rPr>
-        <w:t xml:space="preserve">{% if not (has_assets) %}☒{% else %}☐{% endif %}</w:t>
+        <w:t xml:space="preserve">{% if not (planning.include_asset_spreadsheet) %}☒{% else %}☐{% endif %}</w:t>
       </w:r>
       <w:r>
         <w:rPr>
@@ -2780,7 +2780,7 @@
           <w:rFonts w:ascii="Segoe UI Symbol" w:hAnsi="Segoe UI Symbol" w:cs="Segoe UI Symbol"/>
           <w:sz w:val="20"/>
         </w:rPr>
-        <w:t xml:space="preserve">☐</w:t>
+        <w:t xml:space="preserve">{% if client.citizenship == 'US Citizen' %}☒{% else %}☐{% endif %}</w:t>
       </w:r>
       <w:r>
         <w:rPr>
@@ -2794,7 +2794,7 @@
           <w:rFonts w:ascii="Segoe UI Symbol" w:hAnsi="Segoe UI Symbol" w:cs="Segoe UI Symbol"/>
           <w:sz w:val="20"/>
         </w:rPr>
-        <w:t xml:space="preserve">☐</w:t>
+        <w:t xml:space="preserve">{% if client.citizenship and client.citizenship != 'US Citizen' %}☒{% else %}☐{% endif %}</w:t>
       </w:r>
       <w:r>
         <w:rPr>
@@ -3274,6 +3274,48 @@
           <w:sz w:val="20"/>
         </w:rPr>
         <w:t xml:space="preserve">{{ client.county | optional }}</w:t>
+      </w:r>
+      <w:r>
+        <w:rPr>
+          <w:rFonts w:ascii="Garamond" w:hAnsi="Garamond"/>
+          <w:sz w:val="20"/>
+        </w:rPr>
+        <w:tab/>
+      </w:r>
+    </w:p>
+    <w:p>
+      <w:pPr>
+        <w:pStyle w:val="Paragraph0"/>
+        <w:tabs>
+          <w:tab w:val="left" w:pos="4536"/>
+          <w:tab w:val="left" w:leader="underscore" w:pos="9360"/>
+        </w:tabs>
+        <w:spacing w:before="40" w:after="40"/>
+        <w:rPr>
+          <w:rFonts w:ascii="Garamond" w:hAnsi="Garamond"/>
+        </w:rPr>
+      </w:pPr>
+      <w:r>
+        <w:rPr>
+          <w:rFonts w:ascii="Garamond" w:hAnsi="Garamond"/>
+          <w:b/>
+          <w:sz w:val="20"/>
+        </w:rPr>
+        <w:t xml:space="preserve">State of Domicile: </w:t>
+      </w:r>
+      <w:r>
+        <w:rPr>
+          <w:rFonts w:ascii="Garamond" w:hAnsi="Garamond"/>
+          <w:sz w:val="20"/>
+        </w:rPr>
+        <w:tab/>
+      </w:r>
+      <w:r>
+        <w:rPr>
+          <w:rFonts w:ascii="Garamond" w:hAnsi="Garamond"/>
+          <w:sz w:val="20"/>
+        </w:rPr>
+        <w:t xml:space="preserve">{{ client.domicile | optional }}</w:t>
       </w:r>
       <w:r>
         <w:rPr>
@@ -3517,7 +3559,7 @@
           <w:rFonts w:ascii="Segoe UI Symbol" w:hAnsi="Segoe UI Symbol" w:cs="Segoe UI Symbol"/>
           <w:sz w:val="20"/>
         </w:rPr>
-        <w:t xml:space="preserve">☐</w:t>
+        <w:t xml:space="preserve">{% if spouse.citizenship == 'US Citizen' %}☒{% else %}☐{% endif %}</w:t>
       </w:r>
       <w:r>
         <w:rPr>
@@ -3531,7 +3573,7 @@
           <w:rFonts w:ascii="Segoe UI Symbol" w:hAnsi="Segoe UI Symbol" w:cs="Segoe UI Symbol"/>
           <w:sz w:val="20"/>
         </w:rPr>
-        <w:t xml:space="preserve">☐</w:t>
+        <w:t xml:space="preserve">{% if spouse.citizenship and spouse.citizenship != 'US Citizen' %}☒{% else %}☐{% endif %}</w:t>
       </w:r>
       <w:r>
         <w:rPr>
@@ -8341,7 +8383,7 @@
           <w:b/>
           <w:sz w:val="20"/>
         </w:rPr>
-        <w:t xml:space="preserve">Specific Gifts</w:t>
+        <w:t xml:space="preserve">Additional Beneficiaries</w:t>
       </w:r>
     </w:p>
     <w:p>
@@ -8358,7 +8400,7 @@
           <w:rFonts w:ascii="Garamond" w:hAnsi="Garamond"/>
           <w:color w:val="666666"/>
         </w:rPr>
-        <w:t xml:space="preserve">Gifts of cash or particular property, and who receives each one.</w:t>
+        <w:t xml:space="preserve">People, groups, and charities named beyond the immediate family.</w:t>
       </w:r>
     </w:p>
     <w:tbl>
@@ -8391,6 +8433,282 @@
                 <w:b/>
                 <w:sz w:val="20"/>
               </w:rPr>
+              <w:t xml:space="preserve">Name</w:t>
+            </w:r>
+          </w:p>
+        </w:tc>
+        <w:tc>
+          <w:tcPr>
+            <w:tcW w:w="3116" w:type="dxa"/>
+          </w:tcPr>
+          <w:p>
+            <w:pPr>
+              <w:pStyle w:val="TableParagraph"/>
+              <w:keepNext/>
+              <w:rPr>
+                <w:rFonts w:ascii="Garamond" w:hAnsi="Garamond"/>
+              </w:rPr>
+            </w:pPr>
+            <w:r>
+              <w:rPr>
+                <w:rFonts w:ascii="Garamond" w:hAnsi="Garamond"/>
+                <w:b/>
+                <w:sz w:val="20"/>
+              </w:rPr>
+              <w:t xml:space="preserve">Type</w:t>
+            </w:r>
+          </w:p>
+        </w:tc>
+        <w:tc>
+          <w:tcPr>
+            <w:tcW w:w="3116" w:type="dxa"/>
+          </w:tcPr>
+          <w:p>
+            <w:pPr>
+              <w:pStyle w:val="TableParagraph"/>
+              <w:keepNext/>
+              <w:rPr>
+                <w:rFonts w:ascii="Garamond" w:hAnsi="Garamond"/>
+              </w:rPr>
+            </w:pPr>
+            <w:r>
+              <w:rPr>
+                <w:rFonts w:ascii="Garamond" w:hAnsi="Garamond"/>
+                <w:b/>
+                <w:sz w:val="20"/>
+              </w:rPr>
+              <w:t xml:space="preserve">Relationship</w:t>
+            </w:r>
+          </w:p>
+        </w:tc>
+      </w:tr>
+      <w:tr>
+        <w:tc>
+          <w:tcPr>
+            <w:tcW w:w="3116" w:type="dxa"/>
+          </w:tcPr>
+          <w:p>
+            <w:pPr>
+              <w:pStyle w:val="TableParagraph"/>
+              <w:rPr>
+                <w:rFonts w:ascii="Garamond" w:hAnsi="Garamond"/>
+              </w:rPr>
+            </w:pPr>
+            <w:r>
+              <w:rPr>
+                <w:rFonts w:ascii="Garamond" w:hAnsi="Garamond"/>
+                <w:sz w:val="20"/>
+              </w:rPr>
+              <w:t xml:space="preserve">{%tr for beneficiary in family.additional_beneficiaries %}</w:t>
+            </w:r>
+          </w:p>
+        </w:tc>
+        <w:tc>
+          <w:tcPr>
+            <w:tcW w:w="3116" w:type="dxa"/>
+          </w:tcPr>
+          <w:p>
+            <w:pPr>
+              <w:pStyle w:val="TableParagraph"/>
+              <w:rPr>
+                <w:rFonts w:ascii="Garamond" w:hAnsi="Garamond"/>
+              </w:rPr>
+            </w:pPr>
+          </w:p>
+        </w:tc>
+        <w:tc>
+          <w:tcPr>
+            <w:tcW w:w="3116" w:type="dxa"/>
+          </w:tcPr>
+          <w:p>
+            <w:pPr>
+              <w:pStyle w:val="TableParagraph"/>
+              <w:rPr>
+                <w:rFonts w:ascii="Garamond" w:hAnsi="Garamond"/>
+              </w:rPr>
+            </w:pPr>
+          </w:p>
+        </w:tc>
+      </w:tr>
+      <w:tr>
+        <w:tc>
+          <w:tcPr>
+            <w:tcW w:w="3116" w:type="dxa"/>
+          </w:tcPr>
+          <w:p>
+            <w:pPr>
+              <w:pStyle w:val="TableParagraph"/>
+              <w:spacing w:before="120" w:after="120"/>
+              <w:rPr>
+                <w:rFonts w:ascii="Garamond" w:hAnsi="Garamond"/>
+              </w:rPr>
+            </w:pPr>
+            <w:r>
+              <w:rPr>
+                <w:rFonts w:ascii="Garamond" w:hAnsi="Garamond"/>
+                <w:sz w:val="20"/>
+              </w:rPr>
+              <w:t xml:space="preserve">{{ beneficiary.full_name }}</w:t>
+            </w:r>
+          </w:p>
+        </w:tc>
+        <w:tc>
+          <w:tcPr>
+            <w:tcW w:w="3116" w:type="dxa"/>
+          </w:tcPr>
+          <w:p>
+            <w:pPr>
+              <w:pStyle w:val="TableParagraph"/>
+              <w:spacing w:before="120" w:after="120"/>
+              <w:rPr>
+                <w:rFonts w:ascii="Garamond" w:hAnsi="Garamond"/>
+              </w:rPr>
+            </w:pPr>
+            <w:r>
+              <w:rPr>
+                <w:rFonts w:ascii="Garamond" w:hAnsi="Garamond"/>
+                <w:sz w:val="20"/>
+              </w:rPr>
+              <w:t xml:space="preserve">{{ beneficiary.kind | optional }}</w:t>
+            </w:r>
+          </w:p>
+        </w:tc>
+        <w:tc>
+          <w:tcPr>
+            <w:tcW w:w="3116" w:type="dxa"/>
+          </w:tcPr>
+          <w:p>
+            <w:pPr>
+              <w:pStyle w:val="TableParagraph"/>
+              <w:spacing w:before="120" w:after="120"/>
+              <w:rPr>
+                <w:rFonts w:ascii="Garamond" w:hAnsi="Garamond"/>
+              </w:rPr>
+            </w:pPr>
+            <w:r>
+              <w:rPr>
+                <w:rFonts w:ascii="Garamond" w:hAnsi="Garamond"/>
+                <w:sz w:val="20"/>
+              </w:rPr>
+              <w:t xml:space="preserve">{{ beneficiary.relationship | optional }}</w:t>
+            </w:r>
+          </w:p>
+        </w:tc>
+      </w:tr>
+      <w:tr>
+        <w:tc>
+          <w:tcPr>
+            <w:tcW w:w="3116" w:type="dxa"/>
+          </w:tcPr>
+          <w:p>
+            <w:pPr>
+              <w:pStyle w:val="TableParagraph"/>
+              <w:rPr>
+                <w:rFonts w:ascii="Garamond" w:hAnsi="Garamond"/>
+              </w:rPr>
+            </w:pPr>
+            <w:r>
+              <w:rPr>
+                <w:rFonts w:ascii="Garamond" w:hAnsi="Garamond"/>
+                <w:sz w:val="20"/>
+              </w:rPr>
+              <w:t xml:space="preserve">{%tr endfor %}</w:t>
+            </w:r>
+          </w:p>
+        </w:tc>
+        <w:tc>
+          <w:tcPr>
+            <w:tcW w:w="3116" w:type="dxa"/>
+          </w:tcPr>
+          <w:p>
+            <w:pPr>
+              <w:pStyle w:val="TableParagraph"/>
+              <w:rPr>
+                <w:rFonts w:ascii="Garamond" w:hAnsi="Garamond"/>
+              </w:rPr>
+            </w:pPr>
+          </w:p>
+        </w:tc>
+        <w:tc>
+          <w:tcPr>
+            <w:tcW w:w="3116" w:type="dxa"/>
+          </w:tcPr>
+          <w:p>
+            <w:pPr>
+              <w:pStyle w:val="TableParagraph"/>
+              <w:rPr>
+                <w:rFonts w:ascii="Garamond" w:hAnsi="Garamond"/>
+              </w:rPr>
+            </w:pPr>
+          </w:p>
+        </w:tc>
+      </w:tr>
+    </w:tbl>
+    <w:p>
+      <w:pPr>
+        <w:pStyle w:val="Paragraph0"/>
+        <w:keepNext/>
+        <w:spacing w:before="40"/>
+        <w:rPr>
+          <w:rFonts w:ascii="Garamond" w:hAnsi="Garamond"/>
+        </w:rPr>
+      </w:pPr>
+      <w:r>
+        <w:rPr>
+          <w:rFonts w:ascii="Garamond" w:hAnsi="Garamond"/>
+          <w:b/>
+          <w:sz w:val="20"/>
+        </w:rPr>
+        <w:t xml:space="preserve">Specific Gifts</w:t>
+      </w:r>
+    </w:p>
+    <w:p>
+      <w:pPr>
+        <w:pStyle w:val="Small"/>
+        <w:keepNext/>
+        <w:spacing w:before="0" w:after="40"/>
+        <w:rPr>
+          <w:rFonts w:ascii="Garamond" w:hAnsi="Garamond"/>
+        </w:rPr>
+      </w:pPr>
+      <w:r>
+        <w:rPr>
+          <w:rFonts w:ascii="Garamond" w:hAnsi="Garamond"/>
+          <w:color w:val="666666"/>
+        </w:rPr>
+        <w:t xml:space="preserve">Gifts of cash or particular property, and who receives each one.</w:t>
+      </w:r>
+    </w:p>
+    <w:tbl>
+      <w:tblPr>
+        <w:tblStyle w:val="TableGrid"/>
+        <w:tblW w:w="0" w:type="auto"/>
+        <w:tblLook w:val="04A0" w:firstRow="1" w:lastRow="0" w:firstColumn="1" w:lastColumn="0" w:noHBand="0" w:noVBand="1"/>
+      </w:tblPr>
+      <w:tblGrid>
+        <w:gridCol w:w="3116"/>
+        <w:gridCol w:w="3116"/>
+        <w:gridCol w:w="3116"/>
+      </w:tblGrid>
+      <w:tr>
+        <w:tc>
+          <w:tcPr>
+            <w:tcW w:w="3116" w:type="dxa"/>
+          </w:tcPr>
+          <w:p>
+            <w:pPr>
+              <w:pStyle w:val="TableParagraph"/>
+              <w:keepNext/>
+              <w:rPr>
+                <w:rFonts w:ascii="Garamond" w:hAnsi="Garamond"/>
+              </w:rPr>
+            </w:pPr>
+            <w:r>
+              <w:rPr>
+                <w:rFonts w:ascii="Garamond" w:hAnsi="Garamond"/>
+                <w:b/>
+                <w:sz w:val="20"/>
+              </w:rPr>
               <w:t xml:space="preserve">Recipient</w:t>
             </w:r>
           </w:p>
@@ -10537,7 +10855,7 @@
           <w:rFonts w:ascii="Segoe UI Symbol" w:hAnsi="Segoe UI Symbol" w:cs="Segoe UI Symbol"/>
           <w:sz w:val="20"/>
         </w:rPr>
-        <w:t xml:space="preserve">☐</w:t>
+        <w:t xml:space="preserve">{% if trust.provisions.include_marital_deduction_savings_language %}☒{% else %}☐{% endif %}</w:t>
       </w:r>
       <w:r>
         <w:rPr>
@@ -10551,7 +10869,7 @@
           <w:rFonts w:ascii="Segoe UI Symbol" w:hAnsi="Segoe UI Symbol" w:cs="Segoe UI Symbol"/>
           <w:sz w:val="20"/>
         </w:rPr>
-        <w:t xml:space="preserve">☐</w:t>
+        <w:t xml:space="preserve">{% if not (trust.provisions.include_marital_deduction_savings_language) %}☒{% else %}☐{% endif %}</w:t>
       </w:r>
       <w:r>
         <w:rPr>
@@ -18052,7 +18370,7 @@
                 <w:b/>
                 <w:sz w:val="20"/>
               </w:rPr>
-              <w:t xml:space="preserve">Category</w:t>
+              <w:t xml:space="preserve">Ownership</w:t>
             </w:r>
           </w:p>
         </w:tc>
@@ -18074,7 +18392,7 @@
                 <w:b/>
                 <w:sz w:val="20"/>
               </w:rPr>
-              <w:t xml:space="preserve">Institution</w:t>
+              <w:t xml:space="preserve">Transfer To</w:t>
             </w:r>
           </w:p>
         </w:tc>
@@ -18200,7 +18518,7 @@
                 <w:rFonts w:ascii="Garamond" w:hAnsi="Garamond"/>
                 <w:sz w:val="20"/>
               </w:rPr>
-              <w:t xml:space="preserve">{{ asset.category_label | optional }}</w:t>
+              <w:t xml:space="preserve">{{ asset.owner | optional }}</w:t>
             </w:r>
           </w:p>
         </w:tc>
@@ -18221,7 +18539,7 @@
                 <w:rFonts w:ascii="Garamond" w:hAnsi="Garamond"/>
                 <w:sz w:val="20"/>
               </w:rPr>
-              <w:t xml:space="preserve">{{ asset.institution | optional }}</w:t>
+              <w:t xml:space="preserve">{{ asset.target_owner | optional }}</w:t>
             </w:r>
           </w:p>
         </w:tc>
@@ -31261,6 +31579,90 @@
           <w:sz w:val="20"/>
         </w:rPr>
         <w:t xml:space="preserve"> No</w:t>
+      </w:r>
+    </w:p>
+    <w:p>
+      <w:pPr>
+        <w:pStyle w:val="Paragraph0"/>
+        <w:keepNext/>
+        <w:spacing w:before="40"/>
+        <w:rPr>
+          <w:rFonts w:ascii="Garamond" w:hAnsi="Garamond"/>
+        </w:rPr>
+      </w:pPr>
+      <w:r>
+        <w:rPr>
+          <w:rFonts w:ascii="Garamond" w:hAnsi="Garamond"/>
+          <w:b/>
+          <w:sz w:val="20"/>
+        </w:rPr>
+        <w:t xml:space="preserve">How will the plan be executed?</w:t>
+      </w:r>
+    </w:p>
+    <w:p>
+      <w:pPr>
+        <w:pStyle w:val="TableParagraph"/>
+        <w:tabs>
+          <w:tab w:val="left" w:pos="4536"/>
+        </w:tabs>
+        <w:ind w:left="4536" w:hanging="4536"/>
+        <w:rPr>
+          <w:rFonts w:ascii="Garamond" w:hAnsi="Garamond"/>
+        </w:rPr>
+      </w:pPr>
+      <w:r>
+        <w:rPr>
+          <w:rFonts w:ascii="Garamond" w:hAnsi="Garamond"/>
+          <w:sz w:val="20"/>
+        </w:rPr>
+        <w:tab/>
+      </w:r>
+      <w:r>
+        <w:rPr>
+          <w:rFonts w:ascii="Segoe UI Symbol" w:hAnsi="Segoe UI Symbol" w:cs="Segoe UI Symbol"/>
+          <w:sz w:val="20"/>
+        </w:rPr>
+        <w:t xml:space="preserve">{% if execution.signing_type == 'attorney_supervised' %}☒{% else %}☐{% endif %}</w:t>
+      </w:r>
+      <w:r>
+        <w:rPr>
+          <w:rFonts w:ascii="Garamond" w:hAnsi="Garamond"/>
+          <w:sz w:val="20"/>
+        </w:rPr>
+        <w:t xml:space="preserve"> Attorney supervised</w:t>
+      </w:r>
+    </w:p>
+    <w:p>
+      <w:pPr>
+        <w:pStyle w:val="TableParagraph"/>
+        <w:tabs>
+          <w:tab w:val="left" w:pos="4536"/>
+        </w:tabs>
+        <w:ind w:left="4536" w:hanging="4536"/>
+        <w:rPr>
+          <w:rFonts w:ascii="Garamond" w:hAnsi="Garamond"/>
+        </w:rPr>
+      </w:pPr>
+      <w:r>
+        <w:rPr>
+          <w:rFonts w:ascii="Garamond" w:hAnsi="Garamond"/>
+          <w:sz w:val="20"/>
+        </w:rPr>
+        <w:tab/>
+      </w:r>
+      <w:r>
+        <w:rPr>
+          <w:rFonts w:ascii="Segoe UI Symbol" w:hAnsi="Segoe UI Symbol" w:cs="Segoe UI Symbol"/>
+          <w:sz w:val="20"/>
+        </w:rPr>
+        <w:t xml:space="preserve">{% if execution.signing_type == 'independent_client' %}☒{% else %}☐{% endif %}</w:t>
+      </w:r>
+      <w:r>
+        <w:rPr>
+          <w:rFonts w:ascii="Garamond" w:hAnsi="Garamond"/>
+          <w:sz w:val="20"/>
+        </w:rPr>
+        <w:t xml:space="preserve"> Independent client</w:t>
       </w:r>
     </w:p>
     <w:p>

--- a/tools/aubreylaw-docgeneration/templates/design-summary-worksheet-separate.docx
+++ b/tools/aubreylaw-docgeneration/templates/design-summary-worksheet-separate.docx
@@ -9463,7 +9463,7 @@
           <w:rFonts w:ascii="Segoe UI Symbol" w:hAnsi="Segoe UI Symbol" w:cs="Segoe UI Symbol"/>
           <w:sz w:val="20"/>
         </w:rPr>
-        <w:t xml:space="preserve">☐</w:t>
+        <w:t xml:space="preserve">{% if trust.provisions.require_trustee_bond %}☒{% else %}☐{% endif %}</w:t>
       </w:r>
       <w:r>
         <w:rPr>
@@ -9477,7 +9477,7 @@
           <w:rFonts w:ascii="Segoe UI Symbol" w:hAnsi="Segoe UI Symbol" w:cs="Segoe UI Symbol"/>
           <w:sz w:val="20"/>
         </w:rPr>
-        <w:t xml:space="preserve">☐</w:t>
+        <w:t xml:space="preserve">{% if not (trust.provisions.require_trustee_bond) %}☒{% else %}☐{% endif %}</w:t>
       </w:r>
       <w:r>
         <w:rPr>
@@ -9519,7 +9519,7 @@
           <w:rFonts w:ascii="Segoe UI Symbol" w:hAnsi="Segoe UI Symbol" w:cs="Segoe UI Symbol"/>
           <w:sz w:val="20"/>
         </w:rPr>
-        <w:t xml:space="preserve">☐</w:t>
+        <w:t xml:space="preserve">{% if trust.provisions.limit_duty_to_account %}☒{% else %}☐{% endif %}</w:t>
       </w:r>
       <w:r>
         <w:rPr>
@@ -9533,7 +9533,7 @@
           <w:rFonts w:ascii="Segoe UI Symbol" w:hAnsi="Segoe UI Symbol" w:cs="Segoe UI Symbol"/>
           <w:sz w:val="20"/>
         </w:rPr>
-        <w:t xml:space="preserve">☐</w:t>
+        <w:t xml:space="preserve">{% if not (trust.provisions.limit_duty_to_account) %}☒{% else %}☐{% endif %}</w:t>
       </w:r>
       <w:r>
         <w:rPr>
@@ -9764,7 +9764,7 @@
           <w:rFonts w:ascii="Segoe UI Symbol" w:hAnsi="Segoe UI Symbol" w:cs="Segoe UI Symbol"/>
           <w:sz w:val="20"/>
         </w:rPr>
-        <w:t xml:space="preserve">☐</w:t>
+        <w:t xml:space="preserve">{% if trust.provisions.include_reverse_mortgage_clause %}☒{% else %}☐{% endif %}</w:t>
       </w:r>
       <w:r>
         <w:rPr>
@@ -9778,7 +9778,7 @@
           <w:rFonts w:ascii="Segoe UI Symbol" w:hAnsi="Segoe UI Symbol" w:cs="Segoe UI Symbol"/>
           <w:sz w:val="20"/>
         </w:rPr>
-        <w:t xml:space="preserve">☐</w:t>
+        <w:t xml:space="preserve">{% if not (trust.provisions.include_reverse_mortgage_clause) %}☒{% else %}☐{% endif %}</w:t>
       </w:r>
       <w:r>
         <w:rPr>
@@ -9820,7 +9820,7 @@
           <w:rFonts w:ascii="Segoe UI Symbol" w:hAnsi="Segoe UI Symbol" w:cs="Segoe UI Symbol"/>
           <w:sz w:val="20"/>
         </w:rPr>
-        <w:t xml:space="preserve">☐</w:t>
+        <w:t xml:space="preserve">{% if trust.provisions.include_firearms_provisions %}☒{% else %}☐{% endif %}</w:t>
       </w:r>
       <w:r>
         <w:rPr>
@@ -9834,7 +9834,7 @@
           <w:rFonts w:ascii="Segoe UI Symbol" w:hAnsi="Segoe UI Symbol" w:cs="Segoe UI Symbol"/>
           <w:sz w:val="20"/>
         </w:rPr>
-        <w:t xml:space="preserve">☐</w:t>
+        <w:t xml:space="preserve">{% if not (trust.provisions.include_firearms_provisions) %}☒{% else %}☐{% endif %}</w:t>
       </w:r>
       <w:r>
         <w:rPr>
@@ -10357,7 +10357,7 @@
           <w:rFonts w:ascii="Segoe UI Symbol" w:hAnsi="Segoe UI Symbol" w:cs="Segoe UI Symbol"/>
           <w:sz w:val="20"/>
         </w:rPr>
-        <w:t xml:space="preserve">☐</w:t>
+        <w:t xml:space="preserve">{% if trust.provisions.include_retirement_account_provisions %}☒{% else %}☐{% endif %}</w:t>
       </w:r>
       <w:r>
         <w:rPr>
@@ -10371,7 +10371,7 @@
           <w:rFonts w:ascii="Segoe UI Symbol" w:hAnsi="Segoe UI Symbol" w:cs="Segoe UI Symbol"/>
           <w:sz w:val="20"/>
         </w:rPr>
-        <w:t xml:space="preserve">☐</w:t>
+        <w:t xml:space="preserve">{% if not (trust.provisions.include_retirement_account_provisions) %}☒{% else %}☐{% endif %}</w:t>
       </w:r>
       <w:r>
         <w:rPr>
@@ -10422,7 +10422,7 @@
           <w:rFonts w:ascii="Segoe UI Symbol" w:hAnsi="Segoe UI Symbol" w:cs="Segoe UI Symbol"/>
           <w:sz w:val="20"/>
         </w:rPr>
-        <w:t xml:space="preserve">☐</w:t>
+        <w:t xml:space="preserve">{% if trust.provisions.allow_protector_convert_conduit_trusts %}☒{% else %}☐{% endif %}</w:t>
       </w:r>
       <w:r>
         <w:rPr>
@@ -10436,7 +10436,7 @@
           <w:rFonts w:ascii="Segoe UI Symbol" w:hAnsi="Segoe UI Symbol" w:cs="Segoe UI Symbol"/>
           <w:sz w:val="20"/>
         </w:rPr>
-        <w:t xml:space="preserve">☐</w:t>
+        <w:t xml:space="preserve">{% if not (trust.provisions.allow_protector_convert_conduit_trusts) %}☒{% else %}☐{% endif %}</w:t>
       </w:r>
       <w:r>
         <w:rPr>
@@ -10613,7 +10613,7 @@
           <w:rFonts w:ascii="Segoe UI Symbol" w:hAnsi="Segoe UI Symbol" w:cs="Segoe UI Symbol"/>
           <w:sz w:val="20"/>
         </w:rPr>
-        <w:t xml:space="preserve">☐</w:t>
+        <w:t xml:space="preserve">{% if trust.provisions.allow_direct_distributions_to_young_or_incapacitated %}☒{% else %}☐{% endif %}</w:t>
       </w:r>
       <w:r>
         <w:rPr>
@@ -10627,7 +10627,7 @@
           <w:rFonts w:ascii="Segoe UI Symbol" w:hAnsi="Segoe UI Symbol" w:cs="Segoe UI Symbol"/>
           <w:sz w:val="20"/>
         </w:rPr>
-        <w:t xml:space="preserve">☐</w:t>
+        <w:t xml:space="preserve">{% if not (trust.provisions.allow_direct_distributions_to_young_or_incapacitated) %}☒{% else %}☐{% endif %}</w:t>
       </w:r>
       <w:r>
         <w:rPr>
@@ -10790,7 +10790,7 @@
           <w:rFonts w:ascii="Segoe UI Symbol" w:hAnsi="Segoe UI Symbol" w:cs="Segoe UI Symbol"/>
           <w:sz w:val="20"/>
         </w:rPr>
-        <w:t xml:space="preserve">☐</w:t>
+        <w:t xml:space="preserve">{% if trust.provisions.include_slayer_provision %}☒{% else %}☐{% endif %}</w:t>
       </w:r>
       <w:r>
         <w:rPr>
@@ -10804,7 +10804,7 @@
           <w:rFonts w:ascii="Segoe UI Symbol" w:hAnsi="Segoe UI Symbol" w:cs="Segoe UI Symbol"/>
           <w:sz w:val="20"/>
         </w:rPr>
-        <w:t xml:space="preserve">☐</w:t>
+        <w:t xml:space="preserve">{% if not (trust.provisions.include_slayer_provision) %}☒{% else %}☐{% endif %}</w:t>
       </w:r>
       <w:r>
         <w:rPr>
@@ -11041,7 +11041,7 @@
           <w:rFonts w:ascii="Segoe UI Symbol" w:hAnsi="Segoe UI Symbol" w:cs="Segoe UI Symbol"/>
           <w:sz w:val="20"/>
         </w:rPr>
-        <w:t xml:space="preserve">☐</w:t>
+        <w:t xml:space="preserve">{% if trust.provisions.allow_charitable_giving_during_incapacity %}☒{% else %}☐{% endif %}</w:t>
       </w:r>
       <w:r>
         <w:rPr>
@@ -11055,7 +11055,7 @@
           <w:rFonts w:ascii="Segoe UI Symbol" w:hAnsi="Segoe UI Symbol" w:cs="Segoe UI Symbol"/>
           <w:sz w:val="20"/>
         </w:rPr>
-        <w:t xml:space="preserve">☐</w:t>
+        <w:t xml:space="preserve">{% if not (trust.provisions.allow_charitable_giving_during_incapacity) %}☒{% else %}☐{% endif %}</w:t>
       </w:r>
       <w:r>
         <w:rPr>
@@ -12076,7 +12076,7 @@
           <w:rFonts w:ascii="Segoe UI Symbol" w:hAnsi="Segoe UI Symbol" w:cs="Segoe UI Symbol"/>
           <w:sz w:val="20"/>
         </w:rPr>
-        <w:t xml:space="preserve">☐</w:t>
+        <w:t xml:space="preserve">{% if trust.provisions.include_incapacity_definition %}☒{% else %}☐{% endif %}</w:t>
       </w:r>
       <w:r>
         <w:rPr>
@@ -12090,7 +12090,7 @@
           <w:rFonts w:ascii="Segoe UI Symbol" w:hAnsi="Segoe UI Symbol" w:cs="Segoe UI Symbol"/>
           <w:sz w:val="20"/>
         </w:rPr>
-        <w:t xml:space="preserve">☐</w:t>
+        <w:t xml:space="preserve">{% if not (trust.provisions.include_incapacity_definition) %}☒{% else %}☐{% endif %}</w:t>
       </w:r>
       <w:r>
         <w:rPr>
@@ -12141,7 +12141,7 @@
           <w:rFonts w:ascii="Segoe UI Symbol" w:hAnsi="Segoe UI Symbol" w:cs="Segoe UI Symbol"/>
           <w:sz w:val="20"/>
         </w:rPr>
-        <w:t xml:space="preserve">☐</w:t>
+        <w:t xml:space="preserve">{% if trust.provisions.allow_psychologist_substitute %}☒{% else %}☐{% endif %}</w:t>
       </w:r>
       <w:r>
         <w:rPr>
@@ -12155,7 +12155,7 @@
           <w:rFonts w:ascii="Segoe UI Symbol" w:hAnsi="Segoe UI Symbol" w:cs="Segoe UI Symbol"/>
           <w:sz w:val="20"/>
         </w:rPr>
-        <w:t xml:space="preserve">☐</w:t>
+        <w:t xml:space="preserve">{% if not (trust.provisions.allow_psychologist_substitute) %}☒{% else %}☐{% endif %}</w:t>
       </w:r>
       <w:r>
         <w:rPr>
@@ -12206,7 +12206,7 @@
           <w:rFonts w:ascii="Segoe UI Symbol" w:hAnsi="Segoe UI Symbol" w:cs="Segoe UI Symbol"/>
           <w:sz w:val="20"/>
         </w:rPr>
-        <w:t xml:space="preserve">☐</w:t>
+        <w:t xml:space="preserve">{% if trust.provisions.allow_pa_np_substitute %}☒{% else %}☐{% endif %}</w:t>
       </w:r>
       <w:r>
         <w:rPr>
@@ -12220,7 +12220,7 @@
           <w:rFonts w:ascii="Segoe UI Symbol" w:hAnsi="Segoe UI Symbol" w:cs="Segoe UI Symbol"/>
           <w:sz w:val="20"/>
         </w:rPr>
-        <w:t xml:space="preserve">☐</w:t>
+        <w:t xml:space="preserve">{% if not (trust.provisions.allow_pa_np_substitute) %}☒{% else %}☐{% endif %}</w:t>
       </w:r>
       <w:r>
         <w:rPr>
@@ -12271,7 +12271,7 @@
           <w:rFonts w:ascii="Segoe UI Symbol" w:hAnsi="Segoe UI Symbol" w:cs="Segoe UI Symbol"/>
           <w:sz w:val="20"/>
         </w:rPr>
-        <w:t xml:space="preserve">☐</w:t>
+        <w:t xml:space="preserve">{% if trust.provisions.settlor_incapacity_determined_by == 'attending_and_second_physician' %}☒{% else %}☐{% endif %}</w:t>
       </w:r>
       <w:r>
         <w:rPr>
@@ -12304,7 +12304,7 @@
           <w:rFonts w:ascii="Segoe UI Symbol" w:hAnsi="Segoe UI Symbol" w:cs="Segoe UI Symbol"/>
           <w:sz w:val="20"/>
         </w:rPr>
-        <w:t xml:space="preserve">☐</w:t>
+        <w:t xml:space="preserve">{% if trust.provisions.settlor_incapacity_determined_by == 'single_physician' %}☒{% else %}☐{% endif %}</w:t>
       </w:r>
       <w:r>
         <w:rPr>
@@ -12337,7 +12337,7 @@
           <w:rFonts w:ascii="Segoe UI Symbol" w:hAnsi="Segoe UI Symbol" w:cs="Segoe UI Symbol"/>
           <w:sz w:val="20"/>
         </w:rPr>
-        <w:t xml:space="preserve">☐</w:t>
+        <w:t xml:space="preserve">{% if trust.provisions.settlor_incapacity_determined_by == 'attending_or_any_two_physicians' %}☒{% else %}☐{% endif %}</w:t>
       </w:r>
       <w:r>
         <w:rPr>
@@ -12370,7 +12370,7 @@
           <w:rFonts w:ascii="Segoe UI Symbol" w:hAnsi="Segoe UI Symbol" w:cs="Segoe UI Symbol"/>
           <w:sz w:val="20"/>
         </w:rPr>
-        <w:t xml:space="preserve">☐</w:t>
+        <w:t xml:space="preserve">{% if trust.provisions.settlor_incapacity_determined_by == 'physician_or_psychologist' %}☒{% else %}☐{% endif %}</w:t>
       </w:r>
       <w:r>
         <w:rPr>
@@ -12403,7 +12403,7 @@
           <w:rFonts w:ascii="Segoe UI Symbol" w:hAnsi="Segoe UI Symbol" w:cs="Segoe UI Symbol"/>
           <w:sz w:val="20"/>
         </w:rPr>
-        <w:t xml:space="preserve">☐</w:t>
+        <w:t xml:space="preserve">{% if trust.provisions.settlor_incapacity_determined_by == 'two_physicians' %}☒{% else %}☐{% endif %}</w:t>
       </w:r>
       <w:r>
         <w:rPr>
@@ -12436,7 +12436,7 @@
           <w:rFonts w:ascii="Segoe UI Symbol" w:hAnsi="Segoe UI Symbol" w:cs="Segoe UI Symbol"/>
           <w:sz w:val="20"/>
         </w:rPr>
-        <w:t xml:space="preserve">☐</w:t>
+        <w:t xml:space="preserve">{% if trust.provisions.settlor_incapacity_determined_by == 'two_physicians_or_psychologists' %}☒{% else %}☐{% endif %}</w:t>
       </w:r>
       <w:r>
         <w:rPr>
@@ -12469,7 +12469,7 @@
           <w:rFonts w:ascii="Segoe UI Symbol" w:hAnsi="Segoe UI Symbol" w:cs="Segoe UI Symbol"/>
           <w:sz w:val="20"/>
         </w:rPr>
-        <w:t xml:space="preserve">☐</w:t>
+        <w:t xml:space="preserve">{% if trust.provisions.settlor_incapacity_determined_by == 'physician_and_psychologist' %}☒{% else %}☐{% endif %}</w:t>
       </w:r>
       <w:r>
         <w:rPr>
@@ -12502,7 +12502,7 @@
           <w:rFonts w:ascii="Segoe UI Symbol" w:hAnsi="Segoe UI Symbol" w:cs="Segoe UI Symbol"/>
           <w:sz w:val="20"/>
         </w:rPr>
-        <w:t xml:space="preserve">☐</w:t>
+        <w:t xml:space="preserve">{% if trust.provisions.settlor_incapacity_determined_by == 'attorney_at_law' %}☒{% else %}☐{% endif %}</w:t>
       </w:r>
       <w:r>
         <w:rPr>
@@ -12535,7 +12535,7 @@
           <w:rFonts w:ascii="Segoe UI Symbol" w:hAnsi="Segoe UI Symbol" w:cs="Segoe UI Symbol"/>
           <w:sz w:val="20"/>
         </w:rPr>
-        <w:t xml:space="preserve">☐</w:t>
+        <w:t xml:space="preserve">{% if trust.provisions.settlor_incapacity_determined_by == 'governmental_official' %}☒{% else %}☐{% endif %}</w:t>
       </w:r>
       <w:r>
         <w:rPr>
@@ -12568,7 +12568,7 @@
           <w:rFonts w:ascii="Segoe UI Symbol" w:hAnsi="Segoe UI Symbol" w:cs="Segoe UI Symbol"/>
           <w:sz w:val="20"/>
         </w:rPr>
-        <w:t xml:space="preserve">☐</w:t>
+        <w:t xml:space="preserve">{% if trust.provisions.settlor_incapacity_determined_by == 'trust_protector' %}☒{% else %}☐{% endif %}</w:t>
       </w:r>
       <w:r>
         <w:rPr>
@@ -12601,7 +12601,7 @@
           <w:rFonts w:ascii="Segoe UI Symbol" w:hAnsi="Segoe UI Symbol" w:cs="Segoe UI Symbol"/>
           <w:sz w:val="20"/>
         </w:rPr>
-        <w:t xml:space="preserve">☐</w:t>
+        <w:t xml:space="preserve">{% if trust.provisions.settlor_incapacity_determined_by == 'successor_trustee' %}☒{% else %}☐{% endif %}</w:t>
       </w:r>
       <w:r>
         <w:rPr>
@@ -12634,7 +12634,7 @@
           <w:rFonts w:ascii="Segoe UI Symbol" w:hAnsi="Segoe UI Symbol" w:cs="Segoe UI Symbol"/>
           <w:sz w:val="20"/>
         </w:rPr>
-        <w:t xml:space="preserve">☐</w:t>
+        <w:t xml:space="preserve">{% if trust.provisions.settlor_incapacity_determined_by == 'majority_of_adult_children' %}☒{% else %}☐{% endif %}</w:t>
       </w:r>
       <w:r>
         <w:rPr>
@@ -12667,7 +12667,7 @@
           <w:rFonts w:ascii="Segoe UI Symbol" w:hAnsi="Segoe UI Symbol" w:cs="Segoe UI Symbol"/>
           <w:sz w:val="20"/>
         </w:rPr>
-        <w:t xml:space="preserve">☐</w:t>
+        <w:t xml:space="preserve">{% if trust.provisions.settlor_incapacity_determined_by == 'incapacity_panel' %}☒{% else %}☐{% endif %}</w:t>
       </w:r>
       <w:r>
         <w:rPr>
@@ -12700,7 +12700,7 @@
           <w:rFonts w:ascii="Segoe UI Symbol" w:hAnsi="Segoe UI Symbol" w:cs="Segoe UI Symbol"/>
           <w:sz w:val="20"/>
         </w:rPr>
-        <w:t xml:space="preserve">☐</w:t>
+        <w:t xml:space="preserve">{% if trust.provisions.settlor_incapacity_determined_by == 'court' %}☒{% else %}☐{% endif %}</w:t>
       </w:r>
       <w:r>
         <w:rPr>
@@ -12733,7 +12733,7 @@
           <w:rFonts w:ascii="Segoe UI Symbol" w:hAnsi="Segoe UI Symbol" w:cs="Segoe UI Symbol"/>
           <w:sz w:val="20"/>
         </w:rPr>
-        <w:t xml:space="preserve">☐</w:t>
+        <w:t xml:space="preserve">{% if trust.provisions.settlor_incapacity_determined_by == 'other_settlor_and_successor_trustee' %}☒{% else %}☐{% endif %}</w:t>
       </w:r>
       <w:r>
         <w:rPr>
@@ -12766,7 +12766,7 @@
           <w:rFonts w:ascii="Segoe UI Symbol" w:hAnsi="Segoe UI Symbol" w:cs="Segoe UI Symbol"/>
           <w:sz w:val="20"/>
         </w:rPr>
-        <w:t xml:space="preserve">☐</w:t>
+        <w:t xml:space="preserve">{% if trust.provisions.settlor_incapacity_determined_by == 'custom' %}☒{% else %}☐{% endif %}</w:t>
       </w:r>
       <w:r>
         <w:rPr>
@@ -12817,7 +12817,7 @@
           <w:rFonts w:ascii="Segoe UI Symbol" w:hAnsi="Segoe UI Symbol" w:cs="Segoe UI Symbol"/>
           <w:sz w:val="20"/>
         </w:rPr>
-        <w:t xml:space="preserve">☐</w:t>
+        <w:t xml:space="preserve">{% if trust.provisions.trustee_incapacity_determined_by == 'attending_and_second_physician' %}☒{% else %}☐{% endif %}</w:t>
       </w:r>
       <w:r>
         <w:rPr>
@@ -12850,7 +12850,7 @@
           <w:rFonts w:ascii="Segoe UI Symbol" w:hAnsi="Segoe UI Symbol" w:cs="Segoe UI Symbol"/>
           <w:sz w:val="20"/>
         </w:rPr>
-        <w:t xml:space="preserve">☐</w:t>
+        <w:t xml:space="preserve">{% if trust.provisions.trustee_incapacity_determined_by == 'single_physician' %}☒{% else %}☐{% endif %}</w:t>
       </w:r>
       <w:r>
         <w:rPr>
@@ -12883,7 +12883,7 @@
           <w:rFonts w:ascii="Segoe UI Symbol" w:hAnsi="Segoe UI Symbol" w:cs="Segoe UI Symbol"/>
           <w:sz w:val="20"/>
         </w:rPr>
-        <w:t xml:space="preserve">☐</w:t>
+        <w:t xml:space="preserve">{% if trust.provisions.trustee_incapacity_determined_by == 'attending_or_any_two_physicians' %}☒{% else %}☐{% endif %}</w:t>
       </w:r>
       <w:r>
         <w:rPr>
@@ -12916,7 +12916,7 @@
           <w:rFonts w:ascii="Segoe UI Symbol" w:hAnsi="Segoe UI Symbol" w:cs="Segoe UI Symbol"/>
           <w:sz w:val="20"/>
         </w:rPr>
-        <w:t xml:space="preserve">☐</w:t>
+        <w:t xml:space="preserve">{% if trust.provisions.trustee_incapacity_determined_by == 'physician_or_psychologist' %}☒{% else %}☐{% endif %}</w:t>
       </w:r>
       <w:r>
         <w:rPr>
@@ -12949,7 +12949,7 @@
           <w:rFonts w:ascii="Segoe UI Symbol" w:hAnsi="Segoe UI Symbol" w:cs="Segoe UI Symbol"/>
           <w:sz w:val="20"/>
         </w:rPr>
-        <w:t xml:space="preserve">☐</w:t>
+        <w:t xml:space="preserve">{% if trust.provisions.trustee_incapacity_determined_by == 'two_physicians' %}☒{% else %}☐{% endif %}</w:t>
       </w:r>
       <w:r>
         <w:rPr>
@@ -12982,7 +12982,7 @@
           <w:rFonts w:ascii="Segoe UI Symbol" w:hAnsi="Segoe UI Symbol" w:cs="Segoe UI Symbol"/>
           <w:sz w:val="20"/>
         </w:rPr>
-        <w:t xml:space="preserve">☐</w:t>
+        <w:t xml:space="preserve">{% if trust.provisions.trustee_incapacity_determined_by == 'two_physicians_or_psychologists' %}☒{% else %}☐{% endif %}</w:t>
       </w:r>
       <w:r>
         <w:rPr>
@@ -13015,7 +13015,7 @@
           <w:rFonts w:ascii="Segoe UI Symbol" w:hAnsi="Segoe UI Symbol" w:cs="Segoe UI Symbol"/>
           <w:sz w:val="20"/>
         </w:rPr>
-        <w:t xml:space="preserve">☐</w:t>
+        <w:t xml:space="preserve">{% if trust.provisions.trustee_incapacity_determined_by == 'physician_and_psychologist' %}☒{% else %}☐{% endif %}</w:t>
       </w:r>
       <w:r>
         <w:rPr>
@@ -13048,7 +13048,7 @@
           <w:rFonts w:ascii="Segoe UI Symbol" w:hAnsi="Segoe UI Symbol" w:cs="Segoe UI Symbol"/>
           <w:sz w:val="20"/>
         </w:rPr>
-        <w:t xml:space="preserve">☐</w:t>
+        <w:t xml:space="preserve">{% if trust.provisions.trustee_incapacity_determined_by == 'attorney_at_law' %}☒{% else %}☐{% endif %}</w:t>
       </w:r>
       <w:r>
         <w:rPr>
@@ -13081,7 +13081,7 @@
           <w:rFonts w:ascii="Segoe UI Symbol" w:hAnsi="Segoe UI Symbol" w:cs="Segoe UI Symbol"/>
           <w:sz w:val="20"/>
         </w:rPr>
-        <w:t xml:space="preserve">☐</w:t>
+        <w:t xml:space="preserve">{% if trust.provisions.trustee_incapacity_determined_by == 'governmental_official' %}☒{% else %}☐{% endif %}</w:t>
       </w:r>
       <w:r>
         <w:rPr>
@@ -13114,7 +13114,7 @@
           <w:rFonts w:ascii="Segoe UI Symbol" w:hAnsi="Segoe UI Symbol" w:cs="Segoe UI Symbol"/>
           <w:sz w:val="20"/>
         </w:rPr>
-        <w:t xml:space="preserve">☐</w:t>
+        <w:t xml:space="preserve">{% if trust.provisions.trustee_incapacity_determined_by == 'trust_protector' %}☒{% else %}☐{% endif %}</w:t>
       </w:r>
       <w:r>
         <w:rPr>
@@ -13147,7 +13147,7 @@
           <w:rFonts w:ascii="Segoe UI Symbol" w:hAnsi="Segoe UI Symbol" w:cs="Segoe UI Symbol"/>
           <w:sz w:val="20"/>
         </w:rPr>
-        <w:t xml:space="preserve">☐</w:t>
+        <w:t xml:space="preserve">{% if trust.provisions.trustee_incapacity_determined_by == 'court' %}☒{% else %}☐{% endif %}</w:t>
       </w:r>
       <w:r>
         <w:rPr>
@@ -13180,7 +13180,7 @@
           <w:rFonts w:ascii="Segoe UI Symbol" w:hAnsi="Segoe UI Symbol" w:cs="Segoe UI Symbol"/>
           <w:sz w:val="20"/>
         </w:rPr>
-        <w:t xml:space="preserve">☐</w:t>
+        <w:t xml:space="preserve">{% if trust.provisions.trustee_incapacity_determined_by == 'custom' %}☒{% else %}☐{% endif %}</w:t>
       </w:r>
       <w:r>
         <w:rPr>
@@ -13957,7 +13957,7 @@
           <w:rFonts w:ascii="Segoe UI Symbol" w:hAnsi="Segoe UI Symbol" w:cs="Segoe UI Symbol"/>
           <w:sz w:val="20"/>
         </w:rPr>
-        <w:t xml:space="preserve">☐</w:t>
+        <w:t xml:space="preserve">{% if trust.provisions.allow_sole_trustee_to_appoint_cotrustees %}☒{% else %}☐{% endif %}</w:t>
       </w:r>
       <w:r>
         <w:rPr>
@@ -13971,7 +13971,7 @@
           <w:rFonts w:ascii="Segoe UI Symbol" w:hAnsi="Segoe UI Symbol" w:cs="Segoe UI Symbol"/>
           <w:sz w:val="20"/>
         </w:rPr>
-        <w:t xml:space="preserve">☐</w:t>
+        <w:t xml:space="preserve">{% if not (trust.provisions.allow_sole_trustee_to_appoint_cotrustees) %}☒{% else %}☐{% endif %}</w:t>
       </w:r>
       <w:r>
         <w:rPr>
@@ -14022,7 +14022,7 @@
           <w:rFonts w:ascii="Segoe UI Symbol" w:hAnsi="Segoe UI Symbol" w:cs="Segoe UI Symbol"/>
           <w:sz w:val="20"/>
         </w:rPr>
-        <w:t xml:space="preserve">☐</w:t>
+        <w:t xml:space="preserve">{% if trust.provisions.allow_trustee_to_designate_alternates %}☒{% else %}☐{% endif %}</w:t>
       </w:r>
       <w:r>
         <w:rPr>
@@ -14036,7 +14036,7 @@
           <w:rFonts w:ascii="Segoe UI Symbol" w:hAnsi="Segoe UI Symbol" w:cs="Segoe UI Symbol"/>
           <w:sz w:val="20"/>
         </w:rPr>
-        <w:t xml:space="preserve">☐</w:t>
+        <w:t xml:space="preserve">{% if not (trust.provisions.allow_trustee_to_designate_alternates) %}☒{% else %}☐{% endif %}</w:t>
       </w:r>
       <w:r>
         <w:rPr>
@@ -14610,7 +14610,7 @@
           <w:rFonts w:ascii="Segoe UI Symbol" w:hAnsi="Segoe UI Symbol" w:cs="Segoe UI Symbol"/>
           <w:sz w:val="20"/>
         </w:rPr>
-        <w:t xml:space="preserve">☐</w:t>
+        <w:t xml:space="preserve">{% if trust.provisions.forgive_all_debts %}☒{% else %}☐{% endif %}</w:t>
       </w:r>
       <w:r>
         <w:rPr>
@@ -14624,7 +14624,7 @@
           <w:rFonts w:ascii="Segoe UI Symbol" w:hAnsi="Segoe UI Symbol" w:cs="Segoe UI Symbol"/>
           <w:sz w:val="20"/>
         </w:rPr>
-        <w:t xml:space="preserve">☐</w:t>
+        <w:t xml:space="preserve">{% if not (trust.provisions.forgive_all_debts) %}☒{% else %}☐{% endif %}</w:t>
       </w:r>
       <w:r>
         <w:rPr>
@@ -15273,7 +15273,7 @@
           <w:rFonts w:ascii="Segoe UI Symbol" w:hAnsi="Segoe UI Symbol" w:cs="Segoe UI Symbol"/>
           <w:sz w:val="20"/>
         </w:rPr>
-        <w:t xml:space="preserve">☐</w:t>
+        <w:t xml:space="preserve">{% if trust.spousal_funding == 'outright_to_spouse' %}☒{% else %}☐{% endif %}</w:t>
       </w:r>
       <w:r>
         <w:rPr>
@@ -15306,7 +15306,7 @@
           <w:rFonts w:ascii="Segoe UI Symbol" w:hAnsi="Segoe UI Symbol" w:cs="Segoe UI Symbol"/>
           <w:sz w:val="20"/>
         </w:rPr>
-        <w:t xml:space="preserve">☐</w:t>
+        <w:t xml:space="preserve">{% if trust.spousal_funding == 'disclaimer' or trust.spousal_funding == 'clayton_election' %}☒{% else %}☐{% endif %}</w:t>
       </w:r>
       <w:r>
         <w:rPr>
@@ -16426,7 +16426,7 @@
           <w:rFonts w:ascii="Segoe UI Symbol" w:hAnsi="Segoe UI Symbol" w:cs="Segoe UI Symbol"/>
           <w:sz w:val="20"/>
         </w:rPr>
-        <w:t xml:space="preserve">☐</w:t>
+        <w:t xml:space="preserve">{% if trust.provisions.forgive_all_debts %}☒{% else %}☐{% endif %}</w:t>
       </w:r>
       <w:r>
         <w:rPr>
@@ -16440,7 +16440,7 @@
           <w:rFonts w:ascii="Segoe UI Symbol" w:hAnsi="Segoe UI Symbol" w:cs="Segoe UI Symbol"/>
           <w:sz w:val="20"/>
         </w:rPr>
-        <w:t xml:space="preserve">☐</w:t>
+        <w:t xml:space="preserve">{% if not (trust.provisions.forgive_all_debts) %}☒{% else %}☐{% endif %}</w:t>
       </w:r>
       <w:r>
         <w:rPr>
@@ -17089,7 +17089,7 @@
           <w:rFonts w:ascii="Segoe UI Symbol" w:hAnsi="Segoe UI Symbol" w:cs="Segoe UI Symbol"/>
           <w:sz w:val="20"/>
         </w:rPr>
-        <w:t xml:space="preserve">☐</w:t>
+        <w:t xml:space="preserve">{% if trust.spousal_funding == 'outright_to_spouse' %}☒{% else %}☐{% endif %}</w:t>
       </w:r>
       <w:r>
         <w:rPr>
@@ -17122,7 +17122,7 @@
           <w:rFonts w:ascii="Segoe UI Symbol" w:hAnsi="Segoe UI Symbol" w:cs="Segoe UI Symbol"/>
           <w:sz w:val="20"/>
         </w:rPr>
-        <w:t xml:space="preserve">☐</w:t>
+        <w:t xml:space="preserve">{% if trust.spousal_funding == 'disclaimer' or trust.spousal_funding == 'clayton_election' %}☒{% else %}☐{% endif %}</w:t>
       </w:r>
       <w:r>
         <w:rPr>
@@ -18022,7 +18022,7 @@
           <w:rFonts w:ascii="Segoe UI Symbol" w:hAnsi="Segoe UI Symbol" w:cs="Segoe UI Symbol"/>
           <w:sz w:val="20"/>
         </w:rPr>
-        <w:t xml:space="preserve">☐</w:t>
+        <w:t xml:space="preserve">{% if trust.provisions.asset_schedule_signature_block %}☒{% else %}☐{% endif %}</w:t>
       </w:r>
       <w:r>
         <w:rPr>
@@ -18036,7 +18036,7 @@
           <w:rFonts w:ascii="Segoe UI Symbol" w:hAnsi="Segoe UI Symbol" w:cs="Segoe UI Symbol"/>
           <w:sz w:val="20"/>
         </w:rPr>
-        <w:t xml:space="preserve">☐</w:t>
+        <w:t xml:space="preserve">{% if not (trust.provisions.asset_schedule_signature_block) %}☒{% else %}☐{% endif %}</w:t>
       </w:r>
       <w:r>
         <w:rPr>
@@ -18087,7 +18087,7 @@
           <w:rFonts w:ascii="Segoe UI Symbol" w:hAnsi="Segoe UI Symbol" w:cs="Segoe UI Symbol"/>
           <w:sz w:val="20"/>
         </w:rPr>
-        <w:t xml:space="preserve">☐</w:t>
+        <w:t xml:space="preserve">{% if trust.provisions.asset_schedule_catchall %}☒{% else %}☐{% endif %}</w:t>
       </w:r>
       <w:r>
         <w:rPr>
@@ -18101,7 +18101,7 @@
           <w:rFonts w:ascii="Segoe UI Symbol" w:hAnsi="Segoe UI Symbol" w:cs="Segoe UI Symbol"/>
           <w:sz w:val="20"/>
         </w:rPr>
-        <w:t xml:space="preserve">☐</w:t>
+        <w:t xml:space="preserve">{% if not (trust.provisions.asset_schedule_catchall) %}☒{% else %}☐{% endif %}</w:t>
       </w:r>
       <w:r>
         <w:rPr>
@@ -18152,7 +18152,7 @@
           <w:rFonts w:ascii="Segoe UI Symbol" w:hAnsi="Segoe UI Symbol" w:cs="Segoe UI Symbol"/>
           <w:sz w:val="20"/>
         </w:rPr>
-        <w:t xml:space="preserve">☐</w:t>
+        <w:t xml:space="preserve">{% if trust.provisions.asset_schedule_non_trust %}☒{% else %}☐{% endif %}</w:t>
       </w:r>
       <w:r>
         <w:rPr>
@@ -18166,7 +18166,7 @@
           <w:rFonts w:ascii="Segoe UI Symbol" w:hAnsi="Segoe UI Symbol" w:cs="Segoe UI Symbol"/>
           <w:sz w:val="20"/>
         </w:rPr>
-        <w:t xml:space="preserve">☐</w:t>
+        <w:t xml:space="preserve">{% if not (trust.provisions.asset_schedule_non_trust) %}☒{% else %}☐{% endif %}</w:t>
       </w:r>
       <w:r>
         <w:rPr>
@@ -18217,7 +18217,7 @@
           <w:rFonts w:ascii="Segoe UI Symbol" w:hAnsi="Segoe UI Symbol" w:cs="Segoe UI Symbol"/>
           <w:sz w:val="20"/>
         </w:rPr>
-        <w:t xml:space="preserve">☐</w:t>
+        <w:t xml:space="preserve">{% if trust.provisions.asset_schedule_format == 'table' %}☒{% else %}☐{% endif %}</w:t>
       </w:r>
       <w:r>
         <w:rPr>
@@ -18250,7 +18250,7 @@
           <w:rFonts w:ascii="Segoe UI Symbol" w:hAnsi="Segoe UI Symbol" w:cs="Segoe UI Symbol"/>
           <w:sz w:val="20"/>
         </w:rPr>
-        <w:t xml:space="preserve">☐</w:t>
+        <w:t xml:space="preserve">{% if trust.provisions.asset_schedule_format == 'paragraph' %}☒{% else %}☐{% endif %}</w:t>
       </w:r>
       <w:r>
         <w:rPr>

--- a/tools/aubreylaw-docgeneration/templates/design-summary-worksheet-separate.docx
+++ b/tools/aubreylaw-docgeneration/templates/design-summary-worksheet-separate.docx
@@ -22451,7 +22451,7 @@
           <w:rFonts w:ascii="Segoe UI Symbol" w:hAnsi="Segoe UI Symbol" w:cs="Segoe UI Symbol"/>
           <w:sz w:val="20"/>
         </w:rPr>
-        <w:t xml:space="preserve">☐</w:t>
+        <w:t xml:space="preserve">{% if healthcare.include_hcp_notice_page %}☒{% else %}☐{% endif %}</w:t>
       </w:r>
       <w:r>
         <w:rPr>
@@ -22465,7 +22465,7 @@
           <w:rFonts w:ascii="Segoe UI Symbol" w:hAnsi="Segoe UI Symbol" w:cs="Segoe UI Symbol"/>
           <w:sz w:val="20"/>
         </w:rPr>
-        <w:t xml:space="preserve">☐</w:t>
+        <w:t xml:space="preserve">{% if not (healthcare.include_hcp_notice_page) %}☒{% else %}☐{% endif %}</w:t>
       </w:r>
       <w:r>
         <w:rPr>
@@ -22516,7 +22516,7 @@
           <w:rFonts w:ascii="Segoe UI Symbol" w:hAnsi="Segoe UI Symbol" w:cs="Segoe UI Symbol"/>
           <w:sz w:val="20"/>
         </w:rPr>
-        <w:t xml:space="preserve">☐</w:t>
+        <w:t xml:space="preserve">{% if healthcare.client_leave_instructions_blank %}☒{% else %}☐{% endif %}</w:t>
       </w:r>
       <w:r>
         <w:rPr>
@@ -22530,7 +22530,7 @@
           <w:rFonts w:ascii="Segoe UI Symbol" w:hAnsi="Segoe UI Symbol" w:cs="Segoe UI Symbol"/>
           <w:sz w:val="20"/>
         </w:rPr>
-        <w:t xml:space="preserve">☐</w:t>
+        <w:t xml:space="preserve">{% if not (healthcare.client_leave_instructions_blank) %}☒{% else %}☐{% endif %}</w:t>
       </w:r>
       <w:r>
         <w:rPr>
@@ -22741,7 +22741,7 @@
           <w:rFonts w:ascii="Segoe UI Symbol" w:hAnsi="Segoe UI Symbol" w:cs="Segoe UI Symbol"/>
           <w:sz w:val="20"/>
         </w:rPr>
-        <w:t xml:space="preserve">☐</w:t>
+        <w:t xml:space="preserve">{% if healthcare.client_receive_comfort_care %}☒{% else %}☐{% endif %}</w:t>
       </w:r>
       <w:r>
         <w:rPr>
@@ -22755,7 +22755,7 @@
           <w:rFonts w:ascii="Segoe UI Symbol" w:hAnsi="Segoe UI Symbol" w:cs="Segoe UI Symbol"/>
           <w:sz w:val="20"/>
         </w:rPr>
-        <w:t xml:space="preserve">☐</w:t>
+        <w:t xml:space="preserve">{% if not (healthcare.client_receive_comfort_care) %}☒{% else %}☐{% endif %}</w:t>
       </w:r>
       <w:r>
         <w:rPr>
@@ -22797,7 +22797,7 @@
           <w:rFonts w:ascii="Segoe UI Symbol" w:hAnsi="Segoe UI Symbol" w:cs="Segoe UI Symbol"/>
           <w:sz w:val="20"/>
         </w:rPr>
-        <w:t xml:space="preserve">☐</w:t>
+        <w:t xml:space="preserve">{% if healthcare.client_wish_to_die_at_home %}☒{% else %}☐{% endif %}</w:t>
       </w:r>
       <w:r>
         <w:rPr>
@@ -22811,7 +22811,7 @@
           <w:rFonts w:ascii="Segoe UI Symbol" w:hAnsi="Segoe UI Symbol" w:cs="Segoe UI Symbol"/>
           <w:sz w:val="20"/>
         </w:rPr>
-        <w:t xml:space="preserve">☐</w:t>
+        <w:t xml:space="preserve">{% if not (healthcare.client_wish_to_die_at_home) %}☒{% else %}☐{% endif %}</w:t>
       </w:r>
       <w:r>
         <w:rPr>
@@ -22853,7 +22853,7 @@
           <w:rFonts w:ascii="Segoe UI Symbol" w:hAnsi="Segoe UI Symbol" w:cs="Segoe UI Symbol"/>
           <w:sz w:val="20"/>
         </w:rPr>
-        <w:t xml:space="preserve">☐</w:t>
+        <w:t xml:space="preserve">{% if healthcare.client_decline_autopsy %}☒{% else %}☐{% endif %}</w:t>
       </w:r>
       <w:r>
         <w:rPr>
@@ -22867,7 +22867,7 @@
           <w:rFonts w:ascii="Segoe UI Symbol" w:hAnsi="Segoe UI Symbol" w:cs="Segoe UI Symbol"/>
           <w:sz w:val="20"/>
         </w:rPr>
-        <w:t xml:space="preserve">☐</w:t>
+        <w:t xml:space="preserve">{% if not (healthcare.client_decline_autopsy) %}☒{% else %}☐{% endif %}</w:t>
       </w:r>
       <w:r>
         <w:rPr>
@@ -23132,6 +23132,13 @@
           <w:sz w:val="20"/>
         </w:rPr>
         <w:tab/>
+      </w:r>
+      <w:r>
+        <w:rPr>
+          <w:rFonts w:ascii="Garamond" w:hAnsi="Garamond"/>
+          <w:sz w:val="20"/>
+        </w:rPr>
+        <w:t xml:space="preserve">{{ healthcare.client_other_healthcare_wishes | optional }}</w:t>
       </w:r>
       <w:r>
         <w:rPr>
@@ -23253,7 +23260,7 @@
           <w:rFonts w:ascii="Segoe UI Symbol" w:hAnsi="Segoe UI Symbol" w:cs="Segoe UI Symbol"/>
           <w:sz w:val="20"/>
         </w:rPr>
-        <w:t xml:space="preserve">☐</w:t>
+        <w:t xml:space="preserve">{% if healthcare.client_agent_effective_immediately %}☒{% else %}☐{% endif %}</w:t>
       </w:r>
       <w:r>
         <w:rPr>
@@ -23267,7 +23274,7 @@
           <w:rFonts w:ascii="Segoe UI Symbol" w:hAnsi="Segoe UI Symbol" w:cs="Segoe UI Symbol"/>
           <w:sz w:val="20"/>
         </w:rPr>
-        <w:t xml:space="preserve">☐</w:t>
+        <w:t xml:space="preserve">{% if not (healthcare.client_agent_effective_immediately) %}☒{% else %}☐{% endif %}</w:t>
       </w:r>
       <w:r>
         <w:rPr>
@@ -23318,7 +23325,7 @@
           <w:rFonts w:ascii="Segoe UI Symbol" w:hAnsi="Segoe UI Symbol" w:cs="Segoe UI Symbol"/>
           <w:sz w:val="20"/>
         </w:rPr>
-        <w:t xml:space="preserve">☐</w:t>
+        <w:t xml:space="preserve">{% if healthcare.client_include_post_death_authority %}☒{% else %}☐{% endif %}</w:t>
       </w:r>
       <w:r>
         <w:rPr>
@@ -23332,7 +23339,7 @@
           <w:rFonts w:ascii="Segoe UI Symbol" w:hAnsi="Segoe UI Symbol" w:cs="Segoe UI Symbol"/>
           <w:sz w:val="20"/>
         </w:rPr>
-        <w:t xml:space="preserve">☐</w:t>
+        <w:t xml:space="preserve">{% if not (healthcare.client_include_post_death_authority) %}☒{% else %}☐{% endif %}</w:t>
       </w:r>
       <w:r>
         <w:rPr>
@@ -23383,6 +23390,13 @@
           <w:rFonts w:ascii="Garamond" w:hAnsi="Garamond"/>
           <w:sz w:val="20"/>
         </w:rPr>
+        <w:t xml:space="preserve">{{ healthcare.client_agent_limits_while_living | optional }}</w:t>
+      </w:r>
+      <w:r>
+        <w:rPr>
+          <w:rFonts w:ascii="Garamond" w:hAnsi="Garamond"/>
+          <w:sz w:val="20"/>
+        </w:rPr>
         <w:tab/>
       </w:r>
     </w:p>
@@ -23479,6 +23493,13 @@
           <w:rFonts w:ascii="Garamond" w:hAnsi="Garamond"/>
           <w:sz w:val="20"/>
         </w:rPr>
+        <w:t xml:space="preserve">{{ healthcare.client_agent_limits_after_death | optional }}</w:t>
+      </w:r>
+      <w:r>
+        <w:rPr>
+          <w:rFonts w:ascii="Garamond" w:hAnsi="Garamond"/>
+          <w:sz w:val="20"/>
+        </w:rPr>
         <w:tab/>
       </w:r>
     </w:p>
@@ -23659,7 +23680,7 @@
           <w:rFonts w:ascii="Segoe UI Symbol" w:hAnsi="Segoe UI Symbol" w:cs="Segoe UI Symbol"/>
           <w:sz w:val="20"/>
         </w:rPr>
-        <w:t xml:space="preserve">☐</w:t>
+        <w:t xml:space="preserve">{% if healthcare.client_coagent_disagreement_resolution == 'omit' %}☒{% else %}☐{% endif %}</w:t>
       </w:r>
       <w:r>
         <w:rPr>
@@ -23692,7 +23713,7 @@
           <w:rFonts w:ascii="Segoe UI Symbol" w:hAnsi="Segoe UI Symbol" w:cs="Segoe UI Symbol"/>
           <w:sz w:val="20"/>
         </w:rPr>
-        <w:t xml:space="preserve">☐</w:t>
+        <w:t xml:space="preserve">{% if healthcare.client_coagent_disagreement_resolution == 'majority' %}☒{% else %}☐{% endif %}</w:t>
       </w:r>
       <w:r>
         <w:rPr>
@@ -23725,7 +23746,7 @@
           <w:rFonts w:ascii="Segoe UI Symbol" w:hAnsi="Segoe UI Symbol" w:cs="Segoe UI Symbol"/>
           <w:sz w:val="20"/>
         </w:rPr>
-        <w:t xml:space="preserve">☐</w:t>
+        <w:t xml:space="preserve">{% if healthcare.client_coagent_disagreement_resolution == 'unanimous' %}☒{% else %}☐{% endif %}</w:t>
       </w:r>
       <w:r>
         <w:rPr>
@@ -23758,7 +23779,7 @@
           <w:rFonts w:ascii="Segoe UI Symbol" w:hAnsi="Segoe UI Symbol" w:cs="Segoe UI Symbol"/>
           <w:sz w:val="20"/>
         </w:rPr>
-        <w:t xml:space="preserve">☐</w:t>
+        <w:t xml:space="preserve">{% if healthcare.client_coagent_disagreement_resolution == 'first_named' %}☒{% else %}☐{% endif %}</w:t>
       </w:r>
       <w:r>
         <w:rPr>
@@ -24126,7 +24147,7 @@
           <w:rFonts w:ascii="Segoe UI Symbol" w:hAnsi="Segoe UI Symbol" w:cs="Segoe UI Symbol"/>
           <w:sz w:val="20"/>
         </w:rPr>
-        <w:t xml:space="preserve">☐</w:t>
+        <w:t xml:space="preserve">{% if healthcare.include_hcp_notice_page %}☒{% else %}☐{% endif %}</w:t>
       </w:r>
       <w:r>
         <w:rPr>
@@ -24140,7 +24161,7 @@
           <w:rFonts w:ascii="Segoe UI Symbol" w:hAnsi="Segoe UI Symbol" w:cs="Segoe UI Symbol"/>
           <w:sz w:val="20"/>
         </w:rPr>
-        <w:t xml:space="preserve">☐</w:t>
+        <w:t xml:space="preserve">{% if not (healthcare.include_hcp_notice_page) %}☒{% else %}☐{% endif %}</w:t>
       </w:r>
       <w:r>
         <w:rPr>
@@ -24191,7 +24212,7 @@
           <w:rFonts w:ascii="Segoe UI Symbol" w:hAnsi="Segoe UI Symbol" w:cs="Segoe UI Symbol"/>
           <w:sz w:val="20"/>
         </w:rPr>
-        <w:t xml:space="preserve">☐</w:t>
+        <w:t xml:space="preserve">{% if healthcare.spouse_leave_instructions_blank %}☒{% else %}☐{% endif %}</w:t>
       </w:r>
       <w:r>
         <w:rPr>
@@ -24205,7 +24226,7 @@
           <w:rFonts w:ascii="Segoe UI Symbol" w:hAnsi="Segoe UI Symbol" w:cs="Segoe UI Symbol"/>
           <w:sz w:val="20"/>
         </w:rPr>
-        <w:t xml:space="preserve">☐</w:t>
+        <w:t xml:space="preserve">{% if not (healthcare.spouse_leave_instructions_blank) %}☒{% else %}☐{% endif %}</w:t>
       </w:r>
       <w:r>
         <w:rPr>
@@ -24416,7 +24437,7 @@
           <w:rFonts w:ascii="Segoe UI Symbol" w:hAnsi="Segoe UI Symbol" w:cs="Segoe UI Symbol"/>
           <w:sz w:val="20"/>
         </w:rPr>
-        <w:t xml:space="preserve">☐</w:t>
+        <w:t xml:space="preserve">{% if healthcare.spouse_receive_comfort_care %}☒{% else %}☐{% endif %}</w:t>
       </w:r>
       <w:r>
         <w:rPr>
@@ -24430,7 +24451,7 @@
           <w:rFonts w:ascii="Segoe UI Symbol" w:hAnsi="Segoe UI Symbol" w:cs="Segoe UI Symbol"/>
           <w:sz w:val="20"/>
         </w:rPr>
-        <w:t xml:space="preserve">☐</w:t>
+        <w:t xml:space="preserve">{% if not (healthcare.spouse_receive_comfort_care) %}☒{% else %}☐{% endif %}</w:t>
       </w:r>
       <w:r>
         <w:rPr>
@@ -24472,7 +24493,7 @@
           <w:rFonts w:ascii="Segoe UI Symbol" w:hAnsi="Segoe UI Symbol" w:cs="Segoe UI Symbol"/>
           <w:sz w:val="20"/>
         </w:rPr>
-        <w:t xml:space="preserve">☐</w:t>
+        <w:t xml:space="preserve">{% if healthcare.spouse_wish_to_die_at_home %}☒{% else %}☐{% endif %}</w:t>
       </w:r>
       <w:r>
         <w:rPr>
@@ -24486,7 +24507,7 @@
           <w:rFonts w:ascii="Segoe UI Symbol" w:hAnsi="Segoe UI Symbol" w:cs="Segoe UI Symbol"/>
           <w:sz w:val="20"/>
         </w:rPr>
-        <w:t xml:space="preserve">☐</w:t>
+        <w:t xml:space="preserve">{% if not (healthcare.spouse_wish_to_die_at_home) %}☒{% else %}☐{% endif %}</w:t>
       </w:r>
       <w:r>
         <w:rPr>
@@ -24528,7 +24549,7 @@
           <w:rFonts w:ascii="Segoe UI Symbol" w:hAnsi="Segoe UI Symbol" w:cs="Segoe UI Symbol"/>
           <w:sz w:val="20"/>
         </w:rPr>
-        <w:t xml:space="preserve">☐</w:t>
+        <w:t xml:space="preserve">{% if healthcare.spouse_decline_autopsy %}☒{% else %}☐{% endif %}</w:t>
       </w:r>
       <w:r>
         <w:rPr>
@@ -24542,7 +24563,7 @@
           <w:rFonts w:ascii="Segoe UI Symbol" w:hAnsi="Segoe UI Symbol" w:cs="Segoe UI Symbol"/>
           <w:sz w:val="20"/>
         </w:rPr>
-        <w:t xml:space="preserve">☐</w:t>
+        <w:t xml:space="preserve">{% if not (healthcare.spouse_decline_autopsy) %}☒{% else %}☐{% endif %}</w:t>
       </w:r>
       <w:r>
         <w:rPr>
@@ -24807,6 +24828,13 @@
           <w:sz w:val="20"/>
         </w:rPr>
         <w:tab/>
+      </w:r>
+      <w:r>
+        <w:rPr>
+          <w:rFonts w:ascii="Garamond" w:hAnsi="Garamond"/>
+          <w:sz w:val="20"/>
+        </w:rPr>
+        <w:t xml:space="preserve">{{ healthcare.spouse_other_healthcare_wishes | optional }}</w:t>
       </w:r>
       <w:r>
         <w:rPr>
@@ -24928,7 +24956,7 @@
           <w:rFonts w:ascii="Segoe UI Symbol" w:hAnsi="Segoe UI Symbol" w:cs="Segoe UI Symbol"/>
           <w:sz w:val="20"/>
         </w:rPr>
-        <w:t xml:space="preserve">☐</w:t>
+        <w:t xml:space="preserve">{% if healthcare.spouse_agent_effective_immediately %}☒{% else %}☐{% endif %}</w:t>
       </w:r>
       <w:r>
         <w:rPr>
@@ -24942,7 +24970,7 @@
           <w:rFonts w:ascii="Segoe UI Symbol" w:hAnsi="Segoe UI Symbol" w:cs="Segoe UI Symbol"/>
           <w:sz w:val="20"/>
         </w:rPr>
-        <w:t xml:space="preserve">☐</w:t>
+        <w:t xml:space="preserve">{% if not (healthcare.spouse_agent_effective_immediately) %}☒{% else %}☐{% endif %}</w:t>
       </w:r>
       <w:r>
         <w:rPr>
@@ -24993,7 +25021,7 @@
           <w:rFonts w:ascii="Segoe UI Symbol" w:hAnsi="Segoe UI Symbol" w:cs="Segoe UI Symbol"/>
           <w:sz w:val="20"/>
         </w:rPr>
-        <w:t xml:space="preserve">☐</w:t>
+        <w:t xml:space="preserve">{% if healthcare.spouse_include_post_death_authority %}☒{% else %}☐{% endif %}</w:t>
       </w:r>
       <w:r>
         <w:rPr>
@@ -25007,7 +25035,7 @@
           <w:rFonts w:ascii="Segoe UI Symbol" w:hAnsi="Segoe UI Symbol" w:cs="Segoe UI Symbol"/>
           <w:sz w:val="20"/>
         </w:rPr>
-        <w:t xml:space="preserve">☐</w:t>
+        <w:t xml:space="preserve">{% if not (healthcare.spouse_include_post_death_authority) %}☒{% else %}☐{% endif %}</w:t>
       </w:r>
       <w:r>
         <w:rPr>
@@ -25058,6 +25086,13 @@
           <w:rFonts w:ascii="Garamond" w:hAnsi="Garamond"/>
           <w:sz w:val="20"/>
         </w:rPr>
+        <w:t xml:space="preserve">{{ healthcare.spouse_agent_limits_while_living | optional }}</w:t>
+      </w:r>
+      <w:r>
+        <w:rPr>
+          <w:rFonts w:ascii="Garamond" w:hAnsi="Garamond"/>
+          <w:sz w:val="20"/>
+        </w:rPr>
         <w:tab/>
       </w:r>
     </w:p>
@@ -25154,6 +25189,13 @@
           <w:rFonts w:ascii="Garamond" w:hAnsi="Garamond"/>
           <w:sz w:val="20"/>
         </w:rPr>
+        <w:t xml:space="preserve">{{ healthcare.spouse_agent_limits_after_death | optional }}</w:t>
+      </w:r>
+      <w:r>
+        <w:rPr>
+          <w:rFonts w:ascii="Garamond" w:hAnsi="Garamond"/>
+          <w:sz w:val="20"/>
+        </w:rPr>
         <w:tab/>
       </w:r>
     </w:p>
@@ -25334,7 +25376,7 @@
           <w:rFonts w:ascii="Segoe UI Symbol" w:hAnsi="Segoe UI Symbol" w:cs="Segoe UI Symbol"/>
           <w:sz w:val="20"/>
         </w:rPr>
-        <w:t xml:space="preserve">☐</w:t>
+        <w:t xml:space="preserve">{% if healthcare.spouse_coagent_disagreement_resolution == 'omit' %}☒{% else %}☐{% endif %}</w:t>
       </w:r>
       <w:r>
         <w:rPr>
@@ -25367,7 +25409,7 @@
           <w:rFonts w:ascii="Segoe UI Symbol" w:hAnsi="Segoe UI Symbol" w:cs="Segoe UI Symbol"/>
           <w:sz w:val="20"/>
         </w:rPr>
-        <w:t xml:space="preserve">☐</w:t>
+        <w:t xml:space="preserve">{% if healthcare.spouse_coagent_disagreement_resolution == 'majority' %}☒{% else %}☐{% endif %}</w:t>
       </w:r>
       <w:r>
         <w:rPr>
@@ -25400,7 +25442,7 @@
           <w:rFonts w:ascii="Segoe UI Symbol" w:hAnsi="Segoe UI Symbol" w:cs="Segoe UI Symbol"/>
           <w:sz w:val="20"/>
         </w:rPr>
-        <w:t xml:space="preserve">☐</w:t>
+        <w:t xml:space="preserve">{% if healthcare.spouse_coagent_disagreement_resolution == 'unanimous' %}☒{% else %}☐{% endif %}</w:t>
       </w:r>
       <w:r>
         <w:rPr>
@@ -25433,7 +25475,7 @@
           <w:rFonts w:ascii="Segoe UI Symbol" w:hAnsi="Segoe UI Symbol" w:cs="Segoe UI Symbol"/>
           <w:sz w:val="20"/>
         </w:rPr>
-        <w:t xml:space="preserve">☐</w:t>
+        <w:t xml:space="preserve">{% if healthcare.spouse_coagent_disagreement_resolution == 'first_named' %}☒{% else %}☐{% endif %}</w:t>
       </w:r>
       <w:r>
         <w:rPr>
@@ -27110,7 +27152,7 @@
           <w:rFonts w:ascii="Segoe UI Symbol" w:hAnsi="Segoe UI Symbol" w:cs="Segoe UI Symbol"/>
           <w:sz w:val="20"/>
         </w:rPr>
-        <w:t xml:space="preserve">☐</w:t>
+        <w:t xml:space="preserve">{% if healthcare.client_disposition_of_remains == 'cremation' %}☒{% else %}☐{% endif %}</w:t>
       </w:r>
       <w:r>
         <w:rPr>
@@ -27143,7 +27185,7 @@
           <w:rFonts w:ascii="Segoe UI Symbol" w:hAnsi="Segoe UI Symbol" w:cs="Segoe UI Symbol"/>
           <w:sz w:val="20"/>
         </w:rPr>
-        <w:t xml:space="preserve">☐</w:t>
+        <w:t xml:space="preserve">{% if healthcare.client_disposition_of_remains == 'chemical_cremation' %}☒{% else %}☐{% endif %}</w:t>
       </w:r>
       <w:r>
         <w:rPr>
@@ -27176,7 +27218,7 @@
           <w:rFonts w:ascii="Segoe UI Symbol" w:hAnsi="Segoe UI Symbol" w:cs="Segoe UI Symbol"/>
           <w:sz w:val="20"/>
         </w:rPr>
-        <w:t xml:space="preserve">☐</w:t>
+        <w:t xml:space="preserve">{% if healthcare.client_disposition_of_remains == 'burial' %}☒{% else %}☐{% endif %}</w:t>
       </w:r>
       <w:r>
         <w:rPr>
@@ -27209,7 +27251,7 @@
           <w:rFonts w:ascii="Segoe UI Symbol" w:hAnsi="Segoe UI Symbol" w:cs="Segoe UI Symbol"/>
           <w:sz w:val="20"/>
         </w:rPr>
-        <w:t xml:space="preserve">☐</w:t>
+        <w:t xml:space="preserve">{% if healthcare.client_disposition_of_remains == 'no_specific_wishes' %}☒{% else %}☐{% endif %}</w:t>
       </w:r>
       <w:r>
         <w:rPr>
@@ -27242,7 +27284,7 @@
           <w:rFonts w:ascii="Segoe UI Symbol" w:hAnsi="Segoe UI Symbol" w:cs="Segoe UI Symbol"/>
           <w:sz w:val="20"/>
         </w:rPr>
-        <w:t xml:space="preserve">☐</w:t>
+        <w:t xml:space="preserve">{% if healthcare.client_disposition_of_remains == 'leave_blank' %}☒{% else %}☐{% endif %}</w:t>
       </w:r>
       <w:r>
         <w:rPr>
@@ -27275,7 +27317,7 @@
           <w:rFonts w:ascii="Segoe UI Symbol" w:hAnsi="Segoe UI Symbol" w:cs="Segoe UI Symbol"/>
           <w:sz w:val="20"/>
         </w:rPr>
-        <w:t xml:space="preserve">☐</w:t>
+        <w:t xml:space="preserve">{% if healthcare.client_disposition_of_remains == 'other' %}☒{% else %}☐{% endif %}</w:t>
       </w:r>
       <w:r>
         <w:rPr>
@@ -27326,6 +27368,13 @@
           <w:rFonts w:ascii="Garamond" w:hAnsi="Garamond"/>
           <w:sz w:val="20"/>
         </w:rPr>
+        <w:t xml:space="preserve">{{ healthcare.client_funeral_instructions | optional }}</w:t>
+      </w:r>
+      <w:r>
+        <w:rPr>
+          <w:rFonts w:ascii="Garamond" w:hAnsi="Garamond"/>
+          <w:sz w:val="20"/>
+        </w:rPr>
         <w:tab/>
       </w:r>
     </w:p>
@@ -27422,6 +27471,13 @@
           <w:rFonts w:ascii="Garamond" w:hAnsi="Garamond"/>
           <w:sz w:val="20"/>
         </w:rPr>
+        <w:t xml:space="preserve">{{ healthcare.client_preneed_arrangements | optional }}</w:t>
+      </w:r>
+      <w:r>
+        <w:rPr>
+          <w:rFonts w:ascii="Garamond" w:hAnsi="Garamond"/>
+          <w:sz w:val="20"/>
+        </w:rPr>
         <w:tab/>
       </w:r>
     </w:p>
@@ -27518,6 +27574,13 @@
           <w:rFonts w:ascii="Garamond" w:hAnsi="Garamond"/>
           <w:sz w:val="20"/>
         </w:rPr>
+        <w:t xml:space="preserve">{{ healthcare.client_other_disposition_instructions | optional }}</w:t>
+      </w:r>
+      <w:r>
+        <w:rPr>
+          <w:rFonts w:ascii="Garamond" w:hAnsi="Garamond"/>
+          <w:sz w:val="20"/>
+        </w:rPr>
         <w:tab/>
       </w:r>
     </w:p>
@@ -27614,7 +27677,7 @@
           <w:rFonts w:ascii="Segoe UI Symbol" w:hAnsi="Segoe UI Symbol" w:cs="Segoe UI Symbol"/>
           <w:sz w:val="20"/>
         </w:rPr>
-        <w:t xml:space="preserve">☐</w:t>
+        <w:t xml:space="preserve">{% if healthcare.client_preference_for_donations %}☒{% else %}☐{% endif %}</w:t>
       </w:r>
       <w:r>
         <w:rPr>
@@ -27647,7 +27710,7 @@
           <w:rFonts w:ascii="Segoe UI Symbol" w:hAnsi="Segoe UI Symbol" w:cs="Segoe UI Symbol"/>
           <w:sz w:val="20"/>
         </w:rPr>
-        <w:t xml:space="preserve">☐</w:t>
+        <w:t xml:space="preserve">{% if healthcare.client_prohibit_ai_replicas %}☒{% else %}☐{% endif %}</w:t>
       </w:r>
       <w:r>
         <w:rPr>
@@ -27717,7 +27780,7 @@
           <w:rFonts w:ascii="Segoe UI Symbol" w:hAnsi="Segoe UI Symbol" w:cs="Segoe UI Symbol"/>
           <w:sz w:val="20"/>
         </w:rPr>
-        <w:t xml:space="preserve">☐</w:t>
+        <w:t xml:space="preserve">{% if healthcare.client_disposition_agents_same_as_healthcare %}☒{% else %}☐{% endif %}</w:t>
       </w:r>
       <w:r>
         <w:rPr>
@@ -27731,7 +27794,7 @@
           <w:rFonts w:ascii="Segoe UI Symbol" w:hAnsi="Segoe UI Symbol" w:cs="Segoe UI Symbol"/>
           <w:sz w:val="20"/>
         </w:rPr>
-        <w:t xml:space="preserve">☐</w:t>
+        <w:t xml:space="preserve">{% if not (healthcare.client_disposition_agents_same_as_healthcare) %}☒{% else %}☐{% endif %}</w:t>
       </w:r>
       <w:r>
         <w:rPr>
@@ -27773,7 +27836,7 @@
           <w:rFonts w:ascii="Segoe UI Symbol" w:hAnsi="Segoe UI Symbol" w:cs="Segoe UI Symbol"/>
           <w:sz w:val="20"/>
         </w:rPr>
-        <w:t xml:space="preserve">☐</w:t>
+        <w:t xml:space="preserve">{% if healthcare.client_include_disposition_agent_acceptance %}☒{% else %}☐{% endif %}</w:t>
       </w:r>
       <w:r>
         <w:rPr>
@@ -27787,7 +27850,7 @@
           <w:rFonts w:ascii="Segoe UI Symbol" w:hAnsi="Segoe UI Symbol" w:cs="Segoe UI Symbol"/>
           <w:sz w:val="20"/>
         </w:rPr>
-        <w:t xml:space="preserve">☐</w:t>
+        <w:t xml:space="preserve">{% if not (healthcare.client_include_disposition_agent_acceptance) %}☒{% else %}☐{% endif %}</w:t>
       </w:r>
       <w:r>
         <w:rPr>
@@ -27898,7 +27961,7 @@
           <w:rFonts w:ascii="Segoe UI Symbol" w:hAnsi="Segoe UI Symbol" w:cs="Segoe UI Symbol"/>
           <w:sz w:val="20"/>
         </w:rPr>
-        <w:t xml:space="preserve">☐</w:t>
+        <w:t xml:space="preserve">{% if healthcare.spouse_disposition_of_remains == 'cremation' %}☒{% else %}☐{% endif %}</w:t>
       </w:r>
       <w:r>
         <w:rPr>
@@ -27931,7 +27994,7 @@
           <w:rFonts w:ascii="Segoe UI Symbol" w:hAnsi="Segoe UI Symbol" w:cs="Segoe UI Symbol"/>
           <w:sz w:val="20"/>
         </w:rPr>
-        <w:t xml:space="preserve">☐</w:t>
+        <w:t xml:space="preserve">{% if healthcare.spouse_disposition_of_remains == 'chemical_cremation' %}☒{% else %}☐{% endif %}</w:t>
       </w:r>
       <w:r>
         <w:rPr>
@@ -27964,7 +28027,7 @@
           <w:rFonts w:ascii="Segoe UI Symbol" w:hAnsi="Segoe UI Symbol" w:cs="Segoe UI Symbol"/>
           <w:sz w:val="20"/>
         </w:rPr>
-        <w:t xml:space="preserve">☐</w:t>
+        <w:t xml:space="preserve">{% if healthcare.spouse_disposition_of_remains == 'burial' %}☒{% else %}☐{% endif %}</w:t>
       </w:r>
       <w:r>
         <w:rPr>
@@ -27997,7 +28060,7 @@
           <w:rFonts w:ascii="Segoe UI Symbol" w:hAnsi="Segoe UI Symbol" w:cs="Segoe UI Symbol"/>
           <w:sz w:val="20"/>
         </w:rPr>
-        <w:t xml:space="preserve">☐</w:t>
+        <w:t xml:space="preserve">{% if healthcare.spouse_disposition_of_remains == 'no_specific_wishes' %}☒{% else %}☐{% endif %}</w:t>
       </w:r>
       <w:r>
         <w:rPr>
@@ -28030,7 +28093,7 @@
           <w:rFonts w:ascii="Segoe UI Symbol" w:hAnsi="Segoe UI Symbol" w:cs="Segoe UI Symbol"/>
           <w:sz w:val="20"/>
         </w:rPr>
-        <w:t xml:space="preserve">☐</w:t>
+        <w:t xml:space="preserve">{% if healthcare.spouse_disposition_of_remains == 'leave_blank' %}☒{% else %}☐{% endif %}</w:t>
       </w:r>
       <w:r>
         <w:rPr>
@@ -28063,7 +28126,7 @@
           <w:rFonts w:ascii="Segoe UI Symbol" w:hAnsi="Segoe UI Symbol" w:cs="Segoe UI Symbol"/>
           <w:sz w:val="20"/>
         </w:rPr>
-        <w:t xml:space="preserve">☐</w:t>
+        <w:t xml:space="preserve">{% if healthcare.spouse_disposition_of_remains == 'other' %}☒{% else %}☐{% endif %}</w:t>
       </w:r>
       <w:r>
         <w:rPr>
@@ -28114,6 +28177,13 @@
           <w:rFonts w:ascii="Garamond" w:hAnsi="Garamond"/>
           <w:sz w:val="20"/>
         </w:rPr>
+        <w:t xml:space="preserve">{{ healthcare.spouse_funeral_instructions | optional }}</w:t>
+      </w:r>
+      <w:r>
+        <w:rPr>
+          <w:rFonts w:ascii="Garamond" w:hAnsi="Garamond"/>
+          <w:sz w:val="20"/>
+        </w:rPr>
         <w:tab/>
       </w:r>
     </w:p>
@@ -28210,6 +28280,13 @@
           <w:rFonts w:ascii="Garamond" w:hAnsi="Garamond"/>
           <w:sz w:val="20"/>
         </w:rPr>
+        <w:t xml:space="preserve">{{ healthcare.spouse_preneed_arrangements | optional }}</w:t>
+      </w:r>
+      <w:r>
+        <w:rPr>
+          <w:rFonts w:ascii="Garamond" w:hAnsi="Garamond"/>
+          <w:sz w:val="20"/>
+        </w:rPr>
         <w:tab/>
       </w:r>
     </w:p>
@@ -28306,6 +28383,13 @@
           <w:rFonts w:ascii="Garamond" w:hAnsi="Garamond"/>
           <w:sz w:val="20"/>
         </w:rPr>
+        <w:t xml:space="preserve">{{ healthcare.spouse_other_disposition_instructions | optional }}</w:t>
+      </w:r>
+      <w:r>
+        <w:rPr>
+          <w:rFonts w:ascii="Garamond" w:hAnsi="Garamond"/>
+          <w:sz w:val="20"/>
+        </w:rPr>
         <w:tab/>
       </w:r>
     </w:p>
@@ -28402,7 +28486,7 @@
           <w:rFonts w:ascii="Segoe UI Symbol" w:hAnsi="Segoe UI Symbol" w:cs="Segoe UI Symbol"/>
           <w:sz w:val="20"/>
         </w:rPr>
-        <w:t xml:space="preserve">☐</w:t>
+        <w:t xml:space="preserve">{% if healthcare.spouse_preference_for_donations %}☒{% else %}☐{% endif %}</w:t>
       </w:r>
       <w:r>
         <w:rPr>
@@ -28435,7 +28519,7 @@
           <w:rFonts w:ascii="Segoe UI Symbol" w:hAnsi="Segoe UI Symbol" w:cs="Segoe UI Symbol"/>
           <w:sz w:val="20"/>
         </w:rPr>
-        <w:t xml:space="preserve">☐</w:t>
+        <w:t xml:space="preserve">{% if healthcare.spouse_prohibit_ai_replicas %}☒{% else %}☐{% endif %}</w:t>
       </w:r>
       <w:r>
         <w:rPr>
@@ -28505,7 +28589,7 @@
           <w:rFonts w:ascii="Segoe UI Symbol" w:hAnsi="Segoe UI Symbol" w:cs="Segoe UI Symbol"/>
           <w:sz w:val="20"/>
         </w:rPr>
-        <w:t xml:space="preserve">☐</w:t>
+        <w:t xml:space="preserve">{% if healthcare.spouse_disposition_agents_same_as_healthcare %}☒{% else %}☐{% endif %}</w:t>
       </w:r>
       <w:r>
         <w:rPr>
@@ -28519,7 +28603,7 @@
           <w:rFonts w:ascii="Segoe UI Symbol" w:hAnsi="Segoe UI Symbol" w:cs="Segoe UI Symbol"/>
           <w:sz w:val="20"/>
         </w:rPr>
-        <w:t xml:space="preserve">☐</w:t>
+        <w:t xml:space="preserve">{% if not (healthcare.spouse_disposition_agents_same_as_healthcare) %}☒{% else %}☐{% endif %}</w:t>
       </w:r>
       <w:r>
         <w:rPr>
@@ -28561,7 +28645,7 @@
           <w:rFonts w:ascii="Segoe UI Symbol" w:hAnsi="Segoe UI Symbol" w:cs="Segoe UI Symbol"/>
           <w:sz w:val="20"/>
         </w:rPr>
-        <w:t xml:space="preserve">☐</w:t>
+        <w:t xml:space="preserve">{% if healthcare.spouse_include_disposition_agent_acceptance %}☒{% else %}☐{% endif %}</w:t>
       </w:r>
       <w:r>
         <w:rPr>
@@ -28575,7 +28659,7 @@
           <w:rFonts w:ascii="Segoe UI Symbol" w:hAnsi="Segoe UI Symbol" w:cs="Segoe UI Symbol"/>
           <w:sz w:val="20"/>
         </w:rPr>
-        <w:t xml:space="preserve">☐</w:t>
+        <w:t xml:space="preserve">{% if not (healthcare.spouse_include_disposition_agent_acceptance) %}☒{% else %}☐{% endif %}</w:t>
       </w:r>
       <w:r>
         <w:rPr>

--- a/tools/aubreylaw-docgeneration/templates/design-summary-worksheet-separate.docx
+++ b/tools/aubreylaw-docgeneration/templates/design-summary-worksheet-separate.docx
@@ -18725,7 +18725,7 @@
           <w:rFonts w:ascii="Segoe UI Symbol" w:hAnsi="Segoe UI Symbol" w:cs="Segoe UI Symbol"/>
           <w:sz w:val="20"/>
         </w:rPr>
-        <w:t xml:space="preserve">☐</w:t>
+        <w:t xml:space="preserve">{% if dpoa.include_notice_page %}☒{% else %}☐{% endif %}</w:t>
       </w:r>
       <w:r>
         <w:rPr>
@@ -18739,7 +18739,7 @@
           <w:rFonts w:ascii="Segoe UI Symbol" w:hAnsi="Segoe UI Symbol" w:cs="Segoe UI Symbol"/>
           <w:sz w:val="20"/>
         </w:rPr>
-        <w:t xml:space="preserve">☐</w:t>
+        <w:t xml:space="preserve">{% if not (dpoa.include_notice_page) %}☒{% else %}☐{% endif %}</w:t>
       </w:r>
       <w:r>
         <w:rPr>
@@ -18781,7 +18781,7 @@
           <w:rFonts w:ascii="Segoe UI Symbol" w:hAnsi="Segoe UI Symbol" w:cs="Segoe UI Symbol"/>
           <w:sz w:val="20"/>
         </w:rPr>
-        <w:t xml:space="preserve">☐</w:t>
+        <w:t xml:space="preserve">{% if dpoa.incapacity_determination == 'default' %}☒{% else %}☐{% endif %}</w:t>
       </w:r>
       <w:r>
         <w:rPr>
@@ -18795,7 +18795,7 @@
           <w:rFonts w:ascii="Segoe UI Symbol" w:hAnsi="Segoe UI Symbol" w:cs="Segoe UI Symbol"/>
           <w:sz w:val="20"/>
         </w:rPr>
-        <w:t xml:space="preserve">☐</w:t>
+        <w:t xml:space="preserve">{% if dpoa.incapacity_determination == 'custom' %}☒{% else %}☐{% endif %}</w:t>
       </w:r>
       <w:r>
         <w:rPr>
@@ -18846,7 +18846,7 @@
           <w:rFonts w:ascii="Segoe UI Symbol" w:hAnsi="Segoe UI Symbol" w:cs="Segoe UI Symbol"/>
           <w:sz w:val="20"/>
         </w:rPr>
-        <w:t xml:space="preserve">☐</w:t>
+        <w:t xml:space="preserve">{% if dpoa.preserve_existing_bank_powers %}☒{% else %}☐{% endif %}</w:t>
       </w:r>
       <w:r>
         <w:rPr>
@@ -18860,7 +18860,7 @@
           <w:rFonts w:ascii="Segoe UI Symbol" w:hAnsi="Segoe UI Symbol" w:cs="Segoe UI Symbol"/>
           <w:sz w:val="20"/>
         </w:rPr>
-        <w:t xml:space="preserve">☐</w:t>
+        <w:t xml:space="preserve">{% if not (dpoa.preserve_existing_bank_powers) %}☒{% else %}☐{% endif %}</w:t>
       </w:r>
       <w:r>
         <w:rPr>
@@ -19145,7 +19145,7 @@
           <w:rFonts w:ascii="Segoe UI Symbol" w:hAnsi="Segoe UI Symbol" w:cs="Segoe UI Symbol"/>
           <w:sz w:val="20"/>
         </w:rPr>
-        <w:t xml:space="preserve">☐</w:t>
+        <w:t xml:space="preserve">{% if dpoa.acceptance_of_appointment == 'include' %}☒{% else %}☐{% endif %}</w:t>
       </w:r>
       <w:r>
         <w:rPr>
@@ -19178,7 +19178,7 @@
           <w:rFonts w:ascii="Segoe UI Symbol" w:hAnsi="Segoe UI Symbol" w:cs="Segoe UI Symbol"/>
           <w:sz w:val="20"/>
         </w:rPr>
-        <w:t xml:space="preserve">☐</w:t>
+        <w:t xml:space="preserve">{% if dpoa.acceptance_of_appointment == 'omit' %}☒{% else %}☐{% endif %}</w:t>
       </w:r>
       <w:r>
         <w:rPr>
@@ -20142,7 +20142,7 @@
           <w:rFonts w:ascii="Segoe UI Symbol" w:hAnsi="Segoe UI Symbol" w:cs="Segoe UI Symbol"/>
           <w:sz w:val="20"/>
         </w:rPr>
-        <w:t xml:space="preserve">☐</w:t>
+        <w:t xml:space="preserve">{% if dpoa.effective == 'springing' %}☒{% else %}☐{% endif %}</w:t>
       </w:r>
       <w:r>
         <w:rPr>
@@ -20156,7 +20156,7 @@
           <w:rFonts w:ascii="Segoe UI Symbol" w:hAnsi="Segoe UI Symbol" w:cs="Segoe UI Symbol"/>
           <w:sz w:val="20"/>
         </w:rPr>
-        <w:t xml:space="preserve">☐</w:t>
+        <w:t xml:space="preserve">{% if dpoa.effective == 'immediate' %}☒{% else %}☐{% endif %}</w:t>
       </w:r>
       <w:r>
         <w:rPr>
@@ -20207,7 +20207,7 @@
           <w:rFonts w:ascii="Segoe UI Symbol" w:hAnsi="Segoe UI Symbol" w:cs="Segoe UI Symbol"/>
           <w:sz w:val="20"/>
         </w:rPr>
-        <w:t xml:space="preserve">☐</w:t>
+        <w:t xml:space="preserve">{% if dpoa.authority_after_capacity_regained == 'continue' %}☒{% else %}☐{% endif %}</w:t>
       </w:r>
       <w:r>
         <w:rPr>
@@ -20240,7 +20240,7 @@
           <w:rFonts w:ascii="Segoe UI Symbol" w:hAnsi="Segoe UI Symbol" w:cs="Segoe UI Symbol"/>
           <w:sz w:val="20"/>
         </w:rPr>
-        <w:t xml:space="preserve">☐</w:t>
+        <w:t xml:space="preserve">{% if dpoa.authority_after_capacity_regained == 'suspend' %}☒{% else %}☐{% endif %}</w:t>
       </w:r>
       <w:r>
         <w:rPr>
@@ -21301,7 +21301,7 @@
           <w:rFonts w:ascii="Segoe UI Symbol" w:hAnsi="Segoe UI Symbol" w:cs="Segoe UI Symbol"/>
           <w:sz w:val="20"/>
         </w:rPr>
-        <w:t xml:space="preserve">☐</w:t>
+        <w:t xml:space="preserve">{% if dpoa.effective == 'springing' %}☒{% else %}☐{% endif %}</w:t>
       </w:r>
       <w:r>
         <w:rPr>
@@ -21315,7 +21315,7 @@
           <w:rFonts w:ascii="Segoe UI Symbol" w:hAnsi="Segoe UI Symbol" w:cs="Segoe UI Symbol"/>
           <w:sz w:val="20"/>
         </w:rPr>
-        <w:t xml:space="preserve">☐</w:t>
+        <w:t xml:space="preserve">{% if dpoa.effective == 'immediate' %}☒{% else %}☐{% endif %}</w:t>
       </w:r>
       <w:r>
         <w:rPr>
@@ -21366,7 +21366,7 @@
           <w:rFonts w:ascii="Segoe UI Symbol" w:hAnsi="Segoe UI Symbol" w:cs="Segoe UI Symbol"/>
           <w:sz w:val="20"/>
         </w:rPr>
-        <w:t xml:space="preserve">☐</w:t>
+        <w:t xml:space="preserve">{% if dpoa.authority_after_capacity_regained == 'continue' %}☒{% else %}☐{% endif %}</w:t>
       </w:r>
       <w:r>
         <w:rPr>
@@ -21399,7 +21399,7 @@
           <w:rFonts w:ascii="Segoe UI Symbol" w:hAnsi="Segoe UI Symbol" w:cs="Segoe UI Symbol"/>
           <w:sz w:val="20"/>
         </w:rPr>
-        <w:t xml:space="preserve">☐</w:t>
+        <w:t xml:space="preserve">{% if dpoa.authority_after_capacity_regained == 'suspend' %}☒{% else %}☐{% endif %}</w:t>
       </w:r>
       <w:r>
         <w:rPr>

--- a/tools/aubreylaw-docgeneration/templates/design-summary-worksheet-separate.docx
+++ b/tools/aubreylaw-docgeneration/templates/design-summary-worksheet-separate.docx
@@ -31169,7 +31169,7 @@
           <w:rFonts w:ascii="Segoe UI Symbol" w:hAnsi="Segoe UI Symbol" w:cs="Segoe UI Symbol"/>
           <w:sz w:val="20"/>
         </w:rPr>
-        <w:t xml:space="preserve">☐</w:t>
+        <w:t xml:space="preserve">{% if execution.trust_acknowledgment == 'notary' %}☒{% else %}☐{% endif %}</w:t>
       </w:r>
       <w:r>
         <w:rPr>
@@ -31202,7 +31202,7 @@
           <w:rFonts w:ascii="Segoe UI Symbol" w:hAnsi="Segoe UI Symbol" w:cs="Segoe UI Symbol"/>
           <w:sz w:val="20"/>
         </w:rPr>
-        <w:t xml:space="preserve">☐</w:t>
+        <w:t xml:space="preserve">{% if execution.trust_acknowledgment == 'witnesses' %}☒{% else %}☐{% endif %}</w:t>
       </w:r>
       <w:r>
         <w:rPr>
@@ -31235,7 +31235,7 @@
           <w:rFonts w:ascii="Segoe UI Symbol" w:hAnsi="Segoe UI Symbol" w:cs="Segoe UI Symbol"/>
           <w:sz w:val="20"/>
         </w:rPr>
-        <w:t xml:space="preserve">☐</w:t>
+        <w:t xml:space="preserve">{% if execution.trust_acknowledgment == 'both' %}☒{% else %}☐{% endif %}</w:t>
       </w:r>
       <w:r>
         <w:rPr>
@@ -31277,7 +31277,7 @@
           <w:rFonts w:ascii="Segoe UI Symbol" w:hAnsi="Segoe UI Symbol" w:cs="Segoe UI Symbol"/>
           <w:sz w:val="20"/>
         </w:rPr>
-        <w:t xml:space="preserve">☐</w:t>
+        <w:t xml:space="preserve">{% if execution.combine_settlor_trustee_signatures %}☒{% else %}☐{% endif %}</w:t>
       </w:r>
       <w:r>
         <w:rPr>
@@ -31291,7 +31291,7 @@
           <w:rFonts w:ascii="Segoe UI Symbol" w:hAnsi="Segoe UI Symbol" w:cs="Segoe UI Symbol"/>
           <w:sz w:val="20"/>
         </w:rPr>
-        <w:t xml:space="preserve">☐</w:t>
+        <w:t xml:space="preserve">{% if not (execution.combine_settlor_trustee_signatures) %}☒{% else %}☐{% endif %}</w:t>
       </w:r>
       <w:r>
         <w:rPr>
@@ -31333,7 +31333,7 @@
           <w:rFonts w:ascii="Segoe UI Symbol" w:hAnsi="Segoe UI Symbol" w:cs="Segoe UI Symbol"/>
           <w:sz w:val="20"/>
         </w:rPr>
-        <w:t xml:space="preserve">☐</w:t>
+        <w:t xml:space="preserve">{% if execution.poa_acknowledgment == 'notary' %}☒{% else %}☐{% endif %}</w:t>
       </w:r>
       <w:r>
         <w:rPr>
@@ -31347,7 +31347,7 @@
           <w:rFonts w:ascii="Segoe UI Symbol" w:hAnsi="Segoe UI Symbol" w:cs="Segoe UI Symbol"/>
           <w:sz w:val="20"/>
         </w:rPr>
-        <w:t xml:space="preserve">☐</w:t>
+        <w:t xml:space="preserve">{% if execution.poa_acknowledgment == 'witnesses' %}☒{% else %}☐{% endif %}</w:t>
       </w:r>
       <w:r>
         <w:rPr>
@@ -31389,7 +31389,7 @@
           <w:rFonts w:ascii="Segoe UI Symbol" w:hAnsi="Segoe UI Symbol" w:cs="Segoe UI Symbol"/>
           <w:sz w:val="20"/>
         </w:rPr>
-        <w:t xml:space="preserve">☐</w:t>
+        <w:t xml:space="preserve">{% if execution.ahd_acknowledgment == 'notary' %}☒{% else %}☐{% endif %}</w:t>
       </w:r>
       <w:r>
         <w:rPr>
@@ -31403,7 +31403,7 @@
           <w:rFonts w:ascii="Segoe UI Symbol" w:hAnsi="Segoe UI Symbol" w:cs="Segoe UI Symbol"/>
           <w:sz w:val="20"/>
         </w:rPr>
-        <w:t xml:space="preserve">☐</w:t>
+        <w:t xml:space="preserve">{% if execution.ahd_acknowledgment == 'witnesses' %}☒{% else %}☐{% endif %}</w:t>
       </w:r>
       <w:r>
         <w:rPr>
@@ -31445,7 +31445,7 @@
           <w:rFonts w:ascii="Segoe UI Symbol" w:hAnsi="Segoe UI Symbol" w:cs="Segoe UI Symbol"/>
           <w:sz w:val="20"/>
         </w:rPr>
-        <w:t xml:space="preserve">☐</w:t>
+        <w:t xml:space="preserve">{% if execution.healthcare_authorization_acknowledgment == 'notary' %}☒{% else %}☐{% endif %}</w:t>
       </w:r>
       <w:r>
         <w:rPr>
@@ -31459,7 +31459,7 @@
           <w:rFonts w:ascii="Segoe UI Symbol" w:hAnsi="Segoe UI Symbol" w:cs="Segoe UI Symbol"/>
           <w:sz w:val="20"/>
         </w:rPr>
-        <w:t xml:space="preserve">☐</w:t>
+        <w:t xml:space="preserve">{% if execution.healthcare_authorization_acknowledgment == 'witnesses' %}☒{% else %}☐{% endif %}</w:t>
       </w:r>
       <w:r>
         <w:rPr>
@@ -31510,7 +31510,7 @@
           <w:rFonts w:ascii="Segoe UI Symbol" w:hAnsi="Segoe UI Symbol" w:cs="Segoe UI Symbol"/>
           <w:sz w:val="20"/>
         </w:rPr>
-        <w:t xml:space="preserve">☐</w:t>
+        <w:t xml:space="preserve">{% if execution.healthcare_signed_in_nursing_home %}☒{% else %}☐{% endif %}</w:t>
       </w:r>
       <w:r>
         <w:rPr>
@@ -31543,7 +31543,7 @@
           <w:rFonts w:ascii="Segoe UI Symbol" w:hAnsi="Segoe UI Symbol" w:cs="Segoe UI Symbol"/>
           <w:sz w:val="20"/>
         </w:rPr>
-        <w:t xml:space="preserve">☐</w:t>
+        <w:t xml:space="preserve">{% if not (execution.healthcare_signed_in_nursing_home) %}☒{% else %}☐{% endif %}</w:t>
       </w:r>
       <w:r>
         <w:rPr>
@@ -31585,7 +31585,7 @@
           <w:rFonts w:ascii="Segoe UI Symbol" w:hAnsi="Segoe UI Symbol" w:cs="Segoe UI Symbol"/>
           <w:sz w:val="20"/>
         </w:rPr>
-        <w:t xml:space="preserve">☐</w:t>
+        <w:t xml:space="preserve">{% if execution.final_disposition_execution == 'witnesses' %}☒{% else %}☐{% endif %}</w:t>
       </w:r>
       <w:r>
         <w:rPr>
@@ -31599,7 +31599,7 @@
           <w:rFonts w:ascii="Segoe UI Symbol" w:hAnsi="Segoe UI Symbol" w:cs="Segoe UI Symbol"/>
           <w:sz w:val="20"/>
         </w:rPr>
-        <w:t xml:space="preserve">☐</w:t>
+        <w:t xml:space="preserve">{% if execution.final_disposition_execution == 'witnesses_and_notary' %}☒{% else %}☐{% endif %}</w:t>
       </w:r>
       <w:r>
         <w:rPr>
@@ -31926,6 +31926,13 @@
           <w:rFonts w:ascii="Garamond" w:hAnsi="Garamond"/>
           <w:sz w:val="20"/>
         </w:rPr>
+        <w:t xml:space="preserve">{{ execution.signing_city | optional }}</w:t>
+      </w:r>
+      <w:r>
+        <w:rPr>
+          <w:rFonts w:ascii="Garamond" w:hAnsi="Garamond"/>
+          <w:sz w:val="20"/>
+        </w:rPr>
         <w:tab/>
       </w:r>
     </w:p>
@@ -31955,6 +31962,13 @@
           <w:sz w:val="20"/>
         </w:rPr>
         <w:tab/>
+      </w:r>
+      <w:r>
+        <w:rPr>
+          <w:rFonts w:ascii="Garamond" w:hAnsi="Garamond"/>
+          <w:sz w:val="20"/>
+        </w:rPr>
+        <w:t xml:space="preserve">{{ execution.notary_name | optional }}</w:t>
       </w:r>
       <w:r>
         <w:rPr>
@@ -32038,7 +32052,7 @@
           <w:rFonts w:ascii="Segoe UI Symbol" w:hAnsi="Segoe UI Symbol" w:cs="Segoe UI Symbol"/>
           <w:sz w:val="20"/>
         </w:rPr>
-        <w:t xml:space="preserve">☐</w:t>
+        <w:t xml:space="preserve">{% if execution.include_witness_phones %}☒{% else %}☐{% endif %}</w:t>
       </w:r>
       <w:r>
         <w:rPr>
@@ -32052,7 +32066,7 @@
           <w:rFonts w:ascii="Segoe UI Symbol" w:hAnsi="Segoe UI Symbol" w:cs="Segoe UI Symbol"/>
           <w:sz w:val="20"/>
         </w:rPr>
-        <w:t xml:space="preserve">☐</w:t>
+        <w:t xml:space="preserve">{% if not (execution.include_witness_phones) %}☒{% else %}☐{% endif %}</w:t>
       </w:r>
       <w:r>
         <w:rPr>
@@ -32094,6 +32108,13 @@
           <w:rFonts w:ascii="Garamond" w:hAnsi="Garamond"/>
           <w:sz w:val="20"/>
         </w:rPr>
+        <w:t xml:space="preserve">{{ execution.witness_1_address | optional }}</w:t>
+      </w:r>
+      <w:r>
+        <w:rPr>
+          <w:rFonts w:ascii="Garamond" w:hAnsi="Garamond"/>
+          <w:sz w:val="20"/>
+        </w:rPr>
         <w:tab/>
       </w:r>
     </w:p>
@@ -32129,6 +32150,13 @@
           <w:rFonts w:ascii="Garamond" w:hAnsi="Garamond"/>
           <w:sz w:val="20"/>
         </w:rPr>
+        <w:t xml:space="preserve">{{ execution.witness_1_phone | optional }}</w:t>
+      </w:r>
+      <w:r>
+        <w:rPr>
+          <w:rFonts w:ascii="Garamond" w:hAnsi="Garamond"/>
+          <w:sz w:val="20"/>
+        </w:rPr>
         <w:tab/>
       </w:r>
     </w:p>
@@ -32164,6 +32192,13 @@
           <w:rFonts w:ascii="Garamond" w:hAnsi="Garamond"/>
           <w:sz w:val="20"/>
         </w:rPr>
+        <w:t xml:space="preserve">{{ execution.witness_2_address | optional }}</w:t>
+      </w:r>
+      <w:r>
+        <w:rPr>
+          <w:rFonts w:ascii="Garamond" w:hAnsi="Garamond"/>
+          <w:sz w:val="20"/>
+        </w:rPr>
         <w:tab/>
       </w:r>
     </w:p>
@@ -32193,6 +32228,13 @@
           <w:sz w:val="20"/>
         </w:rPr>
         <w:tab/>
+      </w:r>
+      <w:r>
+        <w:rPr>
+          <w:rFonts w:ascii="Garamond" w:hAnsi="Garamond"/>
+          <w:sz w:val="20"/>
+        </w:rPr>
+        <w:t xml:space="preserve">{{ execution.witness_2_phone | optional }}</w:t>
       </w:r>
       <w:r>
         <w:rPr>

--- a/tools/aubreylaw-docgeneration/templates/design-summary-worksheet-separate.docx
+++ b/tools/aubreylaw-docgeneration/templates/design-summary-worksheet-separate.docx
@@ -291,7 +291,7 @@
           <w:rFonts w:ascii="Segoe UI Symbol" w:hAnsi="Segoe UI Symbol" w:cs="Segoe UI Symbol"/>
           <w:sz w:val="20"/>
         </w:rPr>
-        <w:t xml:space="preserve">☐</w:t>
+        <w:t xml:space="preserve">{% if planning.include_dpoa and planning.poa_form == 'short' %}☒{% else %}☐{% endif %}</w:t>
       </w:r>
       <w:r>
         <w:rPr>
@@ -324,7 +324,7 @@
           <w:rFonts w:ascii="Segoe UI Symbol" w:hAnsi="Segoe UI Symbol" w:cs="Segoe UI Symbol"/>
           <w:sz w:val="20"/>
         </w:rPr>
-        <w:t xml:space="preserve">{% if planning.include_dpoa %}☒{% else %}☐{% endif %}</w:t>
+        <w:t xml:space="preserve">{% if planning.include_dpoa and planning.poa_form == 'long' %}☒{% else %}☐{% endif %}</w:t>
       </w:r>
       <w:r>
         <w:rPr>
@@ -357,7 +357,7 @@
           <w:rFonts w:ascii="Segoe UI Symbol" w:hAnsi="Segoe UI Symbol" w:cs="Segoe UI Symbol"/>
           <w:sz w:val="20"/>
         </w:rPr>
-        <w:t xml:space="preserve">☐</w:t>
+        <w:t xml:space="preserve">{% if planning.include_dpoa and planning.poa_form == 'both' %}☒{% else %}☐{% endif %}</w:t>
       </w:r>
       <w:r>
         <w:rPr>
@@ -408,7 +408,7 @@
           <w:rFonts w:ascii="Segoe UI Symbol" w:hAnsi="Segoe UI Symbol" w:cs="Segoe UI Symbol"/>
           <w:sz w:val="20"/>
         </w:rPr>
-        <w:t xml:space="preserve">☐</w:t>
+        <w:t xml:space="preserve">{% if planning.include_dpoa and planning.poa_title == 'power_of_attorney' %}☒{% else %}☐{% endif %}</w:t>
       </w:r>
       <w:r>
         <w:rPr>
@@ -422,7 +422,7 @@
           <w:rFonts w:ascii="Segoe UI Symbol" w:hAnsi="Segoe UI Symbol" w:cs="Segoe UI Symbol"/>
           <w:sz w:val="20"/>
         </w:rPr>
-        <w:t xml:space="preserve">{% if planning.include_dpoa %}☒{% else %}☐{% endif %}</w:t>
+        <w:t xml:space="preserve">{% if planning.include_dpoa and planning.poa_title == 'durable_power_of_attorney' %}☒{% else %}☐{% endif %}</w:t>
       </w:r>
       <w:r>
         <w:rPr>
@@ -529,7 +529,7 @@
           <w:rFonts w:ascii="Segoe UI Symbol" w:hAnsi="Segoe UI Symbol" w:cs="Segoe UI Symbol"/>
           <w:sz w:val="20"/>
         </w:rPr>
-        <w:t xml:space="preserve">{% if planning.include_hcp %}☒{% else %}☐{% endif %}</w:t>
+        <w:t xml:space="preserve">{% if (planning.include_hcp or planning.include_ahd) and planning.healthcare_directive_title == 'state_default' %}☒{% else %}☐{% endif %}</w:t>
       </w:r>
       <w:r>
         <w:rPr>
@@ -562,7 +562,7 @@
           <w:rFonts w:ascii="Segoe UI Symbol" w:hAnsi="Segoe UI Symbol" w:cs="Segoe UI Symbol"/>
           <w:sz w:val="20"/>
         </w:rPr>
-        <w:t xml:space="preserve">☐</w:t>
+        <w:t xml:space="preserve">{% if (planning.include_hcp or planning.include_ahd) and planning.healthcare_directive_title == 'advance_directive' %}☒{% else %}☐{% endif %}</w:t>
       </w:r>
       <w:r>
         <w:rPr>
@@ -595,7 +595,7 @@
           <w:rFonts w:ascii="Segoe UI Symbol" w:hAnsi="Segoe UI Symbol" w:cs="Segoe UI Symbol"/>
           <w:sz w:val="20"/>
         </w:rPr>
-        <w:t xml:space="preserve">{% if planning.include_ahd %}☒{% else %}☐{% endif %}</w:t>
+        <w:t xml:space="preserve">{% if (planning.include_hcp or planning.include_ahd) and planning.healthcare_directive_title == 'advance_health_care_directive' %}☒{% else %}☐{% endif %}</w:t>
       </w:r>
       <w:r>
         <w:rPr>
@@ -628,7 +628,7 @@
           <w:rFonts w:ascii="Segoe UI Symbol" w:hAnsi="Segoe UI Symbol" w:cs="Segoe UI Symbol"/>
           <w:sz w:val="20"/>
         </w:rPr>
-        <w:t xml:space="preserve">☐</w:t>
+        <w:t xml:space="preserve">{% if (planning.include_hcp or planning.include_ahd) and planning.healthcare_directive_title == 'health_care_directive' %}☒{% else %}☐{% endif %}</w:t>
       </w:r>
       <w:r>
         <w:rPr>
@@ -661,7 +661,7 @@
           <w:rFonts w:ascii="Segoe UI Symbol" w:hAnsi="Segoe UI Symbol" w:cs="Segoe UI Symbol"/>
           <w:sz w:val="20"/>
         </w:rPr>
-        <w:t xml:space="preserve">☐</w:t>
+        <w:t xml:space="preserve">{% if (planning.include_hcp or planning.include_ahd) and planning.healthcare_directive_title == 'health_care_power_of_attorney' %}☒{% else %}☐{% endif %}</w:t>
       </w:r>
       <w:r>
         <w:rPr>
@@ -694,7 +694,7 @@
           <w:rFonts w:ascii="Segoe UI Symbol" w:hAnsi="Segoe UI Symbol" w:cs="Segoe UI Symbol"/>
           <w:sz w:val="20"/>
         </w:rPr>
-        <w:t xml:space="preserve">☐</w:t>
+        <w:t xml:space="preserve">{% if (planning.include_hcp or planning.include_ahd) and planning.healthcare_directive_title == 'other' %}☒{% else %}☐{% endif %}</w:t>
       </w:r>
       <w:r>
         <w:rPr>
@@ -736,7 +736,7 @@
           <w:rFonts w:ascii="Segoe UI Symbol" w:hAnsi="Segoe UI Symbol" w:cs="Segoe UI Symbol"/>
           <w:sz w:val="20"/>
         </w:rPr>
-        <w:t xml:space="preserve">☐</w:t>
+        <w:t xml:space="preserve">{% if planning.include_dementia_directive %}☒{% else %}☐{% endif %}</w:t>
       </w:r>
       <w:r>
         <w:rPr>
@@ -750,7 +750,7 @@
           <w:rFonts w:ascii="Segoe UI Symbol" w:hAnsi="Segoe UI Symbol" w:cs="Segoe UI Symbol"/>
           <w:sz w:val="20"/>
         </w:rPr>
-        <w:t xml:space="preserve">☐</w:t>
+        <w:t xml:space="preserve">{% if not (planning.include_dementia_directive) %}☒{% else %}☐{% endif %}</w:t>
       </w:r>
       <w:r>
         <w:rPr>
@@ -792,7 +792,7 @@
           <w:rFonts w:ascii="Segoe UI Symbol" w:hAnsi="Segoe UI Symbol" w:cs="Segoe UI Symbol"/>
           <w:sz w:val="20"/>
         </w:rPr>
-        <w:t xml:space="preserve">☐</w:t>
+        <w:t xml:space="preserve">{% if planning.include_visitation_authorization %}☒{% else %}☐{% endif %}</w:t>
       </w:r>
       <w:r>
         <w:rPr>
@@ -806,7 +806,7 @@
           <w:rFonts w:ascii="Segoe UI Symbol" w:hAnsi="Segoe UI Symbol" w:cs="Segoe UI Symbol"/>
           <w:sz w:val="20"/>
         </w:rPr>
-        <w:t xml:space="preserve">☐</w:t>
+        <w:t xml:space="preserve">{% if not (planning.include_visitation_authorization) %}☒{% else %}☐{% endif %}</w:t>
       </w:r>
       <w:r>
         <w:rPr>
@@ -904,7 +904,7 @@
           <w:rFonts w:ascii="Segoe UI Symbol" w:hAnsi="Segoe UI Symbol" w:cs="Segoe UI Symbol"/>
           <w:sz w:val="20"/>
         </w:rPr>
-        <w:t xml:space="preserve">☐</w:t>
+        <w:t xml:space="preserve">{% if planning.include_final_disposition %}☒{% else %}☐{% endif %}</w:t>
       </w:r>
       <w:r>
         <w:rPr>
@@ -918,7 +918,7 @@
           <w:rFonts w:ascii="Segoe UI Symbol" w:hAnsi="Segoe UI Symbol" w:cs="Segoe UI Symbol"/>
           <w:sz w:val="20"/>
         </w:rPr>
-        <w:t xml:space="preserve">☐</w:t>
+        <w:t xml:space="preserve">{% if not (planning.include_final_disposition) %}☒{% else %}☐{% endif %}</w:t>
       </w:r>
       <w:r>
         <w:rPr>
@@ -1175,7 +1175,7 @@
           <w:rFonts w:ascii="Segoe UI Symbol" w:hAnsi="Segoe UI Symbol" w:cs="Segoe UI Symbol"/>
           <w:sz w:val="20"/>
         </w:rPr>
-        <w:t xml:space="preserve">☐</w:t>
+        <w:t xml:space="preserve">{% if planning.include_comprehensive_transfer_document %}☒{% else %}☐{% endif %}</w:t>
       </w:r>
       <w:r>
         <w:rPr>
@@ -1189,7 +1189,7 @@
           <w:rFonts w:ascii="Segoe UI Symbol" w:hAnsi="Segoe UI Symbol" w:cs="Segoe UI Symbol"/>
           <w:sz w:val="20"/>
         </w:rPr>
-        <w:t xml:space="preserve">☐</w:t>
+        <w:t xml:space="preserve">{% if not (planning.include_comprehensive_transfer_document) %}☒{% else %}☐{% endif %}</w:t>
       </w:r>
       <w:r>
         <w:rPr>
@@ -1240,7 +1240,7 @@
           <w:rFonts w:ascii="Segoe UI Symbol" w:hAnsi="Segoe UI Symbol" w:cs="Segoe UI Symbol"/>
           <w:sz w:val="20"/>
         </w:rPr>
-        <w:t xml:space="preserve">☐</w:t>
+        <w:t xml:space="preserve">{% if planning.comprehensive_transfer_title == 'declaration_of_trust' %}☒{% else %}☐{% endif %}</w:t>
       </w:r>
       <w:r>
         <w:rPr>
@@ -1273,7 +1273,7 @@
           <w:rFonts w:ascii="Segoe UI Symbol" w:hAnsi="Segoe UI Symbol" w:cs="Segoe UI Symbol"/>
           <w:sz w:val="20"/>
         </w:rPr>
-        <w:t xml:space="preserve">☐</w:t>
+        <w:t xml:space="preserve">{% if planning.comprehensive_transfer_title == 'comprehensive_transfer_of_assets' %}☒{% else %}☐{% endif %}</w:t>
       </w:r>
       <w:r>
         <w:rPr>
@@ -1306,7 +1306,7 @@
           <w:rFonts w:ascii="Segoe UI Symbol" w:hAnsi="Segoe UI Symbol" w:cs="Segoe UI Symbol"/>
           <w:sz w:val="20"/>
         </w:rPr>
-        <w:t xml:space="preserve">☐</w:t>
+        <w:t xml:space="preserve">{% if planning.comprehensive_transfer_title == 'general_assignment' %}☒{% else %}☐{% endif %}</w:t>
       </w:r>
       <w:r>
         <w:rPr>
@@ -1460,7 +1460,7 @@
           <w:rFonts w:ascii="Segoe UI Symbol" w:hAnsi="Segoe UI Symbol" w:cs="Segoe UI Symbol"/>
           <w:sz w:val="20"/>
         </w:rPr>
-        <w:t xml:space="preserve">☐</w:t>
+        <w:t xml:space="preserve">{% if planning.include_client_self_declaration_of_capacity %}☒{% else %}☐{% endif %}</w:t>
       </w:r>
       <w:r>
         <w:rPr>
@@ -1474,7 +1474,7 @@
           <w:rFonts w:ascii="Segoe UI Symbol" w:hAnsi="Segoe UI Symbol" w:cs="Segoe UI Symbol"/>
           <w:sz w:val="20"/>
         </w:rPr>
-        <w:t xml:space="preserve">☐</w:t>
+        <w:t xml:space="preserve">{% if not (planning.include_client_self_declaration_of_capacity) %}☒{% else %}☐{% endif %}</w:t>
       </w:r>
       <w:r>
         <w:rPr>
@@ -2845,7 +2845,7 @@
           <w:rFonts w:ascii="Segoe UI Symbol" w:hAnsi="Segoe UI Symbol" w:cs="Segoe UI Symbol"/>
           <w:sz w:val="20"/>
         </w:rPr>
-        <w:t xml:space="preserve">{% if has_spouse %}☒{% else %}☐{% endif %}</w:t>
+        <w:t xml:space="preserve">{% if client.marital_status == 'married' %}☒{% else %}☐{% endif %}</w:t>
       </w:r>
       <w:r>
         <w:rPr>
@@ -2878,7 +2878,7 @@
           <w:rFonts w:ascii="Segoe UI Symbol" w:hAnsi="Segoe UI Symbol" w:cs="Segoe UI Symbol"/>
           <w:sz w:val="20"/>
         </w:rPr>
-        <w:t xml:space="preserve">☐</w:t>
+        <w:t xml:space="preserve">{% if client.marital_status == 'civil_union' %}☒{% else %}☐{% endif %}</w:t>
       </w:r>
       <w:r>
         <w:rPr>
@@ -2911,7 +2911,7 @@
           <w:rFonts w:ascii="Segoe UI Symbol" w:hAnsi="Segoe UI Symbol" w:cs="Segoe UI Symbol"/>
           <w:sz w:val="20"/>
         </w:rPr>
-        <w:t xml:space="preserve">☐</w:t>
+        <w:t xml:space="preserve">{% if client.marital_status == 'domestic_partner' %}☒{% else %}☐{% endif %}</w:t>
       </w:r>
       <w:r>
         <w:rPr>
@@ -2944,7 +2944,7 @@
           <w:rFonts w:ascii="Segoe UI Symbol" w:hAnsi="Segoe UI Symbol" w:cs="Segoe UI Symbol"/>
           <w:sz w:val="20"/>
         </w:rPr>
-        <w:t xml:space="preserve">☐</w:t>
+        <w:t xml:space="preserve">{% if client.marital_status == 'unmarried_partnership' %}☒{% else %}☐{% endif %}</w:t>
       </w:r>
       <w:r>
         <w:rPr>
@@ -2986,7 +2986,7 @@
           <w:rFonts w:ascii="Segoe UI Symbol" w:hAnsi="Segoe UI Symbol" w:cs="Segoe UI Symbol"/>
           <w:sz w:val="20"/>
         </w:rPr>
-        <w:t xml:space="preserve">☐</w:t>
+        <w:t xml:space="preserve">{% if client.gender == 'male' %}☒{% else %}☐{% endif %}</w:t>
       </w:r>
       <w:r>
         <w:rPr>
@@ -3000,7 +3000,7 @@
           <w:rFonts w:ascii="Segoe UI Symbol" w:hAnsi="Segoe UI Symbol" w:cs="Segoe UI Symbol"/>
           <w:sz w:val="20"/>
         </w:rPr>
-        <w:t xml:space="preserve">☐</w:t>
+        <w:t xml:space="preserve">{% if client.gender == 'female' %}☒{% else %}☐{% endif %}</w:t>
       </w:r>
       <w:r>
         <w:rPr>
@@ -3014,7 +3014,7 @@
           <w:rFonts w:ascii="Segoe UI Symbol" w:hAnsi="Segoe UI Symbol" w:cs="Segoe UI Symbol"/>
           <w:sz w:val="20"/>
         </w:rPr>
-        <w:t xml:space="preserve">☐</w:t>
+        <w:t xml:space="preserve">{% if client.gender == 'nonbinary' %}☒{% else %}☐{% endif %}</w:t>
       </w:r>
       <w:r>
         <w:rPr>
@@ -3028,7 +3028,7 @@
           <w:rFonts w:ascii="Segoe UI Symbol" w:hAnsi="Segoe UI Symbol" w:cs="Segoe UI Symbol"/>
           <w:sz w:val="20"/>
         </w:rPr>
-        <w:t xml:space="preserve">☐</w:t>
+        <w:t xml:space="preserve">{% if client.gender == 'other' %}☒{% else %}☐{% endif %}</w:t>
       </w:r>
       <w:r>
         <w:rPr>
@@ -3106,6 +3106,13 @@
           <w:sz w:val="20"/>
         </w:rPr>
         <w:tab/>
+      </w:r>
+      <w:r>
+        <w:rPr>
+          <w:rFonts w:ascii="Garamond" w:hAnsi="Garamond"/>
+          <w:sz w:val="20"/>
+        </w:rPr>
+        <w:t xml:space="preserve">{{ client.street_address_2 | optional }}</w:t>
       </w:r>
       <w:r>
         <w:rPr>
@@ -3615,7 +3622,7 @@
           <w:rFonts w:ascii="Segoe UI Symbol" w:hAnsi="Segoe UI Symbol" w:cs="Segoe UI Symbol"/>
           <w:sz w:val="20"/>
         </w:rPr>
-        <w:t xml:space="preserve">☐</w:t>
+        <w:t xml:space="preserve">{% if spouse.gender == 'male' %}☒{% else %}☐{% endif %}</w:t>
       </w:r>
       <w:r>
         <w:rPr>
@@ -3629,7 +3636,7 @@
           <w:rFonts w:ascii="Segoe UI Symbol" w:hAnsi="Segoe UI Symbol" w:cs="Segoe UI Symbol"/>
           <w:sz w:val="20"/>
         </w:rPr>
-        <w:t xml:space="preserve">☐</w:t>
+        <w:t xml:space="preserve">{% if spouse.gender == 'female' %}☒{% else %}☐{% endif %}</w:t>
       </w:r>
       <w:r>
         <w:rPr>
@@ -3643,7 +3650,7 @@
           <w:rFonts w:ascii="Segoe UI Symbol" w:hAnsi="Segoe UI Symbol" w:cs="Segoe UI Symbol"/>
           <w:sz w:val="20"/>
         </w:rPr>
-        <w:t xml:space="preserve">☐</w:t>
+        <w:t xml:space="preserve">{% if spouse.gender == 'nonbinary' %}☒{% else %}☐{% endif %}</w:t>
       </w:r>
       <w:r>
         <w:rPr>
@@ -3657,7 +3664,7 @@
           <w:rFonts w:ascii="Segoe UI Symbol" w:hAnsi="Segoe UI Symbol" w:cs="Segoe UI Symbol"/>
           <w:sz w:val="20"/>
         </w:rPr>
-        <w:t xml:space="preserve">☐</w:t>
+        <w:t xml:space="preserve">{% if spouse.gender == 'other' %}☒{% else %}☐{% endif %}</w:t>
       </w:r>
       <w:r>
         <w:rPr>
@@ -3699,7 +3706,7 @@
           <w:rFonts w:ascii="Segoe UI Symbol" w:hAnsi="Segoe UI Symbol" w:cs="Segoe UI Symbol"/>
           <w:sz w:val="20"/>
         </w:rPr>
-        <w:t xml:space="preserve">☐</w:t>
+        <w:t xml:space="preserve">{% if marriage.settlors_live_together == true %}☒{% else %}☐{% endif %}</w:t>
       </w:r>
       <w:r>
         <w:rPr>
@@ -3713,7 +3720,7 @@
           <w:rFonts w:ascii="Segoe UI Symbol" w:hAnsi="Segoe UI Symbol" w:cs="Segoe UI Symbol"/>
           <w:sz w:val="20"/>
         </w:rPr>
-        <w:t xml:space="preserve">☐</w:t>
+        <w:t xml:space="preserve">{% if marriage.settlors_live_together == false %}☒{% else %}☐{% endif %}</w:t>
       </w:r>
       <w:r>
         <w:rPr>
@@ -3900,6 +3907,13 @@
           <w:rFonts w:ascii="Garamond" w:hAnsi="Garamond"/>
           <w:sz w:val="20"/>
         </w:rPr>
+        <w:t xml:space="preserve">{{ marriage.place | optional }}</w:t>
+      </w:r>
+      <w:r>
+        <w:rPr>
+          <w:rFonts w:ascii="Garamond" w:hAnsi="Garamond"/>
+          <w:sz w:val="20"/>
+        </w:rPr>
         <w:tab/>
       </w:r>
     </w:p>
@@ -3935,7 +3949,7 @@
           <w:rFonts w:ascii="Segoe UI Symbol" w:hAnsi="Segoe UI Symbol" w:cs="Segoe UI Symbol"/>
           <w:sz w:val="20"/>
         </w:rPr>
-        <w:t xml:space="preserve">☐</w:t>
+        <w:t xml:space="preserve">{% if marriage.survivor_designation == 'settlor_1' %}☒{% else %}☐{% endif %}</w:t>
       </w:r>
       <w:r>
         <w:rPr>
@@ -3949,7 +3963,7 @@
           <w:rFonts w:ascii="Segoe UI Symbol" w:hAnsi="Segoe UI Symbol" w:cs="Segoe UI Symbol"/>
           <w:sz w:val="20"/>
         </w:rPr>
-        <w:t xml:space="preserve">☐</w:t>
+        <w:t xml:space="preserve">{% if marriage.survivor_designation == 'settlor_2' %}☒{% else %}☐{% endif %}</w:t>
       </w:r>
       <w:r>
         <w:rPr>
@@ -3963,7 +3977,7 @@
           <w:rFonts w:ascii="Segoe UI Symbol" w:hAnsi="Segoe UI Symbol" w:cs="Segoe UI Symbol"/>
           <w:sz w:val="20"/>
         </w:rPr>
-        <w:t xml:space="preserve">☐</w:t>
+        <w:t xml:space="preserve">{% if marriage.survivor_designation == 'both' %}☒{% else %}☐{% endif %}</w:t>
       </w:r>
       <w:r>
         <w:rPr>
@@ -4020,7 +4034,7 @@
           <w:rFonts w:ascii="Segoe UI Symbol" w:hAnsi="Segoe UI Symbol" w:cs="Segoe UI Symbol"/>
           <w:sz w:val="20"/>
         </w:rPr>
-        <w:t xml:space="preserve">☐</w:t>
+        <w:t xml:space="preserve">{% if client.disabled_veteran == true %}☒{% else %}☐{% endif %}</w:t>
       </w:r>
       <w:r>
         <w:rPr>
@@ -4034,7 +4048,7 @@
           <w:rFonts w:ascii="Segoe UI Symbol" w:hAnsi="Segoe UI Symbol" w:cs="Segoe UI Symbol"/>
           <w:sz w:val="20"/>
         </w:rPr>
-        <w:t xml:space="preserve">☐</w:t>
+        <w:t xml:space="preserve">{% if client.disabled_veteran == false %}☒{% else %}☐{% endif %}</w:t>
       </w:r>
       <w:r>
         <w:rPr>

--- a/tools/aubreylaw-docgeneration/templates/design-summary-worksheet-separate.docx
+++ b/tools/aubreylaw-docgeneration/templates/design-summary-worksheet-separate.docx
@@ -291,7 +291,7 @@
           <w:rFonts w:ascii="Segoe UI Symbol" w:hAnsi="Segoe UI Symbol" w:cs="Segoe UI Symbol"/>
           <w:sz w:val="20"/>
         </w:rPr>
-        <w:t xml:space="preserve">☐</w:t>
+        <w:t xml:space="preserve">{% if planning.include_dpoa and planning.poa_form == 'short' %}☒{% else %}☐{% endif %}</w:t>
       </w:r>
       <w:r>
         <w:rPr>
@@ -324,7 +324,7 @@
           <w:rFonts w:ascii="Segoe UI Symbol" w:hAnsi="Segoe UI Symbol" w:cs="Segoe UI Symbol"/>
           <w:sz w:val="20"/>
         </w:rPr>
-        <w:t xml:space="preserve">{% if planning.include_dpoa %}☒{% else %}☐{% endif %}</w:t>
+        <w:t xml:space="preserve">{% if planning.include_dpoa and planning.poa_form == 'long' %}☒{% else %}☐{% endif %}</w:t>
       </w:r>
       <w:r>
         <w:rPr>
@@ -357,7 +357,7 @@
           <w:rFonts w:ascii="Segoe UI Symbol" w:hAnsi="Segoe UI Symbol" w:cs="Segoe UI Symbol"/>
           <w:sz w:val="20"/>
         </w:rPr>
-        <w:t xml:space="preserve">☐</w:t>
+        <w:t xml:space="preserve">{% if planning.include_dpoa and planning.poa_form == 'both' %}☒{% else %}☐{% endif %}</w:t>
       </w:r>
       <w:r>
         <w:rPr>
@@ -408,7 +408,7 @@
           <w:rFonts w:ascii="Segoe UI Symbol" w:hAnsi="Segoe UI Symbol" w:cs="Segoe UI Symbol"/>
           <w:sz w:val="20"/>
         </w:rPr>
-        <w:t xml:space="preserve">☐</w:t>
+        <w:t xml:space="preserve">{% if planning.include_dpoa and planning.poa_title == 'power_of_attorney' %}☒{% else %}☐{% endif %}</w:t>
       </w:r>
       <w:r>
         <w:rPr>
@@ -422,7 +422,7 @@
           <w:rFonts w:ascii="Segoe UI Symbol" w:hAnsi="Segoe UI Symbol" w:cs="Segoe UI Symbol"/>
           <w:sz w:val="20"/>
         </w:rPr>
-        <w:t xml:space="preserve">{% if planning.include_dpoa %}☒{% else %}☐{% endif %}</w:t>
+        <w:t xml:space="preserve">{% if planning.include_dpoa and planning.poa_title == 'durable_power_of_attorney' %}☒{% else %}☐{% endif %}</w:t>
       </w:r>
       <w:r>
         <w:rPr>
@@ -529,7 +529,7 @@
           <w:rFonts w:ascii="Segoe UI Symbol" w:hAnsi="Segoe UI Symbol" w:cs="Segoe UI Symbol"/>
           <w:sz w:val="20"/>
         </w:rPr>
-        <w:t xml:space="preserve">{% if planning.include_hcp %}☒{% else %}☐{% endif %}</w:t>
+        <w:t xml:space="preserve">{% if (planning.include_hcp or planning.include_ahd) and planning.healthcare_directive_title == 'state_default' %}☒{% else %}☐{% endif %}</w:t>
       </w:r>
       <w:r>
         <w:rPr>
@@ -562,7 +562,7 @@
           <w:rFonts w:ascii="Segoe UI Symbol" w:hAnsi="Segoe UI Symbol" w:cs="Segoe UI Symbol"/>
           <w:sz w:val="20"/>
         </w:rPr>
-        <w:t xml:space="preserve">☐</w:t>
+        <w:t xml:space="preserve">{% if (planning.include_hcp or planning.include_ahd) and planning.healthcare_directive_title == 'advance_directive' %}☒{% else %}☐{% endif %}</w:t>
       </w:r>
       <w:r>
         <w:rPr>
@@ -595,7 +595,7 @@
           <w:rFonts w:ascii="Segoe UI Symbol" w:hAnsi="Segoe UI Symbol" w:cs="Segoe UI Symbol"/>
           <w:sz w:val="20"/>
         </w:rPr>
-        <w:t xml:space="preserve">{% if planning.include_ahd %}☒{% else %}☐{% endif %}</w:t>
+        <w:t xml:space="preserve">{% if (planning.include_hcp or planning.include_ahd) and planning.healthcare_directive_title == 'advance_health_care_directive' %}☒{% else %}☐{% endif %}</w:t>
       </w:r>
       <w:r>
         <w:rPr>
@@ -628,7 +628,7 @@
           <w:rFonts w:ascii="Segoe UI Symbol" w:hAnsi="Segoe UI Symbol" w:cs="Segoe UI Symbol"/>
           <w:sz w:val="20"/>
         </w:rPr>
-        <w:t xml:space="preserve">☐</w:t>
+        <w:t xml:space="preserve">{% if (planning.include_hcp or planning.include_ahd) and planning.healthcare_directive_title == 'health_care_directive' %}☒{% else %}☐{% endif %}</w:t>
       </w:r>
       <w:r>
         <w:rPr>
@@ -661,7 +661,7 @@
           <w:rFonts w:ascii="Segoe UI Symbol" w:hAnsi="Segoe UI Symbol" w:cs="Segoe UI Symbol"/>
           <w:sz w:val="20"/>
         </w:rPr>
-        <w:t xml:space="preserve">☐</w:t>
+        <w:t xml:space="preserve">{% if (planning.include_hcp or planning.include_ahd) and planning.healthcare_directive_title == 'health_care_power_of_attorney' %}☒{% else %}☐{% endif %}</w:t>
       </w:r>
       <w:r>
         <w:rPr>
@@ -694,7 +694,7 @@
           <w:rFonts w:ascii="Segoe UI Symbol" w:hAnsi="Segoe UI Symbol" w:cs="Segoe UI Symbol"/>
           <w:sz w:val="20"/>
         </w:rPr>
-        <w:t xml:space="preserve">☐</w:t>
+        <w:t xml:space="preserve">{% if (planning.include_hcp or planning.include_ahd) and planning.healthcare_directive_title == 'other' %}☒{% else %}☐{% endif %}</w:t>
       </w:r>
       <w:r>
         <w:rPr>
@@ -736,7 +736,7 @@
           <w:rFonts w:ascii="Segoe UI Symbol" w:hAnsi="Segoe UI Symbol" w:cs="Segoe UI Symbol"/>
           <w:sz w:val="20"/>
         </w:rPr>
-        <w:t xml:space="preserve">☐</w:t>
+        <w:t xml:space="preserve">{% if planning.include_dementia_directive %}☒{% else %}☐{% endif %}</w:t>
       </w:r>
       <w:r>
         <w:rPr>
@@ -750,7 +750,7 @@
           <w:rFonts w:ascii="Segoe UI Symbol" w:hAnsi="Segoe UI Symbol" w:cs="Segoe UI Symbol"/>
           <w:sz w:val="20"/>
         </w:rPr>
-        <w:t xml:space="preserve">☐</w:t>
+        <w:t xml:space="preserve">{% if not (planning.include_dementia_directive) %}☒{% else %}☐{% endif %}</w:t>
       </w:r>
       <w:r>
         <w:rPr>
@@ -792,7 +792,7 @@
           <w:rFonts w:ascii="Segoe UI Symbol" w:hAnsi="Segoe UI Symbol" w:cs="Segoe UI Symbol"/>
           <w:sz w:val="20"/>
         </w:rPr>
-        <w:t xml:space="preserve">☐</w:t>
+        <w:t xml:space="preserve">{% if planning.include_visitation_authorization %}☒{% else %}☐{% endif %}</w:t>
       </w:r>
       <w:r>
         <w:rPr>
@@ -806,7 +806,7 @@
           <w:rFonts w:ascii="Segoe UI Symbol" w:hAnsi="Segoe UI Symbol" w:cs="Segoe UI Symbol"/>
           <w:sz w:val="20"/>
         </w:rPr>
-        <w:t xml:space="preserve">☐</w:t>
+        <w:t xml:space="preserve">{% if not (planning.include_visitation_authorization) %}☒{% else %}☐{% endif %}</w:t>
       </w:r>
       <w:r>
         <w:rPr>
@@ -904,7 +904,7 @@
           <w:rFonts w:ascii="Segoe UI Symbol" w:hAnsi="Segoe UI Symbol" w:cs="Segoe UI Symbol"/>
           <w:sz w:val="20"/>
         </w:rPr>
-        <w:t xml:space="preserve">☐</w:t>
+        <w:t xml:space="preserve">{% if planning.include_final_disposition %}☒{% else %}☐{% endif %}</w:t>
       </w:r>
       <w:r>
         <w:rPr>
@@ -918,7 +918,7 @@
           <w:rFonts w:ascii="Segoe UI Symbol" w:hAnsi="Segoe UI Symbol" w:cs="Segoe UI Symbol"/>
           <w:sz w:val="20"/>
         </w:rPr>
-        <w:t xml:space="preserve">☐</w:t>
+        <w:t xml:space="preserve">{% if not (planning.include_final_disposition) %}☒{% else %}☐{% endif %}</w:t>
       </w:r>
       <w:r>
         <w:rPr>
@@ -1175,7 +1175,7 @@
           <w:rFonts w:ascii="Segoe UI Symbol" w:hAnsi="Segoe UI Symbol" w:cs="Segoe UI Symbol"/>
           <w:sz w:val="20"/>
         </w:rPr>
-        <w:t xml:space="preserve">☐</w:t>
+        <w:t xml:space="preserve">{% if planning.include_comprehensive_transfer_document %}☒{% else %}☐{% endif %}</w:t>
       </w:r>
       <w:r>
         <w:rPr>
@@ -1189,7 +1189,7 @@
           <w:rFonts w:ascii="Segoe UI Symbol" w:hAnsi="Segoe UI Symbol" w:cs="Segoe UI Symbol"/>
           <w:sz w:val="20"/>
         </w:rPr>
-        <w:t xml:space="preserve">☐</w:t>
+        <w:t xml:space="preserve">{% if not (planning.include_comprehensive_transfer_document) %}☒{% else %}☐{% endif %}</w:t>
       </w:r>
       <w:r>
         <w:rPr>
@@ -1240,7 +1240,7 @@
           <w:rFonts w:ascii="Segoe UI Symbol" w:hAnsi="Segoe UI Symbol" w:cs="Segoe UI Symbol"/>
           <w:sz w:val="20"/>
         </w:rPr>
-        <w:t xml:space="preserve">☐</w:t>
+        <w:t xml:space="preserve">{% if planning.comprehensive_transfer_title == 'declaration_of_trust' %}☒{% else %}☐{% endif %}</w:t>
       </w:r>
       <w:r>
         <w:rPr>
@@ -1273,7 +1273,7 @@
           <w:rFonts w:ascii="Segoe UI Symbol" w:hAnsi="Segoe UI Symbol" w:cs="Segoe UI Symbol"/>
           <w:sz w:val="20"/>
         </w:rPr>
-        <w:t xml:space="preserve">☐</w:t>
+        <w:t xml:space="preserve">{% if planning.comprehensive_transfer_title == 'comprehensive_transfer_of_assets' %}☒{% else %}☐{% endif %}</w:t>
       </w:r>
       <w:r>
         <w:rPr>
@@ -1306,7 +1306,7 @@
           <w:rFonts w:ascii="Segoe UI Symbol" w:hAnsi="Segoe UI Symbol" w:cs="Segoe UI Symbol"/>
           <w:sz w:val="20"/>
         </w:rPr>
-        <w:t xml:space="preserve">☐</w:t>
+        <w:t xml:space="preserve">{% if planning.comprehensive_transfer_title == 'general_assignment' %}☒{% else %}☐{% endif %}</w:t>
       </w:r>
       <w:r>
         <w:rPr>
@@ -1460,7 +1460,7 @@
           <w:rFonts w:ascii="Segoe UI Symbol" w:hAnsi="Segoe UI Symbol" w:cs="Segoe UI Symbol"/>
           <w:sz w:val="20"/>
         </w:rPr>
-        <w:t xml:space="preserve">☐</w:t>
+        <w:t xml:space="preserve">{% if planning.include_client_self_declaration_of_capacity %}☒{% else %}☐{% endif %}</w:t>
       </w:r>
       <w:r>
         <w:rPr>
@@ -1474,7 +1474,7 @@
           <w:rFonts w:ascii="Segoe UI Symbol" w:hAnsi="Segoe UI Symbol" w:cs="Segoe UI Symbol"/>
           <w:sz w:val="20"/>
         </w:rPr>
-        <w:t xml:space="preserve">☐</w:t>
+        <w:t xml:space="preserve">{% if not (planning.include_client_self_declaration_of_capacity) %}☒{% else %}☐{% endif %}</w:t>
       </w:r>
       <w:r>
         <w:rPr>
@@ -2845,7 +2845,7 @@
           <w:rFonts w:ascii="Segoe UI Symbol" w:hAnsi="Segoe UI Symbol" w:cs="Segoe UI Symbol"/>
           <w:sz w:val="20"/>
         </w:rPr>
-        <w:t xml:space="preserve">{% if has_spouse %}☒{% else %}☐{% endif %}</w:t>
+        <w:t xml:space="preserve">{% if client.marital_status == 'married' %}☒{% else %}☐{% endif %}</w:t>
       </w:r>
       <w:r>
         <w:rPr>
@@ -2878,7 +2878,7 @@
           <w:rFonts w:ascii="Segoe UI Symbol" w:hAnsi="Segoe UI Symbol" w:cs="Segoe UI Symbol"/>
           <w:sz w:val="20"/>
         </w:rPr>
-        <w:t xml:space="preserve">☐</w:t>
+        <w:t xml:space="preserve">{% if client.marital_status == 'civil_union' %}☒{% else %}☐{% endif %}</w:t>
       </w:r>
       <w:r>
         <w:rPr>
@@ -2911,7 +2911,7 @@
           <w:rFonts w:ascii="Segoe UI Symbol" w:hAnsi="Segoe UI Symbol" w:cs="Segoe UI Symbol"/>
           <w:sz w:val="20"/>
         </w:rPr>
-        <w:t xml:space="preserve">☐</w:t>
+        <w:t xml:space="preserve">{% if client.marital_status == 'domestic_partner' %}☒{% else %}☐{% endif %}</w:t>
       </w:r>
       <w:r>
         <w:rPr>
@@ -2944,7 +2944,7 @@
           <w:rFonts w:ascii="Segoe UI Symbol" w:hAnsi="Segoe UI Symbol" w:cs="Segoe UI Symbol"/>
           <w:sz w:val="20"/>
         </w:rPr>
-        <w:t xml:space="preserve">☐</w:t>
+        <w:t xml:space="preserve">{% if client.marital_status == 'unmarried_partnership' %}☒{% else %}☐{% endif %}</w:t>
       </w:r>
       <w:r>
         <w:rPr>
@@ -2986,7 +2986,7 @@
           <w:rFonts w:ascii="Segoe UI Symbol" w:hAnsi="Segoe UI Symbol" w:cs="Segoe UI Symbol"/>
           <w:sz w:val="20"/>
         </w:rPr>
-        <w:t xml:space="preserve">☐</w:t>
+        <w:t xml:space="preserve">{% if client.gender == 'male' %}☒{% else %}☐{% endif %}</w:t>
       </w:r>
       <w:r>
         <w:rPr>
@@ -3000,7 +3000,7 @@
           <w:rFonts w:ascii="Segoe UI Symbol" w:hAnsi="Segoe UI Symbol" w:cs="Segoe UI Symbol"/>
           <w:sz w:val="20"/>
         </w:rPr>
-        <w:t xml:space="preserve">☐</w:t>
+        <w:t xml:space="preserve">{% if client.gender == 'female' %}☒{% else %}☐{% endif %}</w:t>
       </w:r>
       <w:r>
         <w:rPr>
@@ -3014,7 +3014,7 @@
           <w:rFonts w:ascii="Segoe UI Symbol" w:hAnsi="Segoe UI Symbol" w:cs="Segoe UI Symbol"/>
           <w:sz w:val="20"/>
         </w:rPr>
-        <w:t xml:space="preserve">☐</w:t>
+        <w:t xml:space="preserve">{% if client.gender == 'nonbinary' %}☒{% else %}☐{% endif %}</w:t>
       </w:r>
       <w:r>
         <w:rPr>
@@ -3028,7 +3028,7 @@
           <w:rFonts w:ascii="Segoe UI Symbol" w:hAnsi="Segoe UI Symbol" w:cs="Segoe UI Symbol"/>
           <w:sz w:val="20"/>
         </w:rPr>
-        <w:t xml:space="preserve">☐</w:t>
+        <w:t xml:space="preserve">{% if client.gender == 'other' %}☒{% else %}☐{% endif %}</w:t>
       </w:r>
       <w:r>
         <w:rPr>
@@ -3106,6 +3106,13 @@
           <w:sz w:val="20"/>
         </w:rPr>
         <w:tab/>
+      </w:r>
+      <w:r>
+        <w:rPr>
+          <w:rFonts w:ascii="Garamond" w:hAnsi="Garamond"/>
+          <w:sz w:val="20"/>
+        </w:rPr>
+        <w:t xml:space="preserve">{{ client.street_address_2 | optional }}</w:t>
       </w:r>
       <w:r>
         <w:rPr>
@@ -3615,7 +3622,7 @@
           <w:rFonts w:ascii="Segoe UI Symbol" w:hAnsi="Segoe UI Symbol" w:cs="Segoe UI Symbol"/>
           <w:sz w:val="20"/>
         </w:rPr>
-        <w:t xml:space="preserve">☐</w:t>
+        <w:t xml:space="preserve">{% if spouse.gender == 'male' %}☒{% else %}☐{% endif %}</w:t>
       </w:r>
       <w:r>
         <w:rPr>
@@ -3629,7 +3636,7 @@
           <w:rFonts w:ascii="Segoe UI Symbol" w:hAnsi="Segoe UI Symbol" w:cs="Segoe UI Symbol"/>
           <w:sz w:val="20"/>
         </w:rPr>
-        <w:t xml:space="preserve">☐</w:t>
+        <w:t xml:space="preserve">{% if spouse.gender == 'female' %}☒{% else %}☐{% endif %}</w:t>
       </w:r>
       <w:r>
         <w:rPr>
@@ -3643,7 +3650,7 @@
           <w:rFonts w:ascii="Segoe UI Symbol" w:hAnsi="Segoe UI Symbol" w:cs="Segoe UI Symbol"/>
           <w:sz w:val="20"/>
         </w:rPr>
-        <w:t xml:space="preserve">☐</w:t>
+        <w:t xml:space="preserve">{% if spouse.gender == 'nonbinary' %}☒{% else %}☐{% endif %}</w:t>
       </w:r>
       <w:r>
         <w:rPr>
@@ -3657,7 +3664,7 @@
           <w:rFonts w:ascii="Segoe UI Symbol" w:hAnsi="Segoe UI Symbol" w:cs="Segoe UI Symbol"/>
           <w:sz w:val="20"/>
         </w:rPr>
-        <w:t xml:space="preserve">☐</w:t>
+        <w:t xml:space="preserve">{% if spouse.gender == 'other' %}☒{% else %}☐{% endif %}</w:t>
       </w:r>
       <w:r>
         <w:rPr>
@@ -3699,7 +3706,7 @@
           <w:rFonts w:ascii="Segoe UI Symbol" w:hAnsi="Segoe UI Symbol" w:cs="Segoe UI Symbol"/>
           <w:sz w:val="20"/>
         </w:rPr>
-        <w:t xml:space="preserve">☐</w:t>
+        <w:t xml:space="preserve">{% if marriage.settlors_live_together == true %}☒{% else %}☐{% endif %}</w:t>
       </w:r>
       <w:r>
         <w:rPr>
@@ -3713,7 +3720,7 @@
           <w:rFonts w:ascii="Segoe UI Symbol" w:hAnsi="Segoe UI Symbol" w:cs="Segoe UI Symbol"/>
           <w:sz w:val="20"/>
         </w:rPr>
-        <w:t xml:space="preserve">☐</w:t>
+        <w:t xml:space="preserve">{% if marriage.settlors_live_together == false %}☒{% else %}☐{% endif %}</w:t>
       </w:r>
       <w:r>
         <w:rPr>
@@ -3900,6 +3907,13 @@
           <w:rFonts w:ascii="Garamond" w:hAnsi="Garamond"/>
           <w:sz w:val="20"/>
         </w:rPr>
+        <w:t xml:space="preserve">{{ marriage.place | optional }}</w:t>
+      </w:r>
+      <w:r>
+        <w:rPr>
+          <w:rFonts w:ascii="Garamond" w:hAnsi="Garamond"/>
+          <w:sz w:val="20"/>
+        </w:rPr>
         <w:tab/>
       </w:r>
     </w:p>
@@ -3935,7 +3949,7 @@
           <w:rFonts w:ascii="Segoe UI Symbol" w:hAnsi="Segoe UI Symbol" w:cs="Segoe UI Symbol"/>
           <w:sz w:val="20"/>
         </w:rPr>
-        <w:t xml:space="preserve">☐</w:t>
+        <w:t xml:space="preserve">{% if marriage.survivor_designation == 'settlor_1' %}☒{% else %}☐{% endif %}</w:t>
       </w:r>
       <w:r>
         <w:rPr>
@@ -3949,7 +3963,7 @@
           <w:rFonts w:ascii="Segoe UI Symbol" w:hAnsi="Segoe UI Symbol" w:cs="Segoe UI Symbol"/>
           <w:sz w:val="20"/>
         </w:rPr>
-        <w:t xml:space="preserve">☐</w:t>
+        <w:t xml:space="preserve">{% if marriage.survivor_designation == 'settlor_2' %}☒{% else %}☐{% endif %}</w:t>
       </w:r>
       <w:r>
         <w:rPr>
@@ -3963,7 +3977,7 @@
           <w:rFonts w:ascii="Segoe UI Symbol" w:hAnsi="Segoe UI Symbol" w:cs="Segoe UI Symbol"/>
           <w:sz w:val="20"/>
         </w:rPr>
-        <w:t xml:space="preserve">☐</w:t>
+        <w:t xml:space="preserve">{% if marriage.survivor_designation == 'both' %}☒{% else %}☐{% endif %}</w:t>
       </w:r>
       <w:r>
         <w:rPr>
@@ -4020,7 +4034,7 @@
           <w:rFonts w:ascii="Segoe UI Symbol" w:hAnsi="Segoe UI Symbol" w:cs="Segoe UI Symbol"/>
           <w:sz w:val="20"/>
         </w:rPr>
-        <w:t xml:space="preserve">☐</w:t>
+        <w:t xml:space="preserve">{% if client.disabled_veteran == true %}☒{% else %}☐{% endif %}</w:t>
       </w:r>
       <w:r>
         <w:rPr>
@@ -4034,7 +4048,7 @@
           <w:rFonts w:ascii="Segoe UI Symbol" w:hAnsi="Segoe UI Symbol" w:cs="Segoe UI Symbol"/>
           <w:sz w:val="20"/>
         </w:rPr>
-        <w:t xml:space="preserve">☐</w:t>
+        <w:t xml:space="preserve">{% if client.disabled_veteran == false %}☒{% else %}☐{% endif %}</w:t>
       </w:r>
       <w:r>
         <w:rPr>
@@ -9463,7 +9477,7 @@
           <w:rFonts w:ascii="Segoe UI Symbol" w:hAnsi="Segoe UI Symbol" w:cs="Segoe UI Symbol"/>
           <w:sz w:val="20"/>
         </w:rPr>
-        <w:t xml:space="preserve">☐</w:t>
+        <w:t xml:space="preserve">{% if trust.provisions.require_trustee_bond %}☒{% else %}☐{% endif %}</w:t>
       </w:r>
       <w:r>
         <w:rPr>
@@ -9477,7 +9491,7 @@
           <w:rFonts w:ascii="Segoe UI Symbol" w:hAnsi="Segoe UI Symbol" w:cs="Segoe UI Symbol"/>
           <w:sz w:val="20"/>
         </w:rPr>
-        <w:t xml:space="preserve">☐</w:t>
+        <w:t xml:space="preserve">{% if not (trust.provisions.require_trustee_bond) %}☒{% else %}☐{% endif %}</w:t>
       </w:r>
       <w:r>
         <w:rPr>
@@ -9519,7 +9533,7 @@
           <w:rFonts w:ascii="Segoe UI Symbol" w:hAnsi="Segoe UI Symbol" w:cs="Segoe UI Symbol"/>
           <w:sz w:val="20"/>
         </w:rPr>
-        <w:t xml:space="preserve">☐</w:t>
+        <w:t xml:space="preserve">{% if trust.provisions.limit_duty_to_account %}☒{% else %}☐{% endif %}</w:t>
       </w:r>
       <w:r>
         <w:rPr>
@@ -9533,7 +9547,7 @@
           <w:rFonts w:ascii="Segoe UI Symbol" w:hAnsi="Segoe UI Symbol" w:cs="Segoe UI Symbol"/>
           <w:sz w:val="20"/>
         </w:rPr>
-        <w:t xml:space="preserve">☐</w:t>
+        <w:t xml:space="preserve">{% if not (trust.provisions.limit_duty_to_account) %}☒{% else %}☐{% endif %}</w:t>
       </w:r>
       <w:r>
         <w:rPr>
@@ -9764,7 +9778,7 @@
           <w:rFonts w:ascii="Segoe UI Symbol" w:hAnsi="Segoe UI Symbol" w:cs="Segoe UI Symbol"/>
           <w:sz w:val="20"/>
         </w:rPr>
-        <w:t xml:space="preserve">☐</w:t>
+        <w:t xml:space="preserve">{% if trust.provisions.include_reverse_mortgage_clause %}☒{% else %}☐{% endif %}</w:t>
       </w:r>
       <w:r>
         <w:rPr>
@@ -9778,7 +9792,7 @@
           <w:rFonts w:ascii="Segoe UI Symbol" w:hAnsi="Segoe UI Symbol" w:cs="Segoe UI Symbol"/>
           <w:sz w:val="20"/>
         </w:rPr>
-        <w:t xml:space="preserve">☐</w:t>
+        <w:t xml:space="preserve">{% if not (trust.provisions.include_reverse_mortgage_clause) %}☒{% else %}☐{% endif %}</w:t>
       </w:r>
       <w:r>
         <w:rPr>
@@ -9820,7 +9834,7 @@
           <w:rFonts w:ascii="Segoe UI Symbol" w:hAnsi="Segoe UI Symbol" w:cs="Segoe UI Symbol"/>
           <w:sz w:val="20"/>
         </w:rPr>
-        <w:t xml:space="preserve">☐</w:t>
+        <w:t xml:space="preserve">{% if trust.provisions.include_firearms_provisions %}☒{% else %}☐{% endif %}</w:t>
       </w:r>
       <w:r>
         <w:rPr>
@@ -9834,7 +9848,7 @@
           <w:rFonts w:ascii="Segoe UI Symbol" w:hAnsi="Segoe UI Symbol" w:cs="Segoe UI Symbol"/>
           <w:sz w:val="20"/>
         </w:rPr>
-        <w:t xml:space="preserve">☐</w:t>
+        <w:t xml:space="preserve">{% if not (trust.provisions.include_firearms_provisions) %}☒{% else %}☐{% endif %}</w:t>
       </w:r>
       <w:r>
         <w:rPr>
@@ -10357,7 +10371,7 @@
           <w:rFonts w:ascii="Segoe UI Symbol" w:hAnsi="Segoe UI Symbol" w:cs="Segoe UI Symbol"/>
           <w:sz w:val="20"/>
         </w:rPr>
-        <w:t xml:space="preserve">☐</w:t>
+        <w:t xml:space="preserve">{% if trust.provisions.include_retirement_account_provisions %}☒{% else %}☐{% endif %}</w:t>
       </w:r>
       <w:r>
         <w:rPr>
@@ -10371,7 +10385,7 @@
           <w:rFonts w:ascii="Segoe UI Symbol" w:hAnsi="Segoe UI Symbol" w:cs="Segoe UI Symbol"/>
           <w:sz w:val="20"/>
         </w:rPr>
-        <w:t xml:space="preserve">☐</w:t>
+        <w:t xml:space="preserve">{% if not (trust.provisions.include_retirement_account_provisions) %}☒{% else %}☐{% endif %}</w:t>
       </w:r>
       <w:r>
         <w:rPr>
@@ -10422,7 +10436,7 @@
           <w:rFonts w:ascii="Segoe UI Symbol" w:hAnsi="Segoe UI Symbol" w:cs="Segoe UI Symbol"/>
           <w:sz w:val="20"/>
         </w:rPr>
-        <w:t xml:space="preserve">☐</w:t>
+        <w:t xml:space="preserve">{% if trust.provisions.allow_protector_convert_conduit_trusts %}☒{% else %}☐{% endif %}</w:t>
       </w:r>
       <w:r>
         <w:rPr>
@@ -10436,7 +10450,7 @@
           <w:rFonts w:ascii="Segoe UI Symbol" w:hAnsi="Segoe UI Symbol" w:cs="Segoe UI Symbol"/>
           <w:sz w:val="20"/>
         </w:rPr>
-        <w:t xml:space="preserve">☐</w:t>
+        <w:t xml:space="preserve">{% if not (trust.provisions.allow_protector_convert_conduit_trusts) %}☒{% else %}☐{% endif %}</w:t>
       </w:r>
       <w:r>
         <w:rPr>
@@ -10613,7 +10627,7 @@
           <w:rFonts w:ascii="Segoe UI Symbol" w:hAnsi="Segoe UI Symbol" w:cs="Segoe UI Symbol"/>
           <w:sz w:val="20"/>
         </w:rPr>
-        <w:t xml:space="preserve">☐</w:t>
+        <w:t xml:space="preserve">{% if trust.provisions.allow_direct_distributions_to_young_or_incapacitated %}☒{% else %}☐{% endif %}</w:t>
       </w:r>
       <w:r>
         <w:rPr>
@@ -10627,7 +10641,7 @@
           <w:rFonts w:ascii="Segoe UI Symbol" w:hAnsi="Segoe UI Symbol" w:cs="Segoe UI Symbol"/>
           <w:sz w:val="20"/>
         </w:rPr>
-        <w:t xml:space="preserve">☐</w:t>
+        <w:t xml:space="preserve">{% if not (trust.provisions.allow_direct_distributions_to_young_or_incapacitated) %}☒{% else %}☐{% endif %}</w:t>
       </w:r>
       <w:r>
         <w:rPr>
@@ -10790,7 +10804,7 @@
           <w:rFonts w:ascii="Segoe UI Symbol" w:hAnsi="Segoe UI Symbol" w:cs="Segoe UI Symbol"/>
           <w:sz w:val="20"/>
         </w:rPr>
-        <w:t xml:space="preserve">☐</w:t>
+        <w:t xml:space="preserve">{% if trust.provisions.include_slayer_provision %}☒{% else %}☐{% endif %}</w:t>
       </w:r>
       <w:r>
         <w:rPr>
@@ -10804,7 +10818,7 @@
           <w:rFonts w:ascii="Segoe UI Symbol" w:hAnsi="Segoe UI Symbol" w:cs="Segoe UI Symbol"/>
           <w:sz w:val="20"/>
         </w:rPr>
-        <w:t xml:space="preserve">☐</w:t>
+        <w:t xml:space="preserve">{% if not (trust.provisions.include_slayer_provision) %}☒{% else %}☐{% endif %}</w:t>
       </w:r>
       <w:r>
         <w:rPr>
@@ -11041,7 +11055,7 @@
           <w:rFonts w:ascii="Segoe UI Symbol" w:hAnsi="Segoe UI Symbol" w:cs="Segoe UI Symbol"/>
           <w:sz w:val="20"/>
         </w:rPr>
-        <w:t xml:space="preserve">☐</w:t>
+        <w:t xml:space="preserve">{% if trust.provisions.allow_charitable_giving_during_incapacity %}☒{% else %}☐{% endif %}</w:t>
       </w:r>
       <w:r>
         <w:rPr>
@@ -11055,7 +11069,7 @@
           <w:rFonts w:ascii="Segoe UI Symbol" w:hAnsi="Segoe UI Symbol" w:cs="Segoe UI Symbol"/>
           <w:sz w:val="20"/>
         </w:rPr>
-        <w:t xml:space="preserve">☐</w:t>
+        <w:t xml:space="preserve">{% if not (trust.provisions.allow_charitable_giving_during_incapacity) %}☒{% else %}☐{% endif %}</w:t>
       </w:r>
       <w:r>
         <w:rPr>
@@ -12076,7 +12090,7 @@
           <w:rFonts w:ascii="Segoe UI Symbol" w:hAnsi="Segoe UI Symbol" w:cs="Segoe UI Symbol"/>
           <w:sz w:val="20"/>
         </w:rPr>
-        <w:t xml:space="preserve">☐</w:t>
+        <w:t xml:space="preserve">{% if trust.provisions.include_incapacity_definition %}☒{% else %}☐{% endif %}</w:t>
       </w:r>
       <w:r>
         <w:rPr>
@@ -12090,7 +12104,7 @@
           <w:rFonts w:ascii="Segoe UI Symbol" w:hAnsi="Segoe UI Symbol" w:cs="Segoe UI Symbol"/>
           <w:sz w:val="20"/>
         </w:rPr>
-        <w:t xml:space="preserve">☐</w:t>
+        <w:t xml:space="preserve">{% if not (trust.provisions.include_incapacity_definition) %}☒{% else %}☐{% endif %}</w:t>
       </w:r>
       <w:r>
         <w:rPr>
@@ -12141,7 +12155,7 @@
           <w:rFonts w:ascii="Segoe UI Symbol" w:hAnsi="Segoe UI Symbol" w:cs="Segoe UI Symbol"/>
           <w:sz w:val="20"/>
         </w:rPr>
-        <w:t xml:space="preserve">☐</w:t>
+        <w:t xml:space="preserve">{% if trust.provisions.allow_psychologist_substitute %}☒{% else %}☐{% endif %}</w:t>
       </w:r>
       <w:r>
         <w:rPr>
@@ -12155,7 +12169,7 @@
           <w:rFonts w:ascii="Segoe UI Symbol" w:hAnsi="Segoe UI Symbol" w:cs="Segoe UI Symbol"/>
           <w:sz w:val="20"/>
         </w:rPr>
-        <w:t xml:space="preserve">☐</w:t>
+        <w:t xml:space="preserve">{% if not (trust.provisions.allow_psychologist_substitute) %}☒{% else %}☐{% endif %}</w:t>
       </w:r>
       <w:r>
         <w:rPr>
@@ -12206,7 +12220,7 @@
           <w:rFonts w:ascii="Segoe UI Symbol" w:hAnsi="Segoe UI Symbol" w:cs="Segoe UI Symbol"/>
           <w:sz w:val="20"/>
         </w:rPr>
-        <w:t xml:space="preserve">☐</w:t>
+        <w:t xml:space="preserve">{% if trust.provisions.allow_pa_np_substitute %}☒{% else %}☐{% endif %}</w:t>
       </w:r>
       <w:r>
         <w:rPr>
@@ -12220,7 +12234,7 @@
           <w:rFonts w:ascii="Segoe UI Symbol" w:hAnsi="Segoe UI Symbol" w:cs="Segoe UI Symbol"/>
           <w:sz w:val="20"/>
         </w:rPr>
-        <w:t xml:space="preserve">☐</w:t>
+        <w:t xml:space="preserve">{% if not (trust.provisions.allow_pa_np_substitute) %}☒{% else %}☐{% endif %}</w:t>
       </w:r>
       <w:r>
         <w:rPr>
@@ -12271,7 +12285,7 @@
           <w:rFonts w:ascii="Segoe UI Symbol" w:hAnsi="Segoe UI Symbol" w:cs="Segoe UI Symbol"/>
           <w:sz w:val="20"/>
         </w:rPr>
-        <w:t xml:space="preserve">☐</w:t>
+        <w:t xml:space="preserve">{% if trust.provisions.settlor_incapacity_determined_by == 'attending_and_second_physician' %}☒{% else %}☐{% endif %}</w:t>
       </w:r>
       <w:r>
         <w:rPr>
@@ -12304,7 +12318,7 @@
           <w:rFonts w:ascii="Segoe UI Symbol" w:hAnsi="Segoe UI Symbol" w:cs="Segoe UI Symbol"/>
           <w:sz w:val="20"/>
         </w:rPr>
-        <w:t xml:space="preserve">☐</w:t>
+        <w:t xml:space="preserve">{% if trust.provisions.settlor_incapacity_determined_by == 'single_physician' %}☒{% else %}☐{% endif %}</w:t>
       </w:r>
       <w:r>
         <w:rPr>
@@ -12337,7 +12351,7 @@
           <w:rFonts w:ascii="Segoe UI Symbol" w:hAnsi="Segoe UI Symbol" w:cs="Segoe UI Symbol"/>
           <w:sz w:val="20"/>
         </w:rPr>
-        <w:t xml:space="preserve">☐</w:t>
+        <w:t xml:space="preserve">{% if trust.provisions.settlor_incapacity_determined_by == 'attending_or_any_two_physicians' %}☒{% else %}☐{% endif %}</w:t>
       </w:r>
       <w:r>
         <w:rPr>
@@ -12370,7 +12384,7 @@
           <w:rFonts w:ascii="Segoe UI Symbol" w:hAnsi="Segoe UI Symbol" w:cs="Segoe UI Symbol"/>
           <w:sz w:val="20"/>
         </w:rPr>
-        <w:t xml:space="preserve">☐</w:t>
+        <w:t xml:space="preserve">{% if trust.provisions.settlor_incapacity_determined_by == 'physician_or_psychologist' %}☒{% else %}☐{% endif %}</w:t>
       </w:r>
       <w:r>
         <w:rPr>
@@ -12403,7 +12417,7 @@
           <w:rFonts w:ascii="Segoe UI Symbol" w:hAnsi="Segoe UI Symbol" w:cs="Segoe UI Symbol"/>
           <w:sz w:val="20"/>
         </w:rPr>
-        <w:t xml:space="preserve">☐</w:t>
+        <w:t xml:space="preserve">{% if trust.provisions.settlor_incapacity_determined_by == 'two_physicians' %}☒{% else %}☐{% endif %}</w:t>
       </w:r>
       <w:r>
         <w:rPr>
@@ -12436,7 +12450,7 @@
           <w:rFonts w:ascii="Segoe UI Symbol" w:hAnsi="Segoe UI Symbol" w:cs="Segoe UI Symbol"/>
           <w:sz w:val="20"/>
         </w:rPr>
-        <w:t xml:space="preserve">☐</w:t>
+        <w:t xml:space="preserve">{% if trust.provisions.settlor_incapacity_determined_by == 'two_physicians_or_psychologists' %}☒{% else %}☐{% endif %}</w:t>
       </w:r>
       <w:r>
         <w:rPr>
@@ -12469,7 +12483,7 @@
           <w:rFonts w:ascii="Segoe UI Symbol" w:hAnsi="Segoe UI Symbol" w:cs="Segoe UI Symbol"/>
           <w:sz w:val="20"/>
         </w:rPr>
-        <w:t xml:space="preserve">☐</w:t>
+        <w:t xml:space="preserve">{% if trust.provisions.settlor_incapacity_determined_by == 'physician_and_psychologist' %}☒{% else %}☐{% endif %}</w:t>
       </w:r>
       <w:r>
         <w:rPr>
@@ -12502,7 +12516,7 @@
           <w:rFonts w:ascii="Segoe UI Symbol" w:hAnsi="Segoe UI Symbol" w:cs="Segoe UI Symbol"/>
           <w:sz w:val="20"/>
         </w:rPr>
-        <w:t xml:space="preserve">☐</w:t>
+        <w:t xml:space="preserve">{% if trust.provisions.settlor_incapacity_determined_by == 'attorney_at_law' %}☒{% else %}☐{% endif %}</w:t>
       </w:r>
       <w:r>
         <w:rPr>
@@ -12535,7 +12549,7 @@
           <w:rFonts w:ascii="Segoe UI Symbol" w:hAnsi="Segoe UI Symbol" w:cs="Segoe UI Symbol"/>
           <w:sz w:val="20"/>
         </w:rPr>
-        <w:t xml:space="preserve">☐</w:t>
+        <w:t xml:space="preserve">{% if trust.provisions.settlor_incapacity_determined_by == 'governmental_official' %}☒{% else %}☐{% endif %}</w:t>
       </w:r>
       <w:r>
         <w:rPr>
@@ -12568,7 +12582,7 @@
           <w:rFonts w:ascii="Segoe UI Symbol" w:hAnsi="Segoe UI Symbol" w:cs="Segoe UI Symbol"/>
           <w:sz w:val="20"/>
         </w:rPr>
-        <w:t xml:space="preserve">☐</w:t>
+        <w:t xml:space="preserve">{% if trust.provisions.settlor_incapacity_determined_by == 'trust_protector' %}☒{% else %}☐{% endif %}</w:t>
       </w:r>
       <w:r>
         <w:rPr>
@@ -12601,7 +12615,7 @@
           <w:rFonts w:ascii="Segoe UI Symbol" w:hAnsi="Segoe UI Symbol" w:cs="Segoe UI Symbol"/>
           <w:sz w:val="20"/>
         </w:rPr>
-        <w:t xml:space="preserve">☐</w:t>
+        <w:t xml:space="preserve">{% if trust.provisions.settlor_incapacity_determined_by == 'successor_trustee' %}☒{% else %}☐{% endif %}</w:t>
       </w:r>
       <w:r>
         <w:rPr>
@@ -12634,7 +12648,7 @@
           <w:rFonts w:ascii="Segoe UI Symbol" w:hAnsi="Segoe UI Symbol" w:cs="Segoe UI Symbol"/>
           <w:sz w:val="20"/>
         </w:rPr>
-        <w:t xml:space="preserve">☐</w:t>
+        <w:t xml:space="preserve">{% if trust.provisions.settlor_incapacity_determined_by == 'majority_of_adult_children' %}☒{% else %}☐{% endif %}</w:t>
       </w:r>
       <w:r>
         <w:rPr>
@@ -12667,7 +12681,7 @@
           <w:rFonts w:ascii="Segoe UI Symbol" w:hAnsi="Segoe UI Symbol" w:cs="Segoe UI Symbol"/>
           <w:sz w:val="20"/>
         </w:rPr>
-        <w:t xml:space="preserve">☐</w:t>
+        <w:t xml:space="preserve">{% if trust.provisions.settlor_incapacity_determined_by == 'incapacity_panel' %}☒{% else %}☐{% endif %}</w:t>
       </w:r>
       <w:r>
         <w:rPr>
@@ -12700,7 +12714,7 @@
           <w:rFonts w:ascii="Segoe UI Symbol" w:hAnsi="Segoe UI Symbol" w:cs="Segoe UI Symbol"/>
           <w:sz w:val="20"/>
         </w:rPr>
-        <w:t xml:space="preserve">☐</w:t>
+        <w:t xml:space="preserve">{% if trust.provisions.settlor_incapacity_determined_by == 'court' %}☒{% else %}☐{% endif %}</w:t>
       </w:r>
       <w:r>
         <w:rPr>
@@ -12733,7 +12747,7 @@
           <w:rFonts w:ascii="Segoe UI Symbol" w:hAnsi="Segoe UI Symbol" w:cs="Segoe UI Symbol"/>
           <w:sz w:val="20"/>
         </w:rPr>
-        <w:t xml:space="preserve">☐</w:t>
+        <w:t xml:space="preserve">{% if trust.provisions.settlor_incapacity_determined_by == 'other_settlor_and_successor_trustee' %}☒{% else %}☐{% endif %}</w:t>
       </w:r>
       <w:r>
         <w:rPr>
@@ -12766,7 +12780,7 @@
           <w:rFonts w:ascii="Segoe UI Symbol" w:hAnsi="Segoe UI Symbol" w:cs="Segoe UI Symbol"/>
           <w:sz w:val="20"/>
         </w:rPr>
-        <w:t xml:space="preserve">☐</w:t>
+        <w:t xml:space="preserve">{% if trust.provisions.settlor_incapacity_determined_by == 'custom' %}☒{% else %}☐{% endif %}</w:t>
       </w:r>
       <w:r>
         <w:rPr>
@@ -12817,7 +12831,7 @@
           <w:rFonts w:ascii="Segoe UI Symbol" w:hAnsi="Segoe UI Symbol" w:cs="Segoe UI Symbol"/>
           <w:sz w:val="20"/>
         </w:rPr>
-        <w:t xml:space="preserve">☐</w:t>
+        <w:t xml:space="preserve">{% if trust.provisions.trustee_incapacity_determined_by == 'attending_and_second_physician' %}☒{% else %}☐{% endif %}</w:t>
       </w:r>
       <w:r>
         <w:rPr>
@@ -12850,7 +12864,7 @@
           <w:rFonts w:ascii="Segoe UI Symbol" w:hAnsi="Segoe UI Symbol" w:cs="Segoe UI Symbol"/>
           <w:sz w:val="20"/>
         </w:rPr>
-        <w:t xml:space="preserve">☐</w:t>
+        <w:t xml:space="preserve">{% if trust.provisions.trustee_incapacity_determined_by == 'single_physician' %}☒{% else %}☐{% endif %}</w:t>
       </w:r>
       <w:r>
         <w:rPr>
@@ -12883,7 +12897,7 @@
           <w:rFonts w:ascii="Segoe UI Symbol" w:hAnsi="Segoe UI Symbol" w:cs="Segoe UI Symbol"/>
           <w:sz w:val="20"/>
         </w:rPr>
-        <w:t xml:space="preserve">☐</w:t>
+        <w:t xml:space="preserve">{% if trust.provisions.trustee_incapacity_determined_by == 'attending_or_any_two_physicians' %}☒{% else %}☐{% endif %}</w:t>
       </w:r>
       <w:r>
         <w:rPr>
@@ -12916,7 +12930,7 @@
           <w:rFonts w:ascii="Segoe UI Symbol" w:hAnsi="Segoe UI Symbol" w:cs="Segoe UI Symbol"/>
           <w:sz w:val="20"/>
         </w:rPr>
-        <w:t xml:space="preserve">☐</w:t>
+        <w:t xml:space="preserve">{% if trust.provisions.trustee_incapacity_determined_by == 'physician_or_psychologist' %}☒{% else %}☐{% endif %}</w:t>
       </w:r>
       <w:r>
         <w:rPr>
@@ -12949,7 +12963,7 @@
           <w:rFonts w:ascii="Segoe UI Symbol" w:hAnsi="Segoe UI Symbol" w:cs="Segoe UI Symbol"/>
           <w:sz w:val="20"/>
         </w:rPr>
-        <w:t xml:space="preserve">☐</w:t>
+        <w:t xml:space="preserve">{% if trust.provisions.trustee_incapacity_determined_by == 'two_physicians' %}☒{% else %}☐{% endif %}</w:t>
       </w:r>
       <w:r>
         <w:rPr>
@@ -12982,7 +12996,7 @@
           <w:rFonts w:ascii="Segoe UI Symbol" w:hAnsi="Segoe UI Symbol" w:cs="Segoe UI Symbol"/>
           <w:sz w:val="20"/>
         </w:rPr>
-        <w:t xml:space="preserve">☐</w:t>
+        <w:t xml:space="preserve">{% if trust.provisions.trustee_incapacity_determined_by == 'two_physicians_or_psychologists' %}☒{% else %}☐{% endif %}</w:t>
       </w:r>
       <w:r>
         <w:rPr>
@@ -13015,7 +13029,7 @@
           <w:rFonts w:ascii="Segoe UI Symbol" w:hAnsi="Segoe UI Symbol" w:cs="Segoe UI Symbol"/>
           <w:sz w:val="20"/>
         </w:rPr>
-        <w:t xml:space="preserve">☐</w:t>
+        <w:t xml:space="preserve">{% if trust.provisions.trustee_incapacity_determined_by == 'physician_and_psychologist' %}☒{% else %}☐{% endif %}</w:t>
       </w:r>
       <w:r>
         <w:rPr>
@@ -13048,7 +13062,7 @@
           <w:rFonts w:ascii="Segoe UI Symbol" w:hAnsi="Segoe UI Symbol" w:cs="Segoe UI Symbol"/>
           <w:sz w:val="20"/>
         </w:rPr>
-        <w:t xml:space="preserve">☐</w:t>
+        <w:t xml:space="preserve">{% if trust.provisions.trustee_incapacity_determined_by == 'attorney_at_law' %}☒{% else %}☐{% endif %}</w:t>
       </w:r>
       <w:r>
         <w:rPr>
@@ -13081,7 +13095,7 @@
           <w:rFonts w:ascii="Segoe UI Symbol" w:hAnsi="Segoe UI Symbol" w:cs="Segoe UI Symbol"/>
           <w:sz w:val="20"/>
         </w:rPr>
-        <w:t xml:space="preserve">☐</w:t>
+        <w:t xml:space="preserve">{% if trust.provisions.trustee_incapacity_determined_by == 'governmental_official' %}☒{% else %}☐{% endif %}</w:t>
       </w:r>
       <w:r>
         <w:rPr>
@@ -13114,7 +13128,7 @@
           <w:rFonts w:ascii="Segoe UI Symbol" w:hAnsi="Segoe UI Symbol" w:cs="Segoe UI Symbol"/>
           <w:sz w:val="20"/>
         </w:rPr>
-        <w:t xml:space="preserve">☐</w:t>
+        <w:t xml:space="preserve">{% if trust.provisions.trustee_incapacity_determined_by == 'trust_protector' %}☒{% else %}☐{% endif %}</w:t>
       </w:r>
       <w:r>
         <w:rPr>
@@ -13147,7 +13161,7 @@
           <w:rFonts w:ascii="Segoe UI Symbol" w:hAnsi="Segoe UI Symbol" w:cs="Segoe UI Symbol"/>
           <w:sz w:val="20"/>
         </w:rPr>
-        <w:t xml:space="preserve">☐</w:t>
+        <w:t xml:space="preserve">{% if trust.provisions.trustee_incapacity_determined_by == 'court' %}☒{% else %}☐{% endif %}</w:t>
       </w:r>
       <w:r>
         <w:rPr>
@@ -13180,7 +13194,7 @@
           <w:rFonts w:ascii="Segoe UI Symbol" w:hAnsi="Segoe UI Symbol" w:cs="Segoe UI Symbol"/>
           <w:sz w:val="20"/>
         </w:rPr>
-        <w:t xml:space="preserve">☐</w:t>
+        <w:t xml:space="preserve">{% if trust.provisions.trustee_incapacity_determined_by == 'custom' %}☒{% else %}☐{% endif %}</w:t>
       </w:r>
       <w:r>
         <w:rPr>
@@ -13957,7 +13971,7 @@
           <w:rFonts w:ascii="Segoe UI Symbol" w:hAnsi="Segoe UI Symbol" w:cs="Segoe UI Symbol"/>
           <w:sz w:val="20"/>
         </w:rPr>
-        <w:t xml:space="preserve">☐</w:t>
+        <w:t xml:space="preserve">{% if trust.provisions.allow_sole_trustee_to_appoint_cotrustees %}☒{% else %}☐{% endif %}</w:t>
       </w:r>
       <w:r>
         <w:rPr>
@@ -13971,7 +13985,7 @@
           <w:rFonts w:ascii="Segoe UI Symbol" w:hAnsi="Segoe UI Symbol" w:cs="Segoe UI Symbol"/>
           <w:sz w:val="20"/>
         </w:rPr>
-        <w:t xml:space="preserve">☐</w:t>
+        <w:t xml:space="preserve">{% if not (trust.provisions.allow_sole_trustee_to_appoint_cotrustees) %}☒{% else %}☐{% endif %}</w:t>
       </w:r>
       <w:r>
         <w:rPr>
@@ -14022,7 +14036,7 @@
           <w:rFonts w:ascii="Segoe UI Symbol" w:hAnsi="Segoe UI Symbol" w:cs="Segoe UI Symbol"/>
           <w:sz w:val="20"/>
         </w:rPr>
-        <w:t xml:space="preserve">☐</w:t>
+        <w:t xml:space="preserve">{% if trust.provisions.allow_trustee_to_designate_alternates %}☒{% else %}☐{% endif %}</w:t>
       </w:r>
       <w:r>
         <w:rPr>
@@ -14036,7 +14050,7 @@
           <w:rFonts w:ascii="Segoe UI Symbol" w:hAnsi="Segoe UI Symbol" w:cs="Segoe UI Symbol"/>
           <w:sz w:val="20"/>
         </w:rPr>
-        <w:t xml:space="preserve">☐</w:t>
+        <w:t xml:space="preserve">{% if not (trust.provisions.allow_trustee_to_designate_alternates) %}☒{% else %}☐{% endif %}</w:t>
       </w:r>
       <w:r>
         <w:rPr>
@@ -14610,7 +14624,7 @@
           <w:rFonts w:ascii="Segoe UI Symbol" w:hAnsi="Segoe UI Symbol" w:cs="Segoe UI Symbol"/>
           <w:sz w:val="20"/>
         </w:rPr>
-        <w:t xml:space="preserve">☐</w:t>
+        <w:t xml:space="preserve">{% if trust.provisions.forgive_all_debts %}☒{% else %}☐{% endif %}</w:t>
       </w:r>
       <w:r>
         <w:rPr>
@@ -14624,7 +14638,7 @@
           <w:rFonts w:ascii="Segoe UI Symbol" w:hAnsi="Segoe UI Symbol" w:cs="Segoe UI Symbol"/>
           <w:sz w:val="20"/>
         </w:rPr>
-        <w:t xml:space="preserve">☐</w:t>
+        <w:t xml:space="preserve">{% if not (trust.provisions.forgive_all_debts) %}☒{% else %}☐{% endif %}</w:t>
       </w:r>
       <w:r>
         <w:rPr>
@@ -15273,7 +15287,7 @@
           <w:rFonts w:ascii="Segoe UI Symbol" w:hAnsi="Segoe UI Symbol" w:cs="Segoe UI Symbol"/>
           <w:sz w:val="20"/>
         </w:rPr>
-        <w:t xml:space="preserve">☐</w:t>
+        <w:t xml:space="preserve">{% if trust.spousal_funding == 'outright_to_spouse' %}☒{% else %}☐{% endif %}</w:t>
       </w:r>
       <w:r>
         <w:rPr>
@@ -15306,7 +15320,7 @@
           <w:rFonts w:ascii="Segoe UI Symbol" w:hAnsi="Segoe UI Symbol" w:cs="Segoe UI Symbol"/>
           <w:sz w:val="20"/>
         </w:rPr>
-        <w:t xml:space="preserve">☐</w:t>
+        <w:t xml:space="preserve">{% if trust.spousal_funding == 'disclaimer' or trust.spousal_funding == 'clayton_election' %}☒{% else %}☐{% endif %}</w:t>
       </w:r>
       <w:r>
         <w:rPr>
@@ -16426,7 +16440,7 @@
           <w:rFonts w:ascii="Segoe UI Symbol" w:hAnsi="Segoe UI Symbol" w:cs="Segoe UI Symbol"/>
           <w:sz w:val="20"/>
         </w:rPr>
-        <w:t xml:space="preserve">☐</w:t>
+        <w:t xml:space="preserve">{% if trust.provisions.forgive_all_debts %}☒{% else %}☐{% endif %}</w:t>
       </w:r>
       <w:r>
         <w:rPr>
@@ -16440,7 +16454,7 @@
           <w:rFonts w:ascii="Segoe UI Symbol" w:hAnsi="Segoe UI Symbol" w:cs="Segoe UI Symbol"/>
           <w:sz w:val="20"/>
         </w:rPr>
-        <w:t xml:space="preserve">☐</w:t>
+        <w:t xml:space="preserve">{% if not (trust.provisions.forgive_all_debts) %}☒{% else %}☐{% endif %}</w:t>
       </w:r>
       <w:r>
         <w:rPr>
@@ -17089,7 +17103,7 @@
           <w:rFonts w:ascii="Segoe UI Symbol" w:hAnsi="Segoe UI Symbol" w:cs="Segoe UI Symbol"/>
           <w:sz w:val="20"/>
         </w:rPr>
-        <w:t xml:space="preserve">☐</w:t>
+        <w:t xml:space="preserve">{% if trust.spousal_funding == 'outright_to_spouse' %}☒{% else %}☐{% endif %}</w:t>
       </w:r>
       <w:r>
         <w:rPr>
@@ -17122,7 +17136,7 @@
           <w:rFonts w:ascii="Segoe UI Symbol" w:hAnsi="Segoe UI Symbol" w:cs="Segoe UI Symbol"/>
           <w:sz w:val="20"/>
         </w:rPr>
-        <w:t xml:space="preserve">☐</w:t>
+        <w:t xml:space="preserve">{% if trust.spousal_funding == 'disclaimer' or trust.spousal_funding == 'clayton_election' %}☒{% else %}☐{% endif %}</w:t>
       </w:r>
       <w:r>
         <w:rPr>
@@ -18022,7 +18036,7 @@
           <w:rFonts w:ascii="Segoe UI Symbol" w:hAnsi="Segoe UI Symbol" w:cs="Segoe UI Symbol"/>
           <w:sz w:val="20"/>
         </w:rPr>
-        <w:t xml:space="preserve">☐</w:t>
+        <w:t xml:space="preserve">{% if trust.provisions.asset_schedule_signature_block %}☒{% else %}☐{% endif %}</w:t>
       </w:r>
       <w:r>
         <w:rPr>
@@ -18036,7 +18050,7 @@
           <w:rFonts w:ascii="Segoe UI Symbol" w:hAnsi="Segoe UI Symbol" w:cs="Segoe UI Symbol"/>
           <w:sz w:val="20"/>
         </w:rPr>
-        <w:t xml:space="preserve">☐</w:t>
+        <w:t xml:space="preserve">{% if not (trust.provisions.asset_schedule_signature_block) %}☒{% else %}☐{% endif %}</w:t>
       </w:r>
       <w:r>
         <w:rPr>
@@ -18087,7 +18101,7 @@
           <w:rFonts w:ascii="Segoe UI Symbol" w:hAnsi="Segoe UI Symbol" w:cs="Segoe UI Symbol"/>
           <w:sz w:val="20"/>
         </w:rPr>
-        <w:t xml:space="preserve">☐</w:t>
+        <w:t xml:space="preserve">{% if trust.provisions.asset_schedule_catchall %}☒{% else %}☐{% endif %}</w:t>
       </w:r>
       <w:r>
         <w:rPr>
@@ -18101,7 +18115,7 @@
           <w:rFonts w:ascii="Segoe UI Symbol" w:hAnsi="Segoe UI Symbol" w:cs="Segoe UI Symbol"/>
           <w:sz w:val="20"/>
         </w:rPr>
-        <w:t xml:space="preserve">☐</w:t>
+        <w:t xml:space="preserve">{% if not (trust.provisions.asset_schedule_catchall) %}☒{% else %}☐{% endif %}</w:t>
       </w:r>
       <w:r>
         <w:rPr>
@@ -18152,7 +18166,7 @@
           <w:rFonts w:ascii="Segoe UI Symbol" w:hAnsi="Segoe UI Symbol" w:cs="Segoe UI Symbol"/>
           <w:sz w:val="20"/>
         </w:rPr>
-        <w:t xml:space="preserve">☐</w:t>
+        <w:t xml:space="preserve">{% if trust.provisions.asset_schedule_non_trust %}☒{% else %}☐{% endif %}</w:t>
       </w:r>
       <w:r>
         <w:rPr>
@@ -18166,7 +18180,7 @@
           <w:rFonts w:ascii="Segoe UI Symbol" w:hAnsi="Segoe UI Symbol" w:cs="Segoe UI Symbol"/>
           <w:sz w:val="20"/>
         </w:rPr>
-        <w:t xml:space="preserve">☐</w:t>
+        <w:t xml:space="preserve">{% if not (trust.provisions.asset_schedule_non_trust) %}☒{% else %}☐{% endif %}</w:t>
       </w:r>
       <w:r>
         <w:rPr>
@@ -18217,7 +18231,7 @@
           <w:rFonts w:ascii="Segoe UI Symbol" w:hAnsi="Segoe UI Symbol" w:cs="Segoe UI Symbol"/>
           <w:sz w:val="20"/>
         </w:rPr>
-        <w:t xml:space="preserve">☐</w:t>
+        <w:t xml:space="preserve">{% if trust.provisions.asset_schedule_format == 'table' %}☒{% else %}☐{% endif %}</w:t>
       </w:r>
       <w:r>
         <w:rPr>
@@ -18250,7 +18264,7 @@
           <w:rFonts w:ascii="Segoe UI Symbol" w:hAnsi="Segoe UI Symbol" w:cs="Segoe UI Symbol"/>
           <w:sz w:val="20"/>
         </w:rPr>
-        <w:t xml:space="preserve">☐</w:t>
+        <w:t xml:space="preserve">{% if trust.provisions.asset_schedule_format == 'paragraph' %}☒{% else %}☐{% endif %}</w:t>
       </w:r>
       <w:r>
         <w:rPr>
@@ -18725,7 +18739,7 @@
           <w:rFonts w:ascii="Segoe UI Symbol" w:hAnsi="Segoe UI Symbol" w:cs="Segoe UI Symbol"/>
           <w:sz w:val="20"/>
         </w:rPr>
-        <w:t xml:space="preserve">☐</w:t>
+        <w:t xml:space="preserve">{% if dpoa.include_notice_page %}☒{% else %}☐{% endif %}</w:t>
       </w:r>
       <w:r>
         <w:rPr>
@@ -18739,7 +18753,7 @@
           <w:rFonts w:ascii="Segoe UI Symbol" w:hAnsi="Segoe UI Symbol" w:cs="Segoe UI Symbol"/>
           <w:sz w:val="20"/>
         </w:rPr>
-        <w:t xml:space="preserve">☐</w:t>
+        <w:t xml:space="preserve">{% if not (dpoa.include_notice_page) %}☒{% else %}☐{% endif %}</w:t>
       </w:r>
       <w:r>
         <w:rPr>
@@ -18781,7 +18795,7 @@
           <w:rFonts w:ascii="Segoe UI Symbol" w:hAnsi="Segoe UI Symbol" w:cs="Segoe UI Symbol"/>
           <w:sz w:val="20"/>
         </w:rPr>
-        <w:t xml:space="preserve">☐</w:t>
+        <w:t xml:space="preserve">{% if dpoa.incapacity_determination == 'default' %}☒{% else %}☐{% endif %}</w:t>
       </w:r>
       <w:r>
         <w:rPr>
@@ -18795,7 +18809,7 @@
           <w:rFonts w:ascii="Segoe UI Symbol" w:hAnsi="Segoe UI Symbol" w:cs="Segoe UI Symbol"/>
           <w:sz w:val="20"/>
         </w:rPr>
-        <w:t xml:space="preserve">☐</w:t>
+        <w:t xml:space="preserve">{% if dpoa.incapacity_determination == 'custom' %}☒{% else %}☐{% endif %}</w:t>
       </w:r>
       <w:r>
         <w:rPr>
@@ -18846,7 +18860,7 @@
           <w:rFonts w:ascii="Segoe UI Symbol" w:hAnsi="Segoe UI Symbol" w:cs="Segoe UI Symbol"/>
           <w:sz w:val="20"/>
         </w:rPr>
-        <w:t xml:space="preserve">☐</w:t>
+        <w:t xml:space="preserve">{% if dpoa.preserve_existing_bank_powers %}☒{% else %}☐{% endif %}</w:t>
       </w:r>
       <w:r>
         <w:rPr>
@@ -18860,7 +18874,7 @@
           <w:rFonts w:ascii="Segoe UI Symbol" w:hAnsi="Segoe UI Symbol" w:cs="Segoe UI Symbol"/>
           <w:sz w:val="20"/>
         </w:rPr>
-        <w:t xml:space="preserve">☐</w:t>
+        <w:t xml:space="preserve">{% if not (dpoa.preserve_existing_bank_powers) %}☒{% else %}☐{% endif %}</w:t>
       </w:r>
       <w:r>
         <w:rPr>
@@ -19145,7 +19159,7 @@
           <w:rFonts w:ascii="Segoe UI Symbol" w:hAnsi="Segoe UI Symbol" w:cs="Segoe UI Symbol"/>
           <w:sz w:val="20"/>
         </w:rPr>
-        <w:t xml:space="preserve">☐</w:t>
+        <w:t xml:space="preserve">{% if dpoa.acceptance_of_appointment == 'include' %}☒{% else %}☐{% endif %}</w:t>
       </w:r>
       <w:r>
         <w:rPr>
@@ -19178,7 +19192,7 @@
           <w:rFonts w:ascii="Segoe UI Symbol" w:hAnsi="Segoe UI Symbol" w:cs="Segoe UI Symbol"/>
           <w:sz w:val="20"/>
         </w:rPr>
-        <w:t xml:space="preserve">☐</w:t>
+        <w:t xml:space="preserve">{% if dpoa.acceptance_of_appointment == 'omit' %}☒{% else %}☐{% endif %}</w:t>
       </w:r>
       <w:r>
         <w:rPr>
@@ -20142,7 +20156,7 @@
           <w:rFonts w:ascii="Segoe UI Symbol" w:hAnsi="Segoe UI Symbol" w:cs="Segoe UI Symbol"/>
           <w:sz w:val="20"/>
         </w:rPr>
-        <w:t xml:space="preserve">☐</w:t>
+        <w:t xml:space="preserve">{% if dpoa.effective == 'springing' %}☒{% else %}☐{% endif %}</w:t>
       </w:r>
       <w:r>
         <w:rPr>
@@ -20156,7 +20170,7 @@
           <w:rFonts w:ascii="Segoe UI Symbol" w:hAnsi="Segoe UI Symbol" w:cs="Segoe UI Symbol"/>
           <w:sz w:val="20"/>
         </w:rPr>
-        <w:t xml:space="preserve">☐</w:t>
+        <w:t xml:space="preserve">{% if dpoa.effective == 'immediate' %}☒{% else %}☐{% endif %}</w:t>
       </w:r>
       <w:r>
         <w:rPr>
@@ -20207,7 +20221,7 @@
           <w:rFonts w:ascii="Segoe UI Symbol" w:hAnsi="Segoe UI Symbol" w:cs="Segoe UI Symbol"/>
           <w:sz w:val="20"/>
         </w:rPr>
-        <w:t xml:space="preserve">☐</w:t>
+        <w:t xml:space="preserve">{% if dpoa.authority_after_capacity_regained == 'continue' %}☒{% else %}☐{% endif %}</w:t>
       </w:r>
       <w:r>
         <w:rPr>
@@ -20240,7 +20254,7 @@
           <w:rFonts w:ascii="Segoe UI Symbol" w:hAnsi="Segoe UI Symbol" w:cs="Segoe UI Symbol"/>
           <w:sz w:val="20"/>
         </w:rPr>
-        <w:t xml:space="preserve">☐</w:t>
+        <w:t xml:space="preserve">{% if dpoa.authority_after_capacity_regained == 'suspend' %}☒{% else %}☐{% endif %}</w:t>
       </w:r>
       <w:r>
         <w:rPr>
@@ -21301,7 +21315,7 @@
           <w:rFonts w:ascii="Segoe UI Symbol" w:hAnsi="Segoe UI Symbol" w:cs="Segoe UI Symbol"/>
           <w:sz w:val="20"/>
         </w:rPr>
-        <w:t xml:space="preserve">☐</w:t>
+        <w:t xml:space="preserve">{% if dpoa.effective == 'springing' %}☒{% else %}☐{% endif %}</w:t>
       </w:r>
       <w:r>
         <w:rPr>
@@ -21315,7 +21329,7 @@
           <w:rFonts w:ascii="Segoe UI Symbol" w:hAnsi="Segoe UI Symbol" w:cs="Segoe UI Symbol"/>
           <w:sz w:val="20"/>
         </w:rPr>
-        <w:t xml:space="preserve">☐</w:t>
+        <w:t xml:space="preserve">{% if dpoa.effective == 'immediate' %}☒{% else %}☐{% endif %}</w:t>
       </w:r>
       <w:r>
         <w:rPr>
@@ -21366,7 +21380,7 @@
           <w:rFonts w:ascii="Segoe UI Symbol" w:hAnsi="Segoe UI Symbol" w:cs="Segoe UI Symbol"/>
           <w:sz w:val="20"/>
         </w:rPr>
-        <w:t xml:space="preserve">☐</w:t>
+        <w:t xml:space="preserve">{% if dpoa.authority_after_capacity_regained == 'continue' %}☒{% else %}☐{% endif %}</w:t>
       </w:r>
       <w:r>
         <w:rPr>
@@ -21399,7 +21413,7 @@
           <w:rFonts w:ascii="Segoe UI Symbol" w:hAnsi="Segoe UI Symbol" w:cs="Segoe UI Symbol"/>
           <w:sz w:val="20"/>
         </w:rPr>
-        <w:t xml:space="preserve">☐</w:t>
+        <w:t xml:space="preserve">{% if dpoa.authority_after_capacity_regained == 'suspend' %}☒{% else %}☐{% endif %}</w:t>
       </w:r>
       <w:r>
         <w:rPr>
@@ -22451,7 +22465,7 @@
           <w:rFonts w:ascii="Segoe UI Symbol" w:hAnsi="Segoe UI Symbol" w:cs="Segoe UI Symbol"/>
           <w:sz w:val="20"/>
         </w:rPr>
-        <w:t xml:space="preserve">☐</w:t>
+        <w:t xml:space="preserve">{% if healthcare.include_hcp_notice_page %}☒{% else %}☐{% endif %}</w:t>
       </w:r>
       <w:r>
         <w:rPr>
@@ -22465,7 +22479,7 @@
           <w:rFonts w:ascii="Segoe UI Symbol" w:hAnsi="Segoe UI Symbol" w:cs="Segoe UI Symbol"/>
           <w:sz w:val="20"/>
         </w:rPr>
-        <w:t xml:space="preserve">☐</w:t>
+        <w:t xml:space="preserve">{% if not (healthcare.include_hcp_notice_page) %}☒{% else %}☐{% endif %}</w:t>
       </w:r>
       <w:r>
         <w:rPr>
@@ -22516,7 +22530,7 @@
           <w:rFonts w:ascii="Segoe UI Symbol" w:hAnsi="Segoe UI Symbol" w:cs="Segoe UI Symbol"/>
           <w:sz w:val="20"/>
         </w:rPr>
-        <w:t xml:space="preserve">☐</w:t>
+        <w:t xml:space="preserve">{% if healthcare.client_leave_instructions_blank %}☒{% else %}☐{% endif %}</w:t>
       </w:r>
       <w:r>
         <w:rPr>
@@ -22530,7 +22544,7 @@
           <w:rFonts w:ascii="Segoe UI Symbol" w:hAnsi="Segoe UI Symbol" w:cs="Segoe UI Symbol"/>
           <w:sz w:val="20"/>
         </w:rPr>
-        <w:t xml:space="preserve">☐</w:t>
+        <w:t xml:space="preserve">{% if not (healthcare.client_leave_instructions_blank) %}☒{% else %}☐{% endif %}</w:t>
       </w:r>
       <w:r>
         <w:rPr>
@@ -22741,7 +22755,7 @@
           <w:rFonts w:ascii="Segoe UI Symbol" w:hAnsi="Segoe UI Symbol" w:cs="Segoe UI Symbol"/>
           <w:sz w:val="20"/>
         </w:rPr>
-        <w:t xml:space="preserve">☐</w:t>
+        <w:t xml:space="preserve">{% if healthcare.client_receive_comfort_care %}☒{% else %}☐{% endif %}</w:t>
       </w:r>
       <w:r>
         <w:rPr>
@@ -22755,7 +22769,7 @@
           <w:rFonts w:ascii="Segoe UI Symbol" w:hAnsi="Segoe UI Symbol" w:cs="Segoe UI Symbol"/>
           <w:sz w:val="20"/>
         </w:rPr>
-        <w:t xml:space="preserve">☐</w:t>
+        <w:t xml:space="preserve">{% if not (healthcare.client_receive_comfort_care) %}☒{% else %}☐{% endif %}</w:t>
       </w:r>
       <w:r>
         <w:rPr>
@@ -22797,7 +22811,7 @@
           <w:rFonts w:ascii="Segoe UI Symbol" w:hAnsi="Segoe UI Symbol" w:cs="Segoe UI Symbol"/>
           <w:sz w:val="20"/>
         </w:rPr>
-        <w:t xml:space="preserve">☐</w:t>
+        <w:t xml:space="preserve">{% if healthcare.client_wish_to_die_at_home %}☒{% else %}☐{% endif %}</w:t>
       </w:r>
       <w:r>
         <w:rPr>
@@ -22811,7 +22825,7 @@
           <w:rFonts w:ascii="Segoe UI Symbol" w:hAnsi="Segoe UI Symbol" w:cs="Segoe UI Symbol"/>
           <w:sz w:val="20"/>
         </w:rPr>
-        <w:t xml:space="preserve">☐</w:t>
+        <w:t xml:space="preserve">{% if not (healthcare.client_wish_to_die_at_home) %}☒{% else %}☐{% endif %}</w:t>
       </w:r>
       <w:r>
         <w:rPr>
@@ -22853,7 +22867,7 @@
           <w:rFonts w:ascii="Segoe UI Symbol" w:hAnsi="Segoe UI Symbol" w:cs="Segoe UI Symbol"/>
           <w:sz w:val="20"/>
         </w:rPr>
-        <w:t xml:space="preserve">☐</w:t>
+        <w:t xml:space="preserve">{% if healthcare.client_decline_autopsy %}☒{% else %}☐{% endif %}</w:t>
       </w:r>
       <w:r>
         <w:rPr>
@@ -22867,7 +22881,7 @@
           <w:rFonts w:ascii="Segoe UI Symbol" w:hAnsi="Segoe UI Symbol" w:cs="Segoe UI Symbol"/>
           <w:sz w:val="20"/>
         </w:rPr>
-        <w:t xml:space="preserve">☐</w:t>
+        <w:t xml:space="preserve">{% if not (healthcare.client_decline_autopsy) %}☒{% else %}☐{% endif %}</w:t>
       </w:r>
       <w:r>
         <w:rPr>
@@ -23132,6 +23146,13 @@
           <w:sz w:val="20"/>
         </w:rPr>
         <w:tab/>
+      </w:r>
+      <w:r>
+        <w:rPr>
+          <w:rFonts w:ascii="Garamond" w:hAnsi="Garamond"/>
+          <w:sz w:val="20"/>
+        </w:rPr>
+        <w:t xml:space="preserve">{{ healthcare.client_other_healthcare_wishes | optional }}</w:t>
       </w:r>
       <w:r>
         <w:rPr>
@@ -23253,7 +23274,7 @@
           <w:rFonts w:ascii="Segoe UI Symbol" w:hAnsi="Segoe UI Symbol" w:cs="Segoe UI Symbol"/>
           <w:sz w:val="20"/>
         </w:rPr>
-        <w:t xml:space="preserve">☐</w:t>
+        <w:t xml:space="preserve">{% if healthcare.client_agent_effective_immediately %}☒{% else %}☐{% endif %}</w:t>
       </w:r>
       <w:r>
         <w:rPr>
@@ -23267,7 +23288,7 @@
           <w:rFonts w:ascii="Segoe UI Symbol" w:hAnsi="Segoe UI Symbol" w:cs="Segoe UI Symbol"/>
           <w:sz w:val="20"/>
         </w:rPr>
-        <w:t xml:space="preserve">☐</w:t>
+        <w:t xml:space="preserve">{% if not (healthcare.client_agent_effective_immediately) %}☒{% else %}☐{% endif %}</w:t>
       </w:r>
       <w:r>
         <w:rPr>
@@ -23318,7 +23339,7 @@
           <w:rFonts w:ascii="Segoe UI Symbol" w:hAnsi="Segoe UI Symbol" w:cs="Segoe UI Symbol"/>
           <w:sz w:val="20"/>
         </w:rPr>
-        <w:t xml:space="preserve">☐</w:t>
+        <w:t xml:space="preserve">{% if healthcare.client_include_post_death_authority %}☒{% else %}☐{% endif %}</w:t>
       </w:r>
       <w:r>
         <w:rPr>
@@ -23332,7 +23353,7 @@
           <w:rFonts w:ascii="Segoe UI Symbol" w:hAnsi="Segoe UI Symbol" w:cs="Segoe UI Symbol"/>
           <w:sz w:val="20"/>
         </w:rPr>
-        <w:t xml:space="preserve">☐</w:t>
+        <w:t xml:space="preserve">{% if not (healthcare.client_include_post_death_authority) %}☒{% else %}☐{% endif %}</w:t>
       </w:r>
       <w:r>
         <w:rPr>
@@ -23383,6 +23404,13 @@
           <w:rFonts w:ascii="Garamond" w:hAnsi="Garamond"/>
           <w:sz w:val="20"/>
         </w:rPr>
+        <w:t xml:space="preserve">{{ healthcare.client_agent_limits_while_living | optional }}</w:t>
+      </w:r>
+      <w:r>
+        <w:rPr>
+          <w:rFonts w:ascii="Garamond" w:hAnsi="Garamond"/>
+          <w:sz w:val="20"/>
+        </w:rPr>
         <w:tab/>
       </w:r>
     </w:p>
@@ -23479,6 +23507,13 @@
           <w:rFonts w:ascii="Garamond" w:hAnsi="Garamond"/>
           <w:sz w:val="20"/>
         </w:rPr>
+        <w:t xml:space="preserve">{{ healthcare.client_agent_limits_after_death | optional }}</w:t>
+      </w:r>
+      <w:r>
+        <w:rPr>
+          <w:rFonts w:ascii="Garamond" w:hAnsi="Garamond"/>
+          <w:sz w:val="20"/>
+        </w:rPr>
         <w:tab/>
       </w:r>
     </w:p>
@@ -23659,7 +23694,7 @@
           <w:rFonts w:ascii="Segoe UI Symbol" w:hAnsi="Segoe UI Symbol" w:cs="Segoe UI Symbol"/>
           <w:sz w:val="20"/>
         </w:rPr>
-        <w:t xml:space="preserve">☐</w:t>
+        <w:t xml:space="preserve">{% if healthcare.client_coagent_disagreement_resolution == 'omit' %}☒{% else %}☐{% endif %}</w:t>
       </w:r>
       <w:r>
         <w:rPr>
@@ -23692,7 +23727,7 @@
           <w:rFonts w:ascii="Segoe UI Symbol" w:hAnsi="Segoe UI Symbol" w:cs="Segoe UI Symbol"/>
           <w:sz w:val="20"/>
         </w:rPr>
-        <w:t xml:space="preserve">☐</w:t>
+        <w:t xml:space="preserve">{% if healthcare.client_coagent_disagreement_resolution == 'majority' %}☒{% else %}☐{% endif %}</w:t>
       </w:r>
       <w:r>
         <w:rPr>
@@ -23725,7 +23760,7 @@
           <w:rFonts w:ascii="Segoe UI Symbol" w:hAnsi="Segoe UI Symbol" w:cs="Segoe UI Symbol"/>
           <w:sz w:val="20"/>
         </w:rPr>
-        <w:t xml:space="preserve">☐</w:t>
+        <w:t xml:space="preserve">{% if healthcare.client_coagent_disagreement_resolution == 'unanimous' %}☒{% else %}☐{% endif %}</w:t>
       </w:r>
       <w:r>
         <w:rPr>
@@ -23758,7 +23793,7 @@
           <w:rFonts w:ascii="Segoe UI Symbol" w:hAnsi="Segoe UI Symbol" w:cs="Segoe UI Symbol"/>
           <w:sz w:val="20"/>
         </w:rPr>
-        <w:t xml:space="preserve">☐</w:t>
+        <w:t xml:space="preserve">{% if healthcare.client_coagent_disagreement_resolution == 'first_named' %}☒{% else %}☐{% endif %}</w:t>
       </w:r>
       <w:r>
         <w:rPr>
@@ -24126,7 +24161,7 @@
           <w:rFonts w:ascii="Segoe UI Symbol" w:hAnsi="Segoe UI Symbol" w:cs="Segoe UI Symbol"/>
           <w:sz w:val="20"/>
         </w:rPr>
-        <w:t xml:space="preserve">☐</w:t>
+        <w:t xml:space="preserve">{% if healthcare.include_hcp_notice_page %}☒{% else %}☐{% endif %}</w:t>
       </w:r>
       <w:r>
         <w:rPr>
@@ -24140,7 +24175,7 @@
           <w:rFonts w:ascii="Segoe UI Symbol" w:hAnsi="Segoe UI Symbol" w:cs="Segoe UI Symbol"/>
           <w:sz w:val="20"/>
         </w:rPr>
-        <w:t xml:space="preserve">☐</w:t>
+        <w:t xml:space="preserve">{% if not (healthcare.include_hcp_notice_page) %}☒{% else %}☐{% endif %}</w:t>
       </w:r>
       <w:r>
         <w:rPr>
@@ -24191,7 +24226,7 @@
           <w:rFonts w:ascii="Segoe UI Symbol" w:hAnsi="Segoe UI Symbol" w:cs="Segoe UI Symbol"/>
           <w:sz w:val="20"/>
         </w:rPr>
-        <w:t xml:space="preserve">☐</w:t>
+        <w:t xml:space="preserve">{% if healthcare.spouse_leave_instructions_blank %}☒{% else %}☐{% endif %}</w:t>
       </w:r>
       <w:r>
         <w:rPr>
@@ -24205,7 +24240,7 @@
           <w:rFonts w:ascii="Segoe UI Symbol" w:hAnsi="Segoe UI Symbol" w:cs="Segoe UI Symbol"/>
           <w:sz w:val="20"/>
         </w:rPr>
-        <w:t xml:space="preserve">☐</w:t>
+        <w:t xml:space="preserve">{% if not (healthcare.spouse_leave_instructions_blank) %}☒{% else %}☐{% endif %}</w:t>
       </w:r>
       <w:r>
         <w:rPr>
@@ -24416,7 +24451,7 @@
           <w:rFonts w:ascii="Segoe UI Symbol" w:hAnsi="Segoe UI Symbol" w:cs="Segoe UI Symbol"/>
           <w:sz w:val="20"/>
         </w:rPr>
-        <w:t xml:space="preserve">☐</w:t>
+        <w:t xml:space="preserve">{% if healthcare.spouse_receive_comfort_care %}☒{% else %}☐{% endif %}</w:t>
       </w:r>
       <w:r>
         <w:rPr>
@@ -24430,7 +24465,7 @@
           <w:rFonts w:ascii="Segoe UI Symbol" w:hAnsi="Segoe UI Symbol" w:cs="Segoe UI Symbol"/>
           <w:sz w:val="20"/>
         </w:rPr>
-        <w:t xml:space="preserve">☐</w:t>
+        <w:t xml:space="preserve">{% if not (healthcare.spouse_receive_comfort_care) %}☒{% else %}☐{% endif %}</w:t>
       </w:r>
       <w:r>
         <w:rPr>
@@ -24472,7 +24507,7 @@
           <w:rFonts w:ascii="Segoe UI Symbol" w:hAnsi="Segoe UI Symbol" w:cs="Segoe UI Symbol"/>
           <w:sz w:val="20"/>
         </w:rPr>
-        <w:t xml:space="preserve">☐</w:t>
+        <w:t xml:space="preserve">{% if healthcare.spouse_wish_to_die_at_home %}☒{% else %}☐{% endif %}</w:t>
       </w:r>
       <w:r>
         <w:rPr>
@@ -24486,7 +24521,7 @@
           <w:rFonts w:ascii="Segoe UI Symbol" w:hAnsi="Segoe UI Symbol" w:cs="Segoe UI Symbol"/>
           <w:sz w:val="20"/>
         </w:rPr>
-        <w:t xml:space="preserve">☐</w:t>
+        <w:t xml:space="preserve">{% if not (healthcare.spouse_wish_to_die_at_home) %}☒{% else %}☐{% endif %}</w:t>
       </w:r>
       <w:r>
         <w:rPr>
@@ -24528,7 +24563,7 @@
           <w:rFonts w:ascii="Segoe UI Symbol" w:hAnsi="Segoe UI Symbol" w:cs="Segoe UI Symbol"/>
           <w:sz w:val="20"/>
         </w:rPr>
-        <w:t xml:space="preserve">☐</w:t>
+        <w:t xml:space="preserve">{% if healthcare.spouse_decline_autopsy %}☒{% else %}☐{% endif %}</w:t>
       </w:r>
       <w:r>
         <w:rPr>
@@ -24542,7 +24577,7 @@
           <w:rFonts w:ascii="Segoe UI Symbol" w:hAnsi="Segoe UI Symbol" w:cs="Segoe UI Symbol"/>
           <w:sz w:val="20"/>
         </w:rPr>
-        <w:t xml:space="preserve">☐</w:t>
+        <w:t xml:space="preserve">{% if not (healthcare.spouse_decline_autopsy) %}☒{% else %}☐{% endif %}</w:t>
       </w:r>
       <w:r>
         <w:rPr>
@@ -24807,6 +24842,13 @@
           <w:sz w:val="20"/>
         </w:rPr>
         <w:tab/>
+      </w:r>
+      <w:r>
+        <w:rPr>
+          <w:rFonts w:ascii="Garamond" w:hAnsi="Garamond"/>
+          <w:sz w:val="20"/>
+        </w:rPr>
+        <w:t xml:space="preserve">{{ healthcare.spouse_other_healthcare_wishes | optional }}</w:t>
       </w:r>
       <w:r>
         <w:rPr>
@@ -24928,7 +24970,7 @@
           <w:rFonts w:ascii="Segoe UI Symbol" w:hAnsi="Segoe UI Symbol" w:cs="Segoe UI Symbol"/>
           <w:sz w:val="20"/>
         </w:rPr>
-        <w:t xml:space="preserve">☐</w:t>
+        <w:t xml:space="preserve">{% if healthcare.spouse_agent_effective_immediately %}☒{% else %}☐{% endif %}</w:t>
       </w:r>
       <w:r>
         <w:rPr>
@@ -24942,7 +24984,7 @@
           <w:rFonts w:ascii="Segoe UI Symbol" w:hAnsi="Segoe UI Symbol" w:cs="Segoe UI Symbol"/>
           <w:sz w:val="20"/>
         </w:rPr>
-        <w:t xml:space="preserve">☐</w:t>
+        <w:t xml:space="preserve">{% if not (healthcare.spouse_agent_effective_immediately) %}☒{% else %}☐{% endif %}</w:t>
       </w:r>
       <w:r>
         <w:rPr>
@@ -24993,7 +25035,7 @@
           <w:rFonts w:ascii="Segoe UI Symbol" w:hAnsi="Segoe UI Symbol" w:cs="Segoe UI Symbol"/>
           <w:sz w:val="20"/>
         </w:rPr>
-        <w:t xml:space="preserve">☐</w:t>
+        <w:t xml:space="preserve">{% if healthcare.spouse_include_post_death_authority %}☒{% else %}☐{% endif %}</w:t>
       </w:r>
       <w:r>
         <w:rPr>
@@ -25007,7 +25049,7 @@
           <w:rFonts w:ascii="Segoe UI Symbol" w:hAnsi="Segoe UI Symbol" w:cs="Segoe UI Symbol"/>
           <w:sz w:val="20"/>
         </w:rPr>
-        <w:t xml:space="preserve">☐</w:t>
+        <w:t xml:space="preserve">{% if not (healthcare.spouse_include_post_death_authority) %}☒{% else %}☐{% endif %}</w:t>
       </w:r>
       <w:r>
         <w:rPr>
@@ -25058,6 +25100,13 @@
           <w:rFonts w:ascii="Garamond" w:hAnsi="Garamond"/>
           <w:sz w:val="20"/>
         </w:rPr>
+        <w:t xml:space="preserve">{{ healthcare.spouse_agent_limits_while_living | optional }}</w:t>
+      </w:r>
+      <w:r>
+        <w:rPr>
+          <w:rFonts w:ascii="Garamond" w:hAnsi="Garamond"/>
+          <w:sz w:val="20"/>
+        </w:rPr>
         <w:tab/>
       </w:r>
     </w:p>
@@ -25154,6 +25203,13 @@
           <w:rFonts w:ascii="Garamond" w:hAnsi="Garamond"/>
           <w:sz w:val="20"/>
         </w:rPr>
+        <w:t xml:space="preserve">{{ healthcare.spouse_agent_limits_after_death | optional }}</w:t>
+      </w:r>
+      <w:r>
+        <w:rPr>
+          <w:rFonts w:ascii="Garamond" w:hAnsi="Garamond"/>
+          <w:sz w:val="20"/>
+        </w:rPr>
         <w:tab/>
       </w:r>
     </w:p>
@@ -25334,7 +25390,7 @@
           <w:rFonts w:ascii="Segoe UI Symbol" w:hAnsi="Segoe UI Symbol" w:cs="Segoe UI Symbol"/>
           <w:sz w:val="20"/>
         </w:rPr>
-        <w:t xml:space="preserve">☐</w:t>
+        <w:t xml:space="preserve">{% if healthcare.spouse_coagent_disagreement_resolution == 'omit' %}☒{% else %}☐{% endif %}</w:t>
       </w:r>
       <w:r>
         <w:rPr>
@@ -25367,7 +25423,7 @@
           <w:rFonts w:ascii="Segoe UI Symbol" w:hAnsi="Segoe UI Symbol" w:cs="Segoe UI Symbol"/>
           <w:sz w:val="20"/>
         </w:rPr>
-        <w:t xml:space="preserve">☐</w:t>
+        <w:t xml:space="preserve">{% if healthcare.spouse_coagent_disagreement_resolution == 'majority' %}☒{% else %}☐{% endif %}</w:t>
       </w:r>
       <w:r>
         <w:rPr>
@@ -25400,7 +25456,7 @@
           <w:rFonts w:ascii="Segoe UI Symbol" w:hAnsi="Segoe UI Symbol" w:cs="Segoe UI Symbol"/>
           <w:sz w:val="20"/>
         </w:rPr>
-        <w:t xml:space="preserve">☐</w:t>
+        <w:t xml:space="preserve">{% if healthcare.spouse_coagent_disagreement_resolution == 'unanimous' %}☒{% else %}☐{% endif %}</w:t>
       </w:r>
       <w:r>
         <w:rPr>
@@ -25433,7 +25489,7 @@
           <w:rFonts w:ascii="Segoe UI Symbol" w:hAnsi="Segoe UI Symbol" w:cs="Segoe UI Symbol"/>
           <w:sz w:val="20"/>
         </w:rPr>
-        <w:t xml:space="preserve">☐</w:t>
+        <w:t xml:space="preserve">{% if healthcare.spouse_coagent_disagreement_resolution == 'first_named' %}☒{% else %}☐{% endif %}</w:t>
       </w:r>
       <w:r>
         <w:rPr>
@@ -27110,7 +27166,7 @@
           <w:rFonts w:ascii="Segoe UI Symbol" w:hAnsi="Segoe UI Symbol" w:cs="Segoe UI Symbol"/>
           <w:sz w:val="20"/>
         </w:rPr>
-        <w:t xml:space="preserve">☐</w:t>
+        <w:t xml:space="preserve">{% if healthcare.client_disposition_of_remains == 'cremation' %}☒{% else %}☐{% endif %}</w:t>
       </w:r>
       <w:r>
         <w:rPr>
@@ -27143,7 +27199,7 @@
           <w:rFonts w:ascii="Segoe UI Symbol" w:hAnsi="Segoe UI Symbol" w:cs="Segoe UI Symbol"/>
           <w:sz w:val="20"/>
         </w:rPr>
-        <w:t xml:space="preserve">☐</w:t>
+        <w:t xml:space="preserve">{% if healthcare.client_disposition_of_remains == 'chemical_cremation' %}☒{% else %}☐{% endif %}</w:t>
       </w:r>
       <w:r>
         <w:rPr>
@@ -27176,7 +27232,7 @@
           <w:rFonts w:ascii="Segoe UI Symbol" w:hAnsi="Segoe UI Symbol" w:cs="Segoe UI Symbol"/>
           <w:sz w:val="20"/>
         </w:rPr>
-        <w:t xml:space="preserve">☐</w:t>
+        <w:t xml:space="preserve">{% if healthcare.client_disposition_of_remains == 'burial' %}☒{% else %}☐{% endif %}</w:t>
       </w:r>
       <w:r>
         <w:rPr>
@@ -27209,7 +27265,7 @@
           <w:rFonts w:ascii="Segoe UI Symbol" w:hAnsi="Segoe UI Symbol" w:cs="Segoe UI Symbol"/>
           <w:sz w:val="20"/>
         </w:rPr>
-        <w:t xml:space="preserve">☐</w:t>
+        <w:t xml:space="preserve">{% if healthcare.client_disposition_of_remains == 'no_specific_wishes' %}☒{% else %}☐{% endif %}</w:t>
       </w:r>
       <w:r>
         <w:rPr>
@@ -27242,7 +27298,7 @@
           <w:rFonts w:ascii="Segoe UI Symbol" w:hAnsi="Segoe UI Symbol" w:cs="Segoe UI Symbol"/>
           <w:sz w:val="20"/>
         </w:rPr>
-        <w:t xml:space="preserve">☐</w:t>
+        <w:t xml:space="preserve">{% if healthcare.client_disposition_of_remains == 'leave_blank' %}☒{% else %}☐{% endif %}</w:t>
       </w:r>
       <w:r>
         <w:rPr>
@@ -27275,7 +27331,7 @@
           <w:rFonts w:ascii="Segoe UI Symbol" w:hAnsi="Segoe UI Symbol" w:cs="Segoe UI Symbol"/>
           <w:sz w:val="20"/>
         </w:rPr>
-        <w:t xml:space="preserve">☐</w:t>
+        <w:t xml:space="preserve">{% if healthcare.client_disposition_of_remains == 'other' %}☒{% else %}☐{% endif %}</w:t>
       </w:r>
       <w:r>
         <w:rPr>
@@ -27326,6 +27382,13 @@
           <w:rFonts w:ascii="Garamond" w:hAnsi="Garamond"/>
           <w:sz w:val="20"/>
         </w:rPr>
+        <w:t xml:space="preserve">{{ healthcare.client_funeral_instructions | optional }}</w:t>
+      </w:r>
+      <w:r>
+        <w:rPr>
+          <w:rFonts w:ascii="Garamond" w:hAnsi="Garamond"/>
+          <w:sz w:val="20"/>
+        </w:rPr>
         <w:tab/>
       </w:r>
     </w:p>
@@ -27422,6 +27485,13 @@
           <w:rFonts w:ascii="Garamond" w:hAnsi="Garamond"/>
           <w:sz w:val="20"/>
         </w:rPr>
+        <w:t xml:space="preserve">{{ healthcare.client_preneed_arrangements | optional }}</w:t>
+      </w:r>
+      <w:r>
+        <w:rPr>
+          <w:rFonts w:ascii="Garamond" w:hAnsi="Garamond"/>
+          <w:sz w:val="20"/>
+        </w:rPr>
         <w:tab/>
       </w:r>
     </w:p>
@@ -27518,6 +27588,13 @@
           <w:rFonts w:ascii="Garamond" w:hAnsi="Garamond"/>
           <w:sz w:val="20"/>
         </w:rPr>
+        <w:t xml:space="preserve">{{ healthcare.client_other_disposition_instructions | optional }}</w:t>
+      </w:r>
+      <w:r>
+        <w:rPr>
+          <w:rFonts w:ascii="Garamond" w:hAnsi="Garamond"/>
+          <w:sz w:val="20"/>
+        </w:rPr>
         <w:tab/>
       </w:r>
     </w:p>
@@ -27614,7 +27691,7 @@
           <w:rFonts w:ascii="Segoe UI Symbol" w:hAnsi="Segoe UI Symbol" w:cs="Segoe UI Symbol"/>
           <w:sz w:val="20"/>
         </w:rPr>
-        <w:t xml:space="preserve">☐</w:t>
+        <w:t xml:space="preserve">{% if healthcare.client_preference_for_donations %}☒{% else %}☐{% endif %}</w:t>
       </w:r>
       <w:r>
         <w:rPr>
@@ -27647,7 +27724,7 @@
           <w:rFonts w:ascii="Segoe UI Symbol" w:hAnsi="Segoe UI Symbol" w:cs="Segoe UI Symbol"/>
           <w:sz w:val="20"/>
         </w:rPr>
-        <w:t xml:space="preserve">☐</w:t>
+        <w:t xml:space="preserve">{% if healthcare.client_prohibit_ai_replicas %}☒{% else %}☐{% endif %}</w:t>
       </w:r>
       <w:r>
         <w:rPr>
@@ -27717,7 +27794,7 @@
           <w:rFonts w:ascii="Segoe UI Symbol" w:hAnsi="Segoe UI Symbol" w:cs="Segoe UI Symbol"/>
           <w:sz w:val="20"/>
         </w:rPr>
-        <w:t xml:space="preserve">☐</w:t>
+        <w:t xml:space="preserve">{% if healthcare.client_disposition_agents_same_as_healthcare %}☒{% else %}☐{% endif %}</w:t>
       </w:r>
       <w:r>
         <w:rPr>
@@ -27731,7 +27808,7 @@
           <w:rFonts w:ascii="Segoe UI Symbol" w:hAnsi="Segoe UI Symbol" w:cs="Segoe UI Symbol"/>
           <w:sz w:val="20"/>
         </w:rPr>
-        <w:t xml:space="preserve">☐</w:t>
+        <w:t xml:space="preserve">{% if not (healthcare.client_disposition_agents_same_as_healthcare) %}☒{% else %}☐{% endif %}</w:t>
       </w:r>
       <w:r>
         <w:rPr>
@@ -27773,7 +27850,7 @@
           <w:rFonts w:ascii="Segoe UI Symbol" w:hAnsi="Segoe UI Symbol" w:cs="Segoe UI Symbol"/>
           <w:sz w:val="20"/>
         </w:rPr>
-        <w:t xml:space="preserve">☐</w:t>
+        <w:t xml:space="preserve">{% if healthcare.client_include_disposition_agent_acceptance %}☒{% else %}☐{% endif %}</w:t>
       </w:r>
       <w:r>
         <w:rPr>
@@ -27787,7 +27864,7 @@
           <w:rFonts w:ascii="Segoe UI Symbol" w:hAnsi="Segoe UI Symbol" w:cs="Segoe UI Symbol"/>
           <w:sz w:val="20"/>
         </w:rPr>
-        <w:t xml:space="preserve">☐</w:t>
+        <w:t xml:space="preserve">{% if not (healthcare.client_include_disposition_agent_acceptance) %}☒{% else %}☐{% endif %}</w:t>
       </w:r>
       <w:r>
         <w:rPr>
@@ -27898,7 +27975,7 @@
           <w:rFonts w:ascii="Segoe UI Symbol" w:hAnsi="Segoe UI Symbol" w:cs="Segoe UI Symbol"/>
           <w:sz w:val="20"/>
         </w:rPr>
-        <w:t xml:space="preserve">☐</w:t>
+        <w:t xml:space="preserve">{% if healthcare.spouse_disposition_of_remains == 'cremation' %}☒{% else %}☐{% endif %}</w:t>
       </w:r>
       <w:r>
         <w:rPr>
@@ -27931,7 +28008,7 @@
           <w:rFonts w:ascii="Segoe UI Symbol" w:hAnsi="Segoe UI Symbol" w:cs="Segoe UI Symbol"/>
           <w:sz w:val="20"/>
         </w:rPr>
-        <w:t xml:space="preserve">☐</w:t>
+        <w:t xml:space="preserve">{% if healthcare.spouse_disposition_of_remains == 'chemical_cremation' %}☒{% else %}☐{% endif %}</w:t>
       </w:r>
       <w:r>
         <w:rPr>
@@ -27964,7 +28041,7 @@
           <w:rFonts w:ascii="Segoe UI Symbol" w:hAnsi="Segoe UI Symbol" w:cs="Segoe UI Symbol"/>
           <w:sz w:val="20"/>
         </w:rPr>
-        <w:t xml:space="preserve">☐</w:t>
+        <w:t xml:space="preserve">{% if healthcare.spouse_disposition_of_remains == 'burial' %}☒{% else %}☐{% endif %}</w:t>
       </w:r>
       <w:r>
         <w:rPr>
@@ -27997,7 +28074,7 @@
           <w:rFonts w:ascii="Segoe UI Symbol" w:hAnsi="Segoe UI Symbol" w:cs="Segoe UI Symbol"/>
           <w:sz w:val="20"/>
         </w:rPr>
-        <w:t xml:space="preserve">☐</w:t>
+        <w:t xml:space="preserve">{% if healthcare.spouse_disposition_of_remains == 'no_specific_wishes' %}☒{% else %}☐{% endif %}</w:t>
       </w:r>
       <w:r>
         <w:rPr>
@@ -28030,7 +28107,7 @@
           <w:rFonts w:ascii="Segoe UI Symbol" w:hAnsi="Segoe UI Symbol" w:cs="Segoe UI Symbol"/>
           <w:sz w:val="20"/>
         </w:rPr>
-        <w:t xml:space="preserve">☐</w:t>
+        <w:t xml:space="preserve">{% if healthcare.spouse_disposition_of_remains == 'leave_blank' %}☒{% else %}☐{% endif %}</w:t>
       </w:r>
       <w:r>
         <w:rPr>
@@ -28063,7 +28140,7 @@
           <w:rFonts w:ascii="Segoe UI Symbol" w:hAnsi="Segoe UI Symbol" w:cs="Segoe UI Symbol"/>
           <w:sz w:val="20"/>
         </w:rPr>
-        <w:t xml:space="preserve">☐</w:t>
+        <w:t xml:space="preserve">{% if healthcare.spouse_disposition_of_remains == 'other' %}☒{% else %}☐{% endif %}</w:t>
       </w:r>
       <w:r>
         <w:rPr>
@@ -28114,6 +28191,13 @@
           <w:rFonts w:ascii="Garamond" w:hAnsi="Garamond"/>
           <w:sz w:val="20"/>
         </w:rPr>
+        <w:t xml:space="preserve">{{ healthcare.spouse_funeral_instructions | optional }}</w:t>
+      </w:r>
+      <w:r>
+        <w:rPr>
+          <w:rFonts w:ascii="Garamond" w:hAnsi="Garamond"/>
+          <w:sz w:val="20"/>
+        </w:rPr>
         <w:tab/>
       </w:r>
     </w:p>
@@ -28210,6 +28294,13 @@
           <w:rFonts w:ascii="Garamond" w:hAnsi="Garamond"/>
           <w:sz w:val="20"/>
         </w:rPr>
+        <w:t xml:space="preserve">{{ healthcare.spouse_preneed_arrangements | optional }}</w:t>
+      </w:r>
+      <w:r>
+        <w:rPr>
+          <w:rFonts w:ascii="Garamond" w:hAnsi="Garamond"/>
+          <w:sz w:val="20"/>
+        </w:rPr>
         <w:tab/>
       </w:r>
     </w:p>
@@ -28306,6 +28397,13 @@
           <w:rFonts w:ascii="Garamond" w:hAnsi="Garamond"/>
           <w:sz w:val="20"/>
         </w:rPr>
+        <w:t xml:space="preserve">{{ healthcare.spouse_other_disposition_instructions | optional }}</w:t>
+      </w:r>
+      <w:r>
+        <w:rPr>
+          <w:rFonts w:ascii="Garamond" w:hAnsi="Garamond"/>
+          <w:sz w:val="20"/>
+        </w:rPr>
         <w:tab/>
       </w:r>
     </w:p>
@@ -28402,7 +28500,7 @@
           <w:rFonts w:ascii="Segoe UI Symbol" w:hAnsi="Segoe UI Symbol" w:cs="Segoe UI Symbol"/>
           <w:sz w:val="20"/>
         </w:rPr>
-        <w:t xml:space="preserve">☐</w:t>
+        <w:t xml:space="preserve">{% if healthcare.spouse_preference_for_donations %}☒{% else %}☐{% endif %}</w:t>
       </w:r>
       <w:r>
         <w:rPr>
@@ -28435,7 +28533,7 @@
           <w:rFonts w:ascii="Segoe UI Symbol" w:hAnsi="Segoe UI Symbol" w:cs="Segoe UI Symbol"/>
           <w:sz w:val="20"/>
         </w:rPr>
-        <w:t xml:space="preserve">☐</w:t>
+        <w:t xml:space="preserve">{% if healthcare.spouse_prohibit_ai_replicas %}☒{% else %}☐{% endif %}</w:t>
       </w:r>
       <w:r>
         <w:rPr>
@@ -28505,7 +28603,7 @@
           <w:rFonts w:ascii="Segoe UI Symbol" w:hAnsi="Segoe UI Symbol" w:cs="Segoe UI Symbol"/>
           <w:sz w:val="20"/>
         </w:rPr>
-        <w:t xml:space="preserve">☐</w:t>
+        <w:t xml:space="preserve">{% if healthcare.spouse_disposition_agents_same_as_healthcare %}☒{% else %}☐{% endif %}</w:t>
       </w:r>
       <w:r>
         <w:rPr>
@@ -28519,7 +28617,7 @@
           <w:rFonts w:ascii="Segoe UI Symbol" w:hAnsi="Segoe UI Symbol" w:cs="Segoe UI Symbol"/>
           <w:sz w:val="20"/>
         </w:rPr>
-        <w:t xml:space="preserve">☐</w:t>
+        <w:t xml:space="preserve">{% if not (healthcare.spouse_disposition_agents_same_as_healthcare) %}☒{% else %}☐{% endif %}</w:t>
       </w:r>
       <w:r>
         <w:rPr>
@@ -28561,7 +28659,7 @@
           <w:rFonts w:ascii="Segoe UI Symbol" w:hAnsi="Segoe UI Symbol" w:cs="Segoe UI Symbol"/>
           <w:sz w:val="20"/>
         </w:rPr>
-        <w:t xml:space="preserve">☐</w:t>
+        <w:t xml:space="preserve">{% if healthcare.spouse_include_disposition_agent_acceptance %}☒{% else %}☐{% endif %}</w:t>
       </w:r>
       <w:r>
         <w:rPr>
@@ -28575,7 +28673,7 @@
           <w:rFonts w:ascii="Segoe UI Symbol" w:hAnsi="Segoe UI Symbol" w:cs="Segoe UI Symbol"/>
           <w:sz w:val="20"/>
         </w:rPr>
-        <w:t xml:space="preserve">☐</w:t>
+        <w:t xml:space="preserve">{% if not (healthcare.spouse_include_disposition_agent_acceptance) %}☒{% else %}☐{% endif %}</w:t>
       </w:r>
       <w:r>
         <w:rPr>
@@ -31085,7 +31183,7 @@
           <w:rFonts w:ascii="Segoe UI Symbol" w:hAnsi="Segoe UI Symbol" w:cs="Segoe UI Symbol"/>
           <w:sz w:val="20"/>
         </w:rPr>
-        <w:t xml:space="preserve">☐</w:t>
+        <w:t xml:space="preserve">{% if execution.trust_acknowledgment == 'notary' %}☒{% else %}☐{% endif %}</w:t>
       </w:r>
       <w:r>
         <w:rPr>
@@ -31118,7 +31216,7 @@
           <w:rFonts w:ascii="Segoe UI Symbol" w:hAnsi="Segoe UI Symbol" w:cs="Segoe UI Symbol"/>
           <w:sz w:val="20"/>
         </w:rPr>
-        <w:t xml:space="preserve">☐</w:t>
+        <w:t xml:space="preserve">{% if execution.trust_acknowledgment == 'witnesses' %}☒{% else %}☐{% endif %}</w:t>
       </w:r>
       <w:r>
         <w:rPr>
@@ -31151,7 +31249,7 @@
           <w:rFonts w:ascii="Segoe UI Symbol" w:hAnsi="Segoe UI Symbol" w:cs="Segoe UI Symbol"/>
           <w:sz w:val="20"/>
         </w:rPr>
-        <w:t xml:space="preserve">☐</w:t>
+        <w:t xml:space="preserve">{% if execution.trust_acknowledgment == 'both' %}☒{% else %}☐{% endif %}</w:t>
       </w:r>
       <w:r>
         <w:rPr>
@@ -31193,7 +31291,7 @@
           <w:rFonts w:ascii="Segoe UI Symbol" w:hAnsi="Segoe UI Symbol" w:cs="Segoe UI Symbol"/>
           <w:sz w:val="20"/>
         </w:rPr>
-        <w:t xml:space="preserve">☐</w:t>
+        <w:t xml:space="preserve">{% if execution.combine_settlor_trustee_signatures %}☒{% else %}☐{% endif %}</w:t>
       </w:r>
       <w:r>
         <w:rPr>
@@ -31207,7 +31305,7 @@
           <w:rFonts w:ascii="Segoe UI Symbol" w:hAnsi="Segoe UI Symbol" w:cs="Segoe UI Symbol"/>
           <w:sz w:val="20"/>
         </w:rPr>
-        <w:t xml:space="preserve">☐</w:t>
+        <w:t xml:space="preserve">{% if not (execution.combine_settlor_trustee_signatures) %}☒{% else %}☐{% endif %}</w:t>
       </w:r>
       <w:r>
         <w:rPr>
@@ -31249,7 +31347,7 @@
           <w:rFonts w:ascii="Segoe UI Symbol" w:hAnsi="Segoe UI Symbol" w:cs="Segoe UI Symbol"/>
           <w:sz w:val="20"/>
         </w:rPr>
-        <w:t xml:space="preserve">☐</w:t>
+        <w:t xml:space="preserve">{% if execution.poa_acknowledgment == 'notary' %}☒{% else %}☐{% endif %}</w:t>
       </w:r>
       <w:r>
         <w:rPr>
@@ -31263,7 +31361,7 @@
           <w:rFonts w:ascii="Segoe UI Symbol" w:hAnsi="Segoe UI Symbol" w:cs="Segoe UI Symbol"/>
           <w:sz w:val="20"/>
         </w:rPr>
-        <w:t xml:space="preserve">☐</w:t>
+        <w:t xml:space="preserve">{% if execution.poa_acknowledgment == 'witnesses' %}☒{% else %}☐{% endif %}</w:t>
       </w:r>
       <w:r>
         <w:rPr>
@@ -31305,7 +31403,7 @@
           <w:rFonts w:ascii="Segoe UI Symbol" w:hAnsi="Segoe UI Symbol" w:cs="Segoe UI Symbol"/>
           <w:sz w:val="20"/>
         </w:rPr>
-        <w:t xml:space="preserve">☐</w:t>
+        <w:t xml:space="preserve">{% if execution.ahd_acknowledgment == 'notary' %}☒{% else %}☐{% endif %}</w:t>
       </w:r>
       <w:r>
         <w:rPr>
@@ -31319,7 +31417,7 @@
           <w:rFonts w:ascii="Segoe UI Symbol" w:hAnsi="Segoe UI Symbol" w:cs="Segoe UI Symbol"/>
           <w:sz w:val="20"/>
         </w:rPr>
-        <w:t xml:space="preserve">☐</w:t>
+        <w:t xml:space="preserve">{% if execution.ahd_acknowledgment == 'witnesses' %}☒{% else %}☐{% endif %}</w:t>
       </w:r>
       <w:r>
         <w:rPr>
@@ -31361,7 +31459,7 @@
           <w:rFonts w:ascii="Segoe UI Symbol" w:hAnsi="Segoe UI Symbol" w:cs="Segoe UI Symbol"/>
           <w:sz w:val="20"/>
         </w:rPr>
-        <w:t xml:space="preserve">☐</w:t>
+        <w:t xml:space="preserve">{% if execution.healthcare_authorization_acknowledgment == 'notary' %}☒{% else %}☐{% endif %}</w:t>
       </w:r>
       <w:r>
         <w:rPr>
@@ -31375,7 +31473,7 @@
           <w:rFonts w:ascii="Segoe UI Symbol" w:hAnsi="Segoe UI Symbol" w:cs="Segoe UI Symbol"/>
           <w:sz w:val="20"/>
         </w:rPr>
-        <w:t xml:space="preserve">☐</w:t>
+        <w:t xml:space="preserve">{% if execution.healthcare_authorization_acknowledgment == 'witnesses' %}☒{% else %}☐{% endif %}</w:t>
       </w:r>
       <w:r>
         <w:rPr>
@@ -31426,7 +31524,7 @@
           <w:rFonts w:ascii="Segoe UI Symbol" w:hAnsi="Segoe UI Symbol" w:cs="Segoe UI Symbol"/>
           <w:sz w:val="20"/>
         </w:rPr>
-        <w:t xml:space="preserve">☐</w:t>
+        <w:t xml:space="preserve">{% if execution.healthcare_signed_in_nursing_home %}☒{% else %}☐{% endif %}</w:t>
       </w:r>
       <w:r>
         <w:rPr>
@@ -31459,7 +31557,7 @@
           <w:rFonts w:ascii="Segoe UI Symbol" w:hAnsi="Segoe UI Symbol" w:cs="Segoe UI Symbol"/>
           <w:sz w:val="20"/>
         </w:rPr>
-        <w:t xml:space="preserve">☐</w:t>
+        <w:t xml:space="preserve">{% if not (execution.healthcare_signed_in_nursing_home) %}☒{% else %}☐{% endif %}</w:t>
       </w:r>
       <w:r>
         <w:rPr>
@@ -31501,7 +31599,7 @@
           <w:rFonts w:ascii="Segoe UI Symbol" w:hAnsi="Segoe UI Symbol" w:cs="Segoe UI Symbol"/>
           <w:sz w:val="20"/>
         </w:rPr>
-        <w:t xml:space="preserve">☐</w:t>
+        <w:t xml:space="preserve">{% if execution.final_disposition_execution == 'witnesses' %}☒{% else %}☐{% endif %}</w:t>
       </w:r>
       <w:r>
         <w:rPr>
@@ -31515,7 +31613,7 @@
           <w:rFonts w:ascii="Segoe UI Symbol" w:hAnsi="Segoe UI Symbol" w:cs="Segoe UI Symbol"/>
           <w:sz w:val="20"/>
         </w:rPr>
-        <w:t xml:space="preserve">☐</w:t>
+        <w:t xml:space="preserve">{% if execution.final_disposition_execution == 'witnesses_and_notary' %}☒{% else %}☐{% endif %}</w:t>
       </w:r>
       <w:r>
         <w:rPr>
@@ -31842,6 +31940,13 @@
           <w:rFonts w:ascii="Garamond" w:hAnsi="Garamond"/>
           <w:sz w:val="20"/>
         </w:rPr>
+        <w:t xml:space="preserve">{{ execution.signing_city | optional }}</w:t>
+      </w:r>
+      <w:r>
+        <w:rPr>
+          <w:rFonts w:ascii="Garamond" w:hAnsi="Garamond"/>
+          <w:sz w:val="20"/>
+        </w:rPr>
         <w:tab/>
       </w:r>
     </w:p>
@@ -31871,6 +31976,13 @@
           <w:sz w:val="20"/>
         </w:rPr>
         <w:tab/>
+      </w:r>
+      <w:r>
+        <w:rPr>
+          <w:rFonts w:ascii="Garamond" w:hAnsi="Garamond"/>
+          <w:sz w:val="20"/>
+        </w:rPr>
+        <w:t xml:space="preserve">{{ execution.notary_name | optional }}</w:t>
       </w:r>
       <w:r>
         <w:rPr>
@@ -31954,7 +32066,7 @@
           <w:rFonts w:ascii="Segoe UI Symbol" w:hAnsi="Segoe UI Symbol" w:cs="Segoe UI Symbol"/>
           <w:sz w:val="20"/>
         </w:rPr>
-        <w:t xml:space="preserve">☐</w:t>
+        <w:t xml:space="preserve">{% if execution.include_witness_phones %}☒{% else %}☐{% endif %}</w:t>
       </w:r>
       <w:r>
         <w:rPr>
@@ -31968,7 +32080,7 @@
           <w:rFonts w:ascii="Segoe UI Symbol" w:hAnsi="Segoe UI Symbol" w:cs="Segoe UI Symbol"/>
           <w:sz w:val="20"/>
         </w:rPr>
-        <w:t xml:space="preserve">☐</w:t>
+        <w:t xml:space="preserve">{% if not (execution.include_witness_phones) %}☒{% else %}☐{% endif %}</w:t>
       </w:r>
       <w:r>
         <w:rPr>
@@ -32010,6 +32122,13 @@
           <w:rFonts w:ascii="Garamond" w:hAnsi="Garamond"/>
           <w:sz w:val="20"/>
         </w:rPr>
+        <w:t xml:space="preserve">{{ execution.witness_1_address | optional }}</w:t>
+      </w:r>
+      <w:r>
+        <w:rPr>
+          <w:rFonts w:ascii="Garamond" w:hAnsi="Garamond"/>
+          <w:sz w:val="20"/>
+        </w:rPr>
         <w:tab/>
       </w:r>
     </w:p>
@@ -32045,6 +32164,13 @@
           <w:rFonts w:ascii="Garamond" w:hAnsi="Garamond"/>
           <w:sz w:val="20"/>
         </w:rPr>
+        <w:t xml:space="preserve">{{ execution.witness_1_phone | optional }}</w:t>
+      </w:r>
+      <w:r>
+        <w:rPr>
+          <w:rFonts w:ascii="Garamond" w:hAnsi="Garamond"/>
+          <w:sz w:val="20"/>
+        </w:rPr>
         <w:tab/>
       </w:r>
     </w:p>
@@ -32080,6 +32206,13 @@
           <w:rFonts w:ascii="Garamond" w:hAnsi="Garamond"/>
           <w:sz w:val="20"/>
         </w:rPr>
+        <w:t xml:space="preserve">{{ execution.witness_2_address | optional }}</w:t>
+      </w:r>
+      <w:r>
+        <w:rPr>
+          <w:rFonts w:ascii="Garamond" w:hAnsi="Garamond"/>
+          <w:sz w:val="20"/>
+        </w:rPr>
         <w:tab/>
       </w:r>
     </w:p>
@@ -32109,6 +32242,13 @@
           <w:sz w:val="20"/>
         </w:rPr>
         <w:tab/>
+      </w:r>
+      <w:r>
+        <w:rPr>
+          <w:rFonts w:ascii="Garamond" w:hAnsi="Garamond"/>
+          <w:sz w:val="20"/>
+        </w:rPr>
+        <w:t xml:space="preserve">{{ execution.witness_2_phone | optional }}</w:t>
       </w:r>
       <w:r>
         <w:rPr>

--- a/tools/aubreylaw-docgeneration/templates/design-summary-worksheet-separate.docx
+++ b/tools/aubreylaw-docgeneration/templates/design-summary-worksheet-separate.docx
@@ -4562,7 +4562,7 @@
           <w:rFonts w:ascii="Segoe UI Symbol" w:hAnsi="Segoe UI Symbol" w:cs="Segoe UI Symbol"/>
           <w:sz w:val="20"/>
         </w:rPr>
-        <w:t xml:space="preserve">☐</w:t>
+        <w:t xml:space="preserve">{% if trust.provisions.parent_child_relationship_definition == 'state_probate_code' %}☒{% else %}☐{% endif %}</w:t>
       </w:r>
       <w:r>
         <w:rPr>
@@ -4576,7 +4576,7 @@
           <w:rFonts w:ascii="Segoe UI Symbol" w:hAnsi="Segoe UI Symbol" w:cs="Segoe UI Symbol"/>
           <w:sz w:val="20"/>
         </w:rPr>
-        <w:t xml:space="preserve">☐</w:t>
+        <w:t xml:space="preserve">{% if trust.provisions.parent_child_relationship_definition == 'custom' %}☒{% else %}☐{% endif %}</w:t>
       </w:r>
       <w:r>
         <w:rPr>
@@ -28887,7 +28887,7 @@
           <w:rFonts w:ascii="Segoe UI Symbol" w:hAnsi="Segoe UI Symbol" w:cs="Segoe UI Symbol"/>
           <w:sz w:val="20"/>
         </w:rPr>
-        <w:t xml:space="preserve">☐</w:t>
+        <w:t xml:space="preserve">{% if will.executors_same_as_trustees %}☒{% else %}☐{% endif %}</w:t>
       </w:r>
       <w:r>
         <w:rPr>
@@ -28901,7 +28901,7 @@
           <w:rFonts w:ascii="Segoe UI Symbol" w:hAnsi="Segoe UI Symbol" w:cs="Segoe UI Symbol"/>
           <w:sz w:val="20"/>
         </w:rPr>
-        <w:t xml:space="preserve">☐</w:t>
+        <w:t xml:space="preserve">{% if not (will.executors_same_as_trustees) %}☒{% else %}☐{% endif %}</w:t>
       </w:r>
       <w:r>
         <w:rPr>
@@ -29289,7 +29289,7 @@
           <w:rFonts w:ascii="Segoe UI Symbol" w:hAnsi="Segoe UI Symbol" w:cs="Segoe UI Symbol"/>
           <w:sz w:val="20"/>
         </w:rPr>
-        <w:t xml:space="preserve">☐</w:t>
+        <w:t xml:space="preserve">{% if will.exercise_testamentary_power_of_appointment %}☒{% else %}☐{% endif %}</w:t>
       </w:r>
       <w:r>
         <w:rPr>
@@ -29303,7 +29303,7 @@
           <w:rFonts w:ascii="Segoe UI Symbol" w:hAnsi="Segoe UI Symbol" w:cs="Segoe UI Symbol"/>
           <w:sz w:val="20"/>
         </w:rPr>
-        <w:t xml:space="preserve">☐</w:t>
+        <w:t xml:space="preserve">{% if not (will.exercise_testamentary_power_of_appointment) %}☒{% else %}☐{% endif %}</w:t>
       </w:r>
       <w:r>
         <w:rPr>
@@ -29573,7 +29573,7 @@
           <w:rFonts w:ascii="Segoe UI Symbol" w:hAnsi="Segoe UI Symbol" w:cs="Segoe UI Symbol"/>
           <w:sz w:val="20"/>
         </w:rPr>
-        <w:t xml:space="preserve">☐</w:t>
+        <w:t xml:space="preserve">{% if will.spouse_executors_same_as_trustees %}☒{% else %}☐{% endif %}</w:t>
       </w:r>
       <w:r>
         <w:rPr>
@@ -29587,7 +29587,7 @@
           <w:rFonts w:ascii="Segoe UI Symbol" w:hAnsi="Segoe UI Symbol" w:cs="Segoe UI Symbol"/>
           <w:sz w:val="20"/>
         </w:rPr>
-        <w:t xml:space="preserve">☐</w:t>
+        <w:t xml:space="preserve">{% if not (will.spouse_executors_same_as_trustees) %}☒{% else %}☐{% endif %}</w:t>
       </w:r>
       <w:r>
         <w:rPr>
@@ -29975,7 +29975,7 @@
           <w:rFonts w:ascii="Segoe UI Symbol" w:hAnsi="Segoe UI Symbol" w:cs="Segoe UI Symbol"/>
           <w:sz w:val="20"/>
         </w:rPr>
-        <w:t xml:space="preserve">☐</w:t>
+        <w:t xml:space="preserve">{% if will.spouse_exercise_testamentary_power_of_appointment %}☒{% else %}☐{% endif %}</w:t>
       </w:r>
       <w:r>
         <w:rPr>
@@ -29989,7 +29989,7 @@
           <w:rFonts w:ascii="Segoe UI Symbol" w:hAnsi="Segoe UI Symbol" w:cs="Segoe UI Symbol"/>
           <w:sz w:val="20"/>
         </w:rPr>
-        <w:t xml:space="preserve">☐</w:t>
+        <w:t xml:space="preserve">{% if not (will.spouse_exercise_testamentary_power_of_appointment) %}☒{% else %}☐{% endif %}</w:t>
       </w:r>
       <w:r>
         <w:rPr>

--- a/tools/aubreylaw-docgeneration/templates/design-summary-worksheet-separate.docx
+++ b/tools/aubreylaw-docgeneration/templates/design-summary-worksheet-separate.docx
@@ -15353,7 +15353,7 @@
           <w:rFonts w:ascii="Segoe UI Symbol" w:hAnsi="Segoe UI Symbol" w:cs="Segoe UI Symbol"/>
           <w:sz w:val="20"/>
         </w:rPr>
-        <w:t xml:space="preserve">☐</w:t>
+        <w:t xml:space="preserve">{% if trust.spousal_funding == 'not_to_spouse' %}☒{% else %}☐{% endif %}</w:t>
       </w:r>
       <w:r>
         <w:rPr>
@@ -17169,7 +17169,7 @@
           <w:rFonts w:ascii="Segoe UI Symbol" w:hAnsi="Segoe UI Symbol" w:cs="Segoe UI Symbol"/>
           <w:sz w:val="20"/>
         </w:rPr>
-        <w:t xml:space="preserve">☐</w:t>
+        <w:t xml:space="preserve">{% if trust.spousal_funding == 'not_to_spouse' %}☒{% else %}☐{% endif %}</w:t>
       </w:r>
       <w:r>
         <w:rPr>
@@ -22713,7 +22713,7 @@
           <w:rFonts w:ascii="Segoe UI Symbol" w:hAnsi="Segoe UI Symbol" w:cs="Segoe UI Symbol"/>
           <w:sz w:val="20"/>
         </w:rPr>
-        <w:t xml:space="preserve">☐</w:t>
+        <w:t xml:space="preserve">{% if hcp_client_advance_other %}☒{% else %}☐{% endif %}</w:t>
       </w:r>
       <w:r>
         <w:rPr>
@@ -22721,6 +22721,109 @@
           <w:sz w:val="20"/>
         </w:rPr>
         <w:t xml:space="preserve"> Other / Custom Instructions</w:t>
+      </w:r>
+    </w:p>
+    <w:p>
+      <w:pPr>
+        <w:pStyle w:val="Paragraph0"/>
+        <w:keepNext/>
+        <w:spacing w:before="40"/>
+        <w:rPr>
+          <w:rFonts w:ascii="Garamond" w:hAnsi="Garamond"/>
+        </w:rPr>
+      </w:pPr>
+      <w:r>
+        <w:rPr>
+          <w:rFonts w:ascii="Garamond" w:hAnsi="Garamond"/>
+          <w:b/>
+          <w:sz w:val="20"/>
+        </w:rPr>
+        <w:t xml:space="preserve">Custom Instructions</w:t>
+      </w:r>
+    </w:p>
+    <w:p>
+      <w:pPr>
+        <w:pStyle w:val="TableParagraph"/>
+        <w:tabs>
+          <w:tab w:val="left" w:pos="4536"/>
+          <w:tab w:val="left" w:leader="underscore" w:pos="9360"/>
+        </w:tabs>
+        <w:rPr>
+          <w:rFonts w:ascii="Garamond" w:hAnsi="Garamond"/>
+        </w:rPr>
+      </w:pPr>
+      <w:r>
+        <w:rPr>
+          <w:rFonts w:ascii="Garamond" w:hAnsi="Garamond"/>
+          <w:sz w:val="20"/>
+        </w:rPr>
+        <w:tab/>
+      </w:r>
+      <w:r>
+        <w:rPr>
+          <w:rFonts w:ascii="Garamond" w:hAnsi="Garamond"/>
+          <w:sz w:val="20"/>
+        </w:rPr>
+        <w:t xml:space="preserve">{{ healthcare.client_advance_directive_other | optional }}</w:t>
+      </w:r>
+      <w:r>
+        <w:rPr>
+          <w:rFonts w:ascii="Garamond" w:hAnsi="Garamond"/>
+          <w:sz w:val="20"/>
+        </w:rPr>
+        <w:tab/>
+      </w:r>
+    </w:p>
+    <w:p>
+      <w:pPr>
+        <w:pStyle w:val="TableParagraph"/>
+        <w:tabs>
+          <w:tab w:val="left" w:pos="4536"/>
+          <w:tab w:val="left" w:leader="underscore" w:pos="9360"/>
+        </w:tabs>
+        <w:rPr>
+          <w:rFonts w:ascii="Garamond" w:hAnsi="Garamond"/>
+        </w:rPr>
+      </w:pPr>
+      <w:r>
+        <w:rPr>
+          <w:rFonts w:ascii="Garamond" w:hAnsi="Garamond"/>
+          <w:sz w:val="20"/>
+        </w:rPr>
+        <w:tab/>
+      </w:r>
+      <w:r>
+        <w:rPr>
+          <w:rFonts w:ascii="Garamond" w:hAnsi="Garamond"/>
+          <w:sz w:val="20"/>
+        </w:rPr>
+        <w:tab/>
+      </w:r>
+    </w:p>
+    <w:p>
+      <w:pPr>
+        <w:pStyle w:val="TableParagraph"/>
+        <w:tabs>
+          <w:tab w:val="left" w:pos="4536"/>
+          <w:tab w:val="left" w:leader="underscore" w:pos="9360"/>
+        </w:tabs>
+        <w:rPr>
+          <w:rFonts w:ascii="Garamond" w:hAnsi="Garamond"/>
+        </w:rPr>
+      </w:pPr>
+      <w:r>
+        <w:rPr>
+          <w:rFonts w:ascii="Garamond" w:hAnsi="Garamond"/>
+          <w:sz w:val="20"/>
+        </w:rPr>
+        <w:tab/>
+      </w:r>
+      <w:r>
+        <w:rPr>
+          <w:rFonts w:ascii="Garamond" w:hAnsi="Garamond"/>
+          <w:sz w:val="20"/>
+        </w:rPr>
+        <w:tab/>
       </w:r>
     </w:p>
     <w:p>
@@ -24409,7 +24512,7 @@
           <w:rFonts w:ascii="Segoe UI Symbol" w:hAnsi="Segoe UI Symbol" w:cs="Segoe UI Symbol"/>
           <w:sz w:val="20"/>
         </w:rPr>
-        <w:t xml:space="preserve">☐</w:t>
+        <w:t xml:space="preserve">{% if hcp_spouse_advance_other %}☒{% else %}☐{% endif %}</w:t>
       </w:r>
       <w:r>
         <w:rPr>
@@ -24417,6 +24520,109 @@
           <w:sz w:val="20"/>
         </w:rPr>
         <w:t xml:space="preserve"> Other / Custom Instructions</w:t>
+      </w:r>
+    </w:p>
+    <w:p>
+      <w:pPr>
+        <w:pStyle w:val="Paragraph0"/>
+        <w:keepNext/>
+        <w:spacing w:before="40"/>
+        <w:rPr>
+          <w:rFonts w:ascii="Garamond" w:hAnsi="Garamond"/>
+        </w:rPr>
+      </w:pPr>
+      <w:r>
+        <w:rPr>
+          <w:rFonts w:ascii="Garamond" w:hAnsi="Garamond"/>
+          <w:b/>
+          <w:sz w:val="20"/>
+        </w:rPr>
+        <w:t xml:space="preserve">Custom Instructions</w:t>
+      </w:r>
+    </w:p>
+    <w:p>
+      <w:pPr>
+        <w:pStyle w:val="TableParagraph"/>
+        <w:tabs>
+          <w:tab w:val="left" w:pos="4536"/>
+          <w:tab w:val="left" w:leader="underscore" w:pos="9360"/>
+        </w:tabs>
+        <w:rPr>
+          <w:rFonts w:ascii="Garamond" w:hAnsi="Garamond"/>
+        </w:rPr>
+      </w:pPr>
+      <w:r>
+        <w:rPr>
+          <w:rFonts w:ascii="Garamond" w:hAnsi="Garamond"/>
+          <w:sz w:val="20"/>
+        </w:rPr>
+        <w:tab/>
+      </w:r>
+      <w:r>
+        <w:rPr>
+          <w:rFonts w:ascii="Garamond" w:hAnsi="Garamond"/>
+          <w:sz w:val="20"/>
+        </w:rPr>
+        <w:t xml:space="preserve">{{ healthcare.spouse_advance_directive_other | optional }}</w:t>
+      </w:r>
+      <w:r>
+        <w:rPr>
+          <w:rFonts w:ascii="Garamond" w:hAnsi="Garamond"/>
+          <w:sz w:val="20"/>
+        </w:rPr>
+        <w:tab/>
+      </w:r>
+    </w:p>
+    <w:p>
+      <w:pPr>
+        <w:pStyle w:val="TableParagraph"/>
+        <w:tabs>
+          <w:tab w:val="left" w:pos="4536"/>
+          <w:tab w:val="left" w:leader="underscore" w:pos="9360"/>
+        </w:tabs>
+        <w:rPr>
+          <w:rFonts w:ascii="Garamond" w:hAnsi="Garamond"/>
+        </w:rPr>
+      </w:pPr>
+      <w:r>
+        <w:rPr>
+          <w:rFonts w:ascii="Garamond" w:hAnsi="Garamond"/>
+          <w:sz w:val="20"/>
+        </w:rPr>
+        <w:tab/>
+      </w:r>
+      <w:r>
+        <w:rPr>
+          <w:rFonts w:ascii="Garamond" w:hAnsi="Garamond"/>
+          <w:sz w:val="20"/>
+        </w:rPr>
+        <w:tab/>
+      </w:r>
+    </w:p>
+    <w:p>
+      <w:pPr>
+        <w:pStyle w:val="TableParagraph"/>
+        <w:tabs>
+          <w:tab w:val="left" w:pos="4536"/>
+          <w:tab w:val="left" w:leader="underscore" w:pos="9360"/>
+        </w:tabs>
+        <w:rPr>
+          <w:rFonts w:ascii="Garamond" w:hAnsi="Garamond"/>
+        </w:rPr>
+      </w:pPr>
+      <w:r>
+        <w:rPr>
+          <w:rFonts w:ascii="Garamond" w:hAnsi="Garamond"/>
+          <w:sz w:val="20"/>
+        </w:rPr>
+        <w:tab/>
+      </w:r>
+      <w:r>
+        <w:rPr>
+          <w:rFonts w:ascii="Garamond" w:hAnsi="Garamond"/>
+          <w:sz w:val="20"/>
+        </w:rPr>
+        <w:tab/>
       </w:r>
     </w:p>
     <w:p>
